--- a/pa/pa5/Test automation report.docx
+++ b/pa/pa5/Test automation report.docx
@@ -83,7 +83,7 @@
       </w:pPr>
       <w:sdt>
         <w:sdtPr>
-          <w:id w:val="360568396"/>
+          <w:id w:val="-988430677"/>
           <w:tag w:val="goog_rdk_0"/>
         </w:sdtPr>
         <w:sdtContent>
@@ -4285,12 +4285,12 @@
           <wp:inline distB="114300" distT="114300" distL="114300" distR="114300">
             <wp:extent cx="5943600" cy="3149600"/>
             <wp:effectExtent b="0" l="0" r="0" t="0"/>
-            <wp:docPr id="2" name="image1.png"/>
+            <wp:docPr id="3" name="image2.png"/>
             <a:graphic>
               <a:graphicData uri="http://schemas.openxmlformats.org/drawingml/2006/picture">
                 <pic:pic>
                   <pic:nvPicPr>
-                    <pic:cNvPr id="0" name="image1.png"/>
+                    <pic:cNvPr id="0" name="image2.png"/>
                     <pic:cNvPicPr preferRelativeResize="0"/>
                   </pic:nvPicPr>
                   <pic:blipFill>
@@ -8287,12 +8287,12 @@
           <wp:inline distB="114300" distT="114300" distL="114300" distR="114300">
             <wp:extent cx="5943600" cy="3162300"/>
             <wp:effectExtent b="0" l="0" r="0" t="0"/>
-            <wp:docPr id="1" name="image2.png"/>
+            <wp:docPr id="1" name="image1.png"/>
             <a:graphic>
               <a:graphicData uri="http://schemas.openxmlformats.org/drawingml/2006/picture">
                 <pic:pic>
                   <pic:nvPicPr>
-                    <pic:cNvPr id="0" name="image2.png"/>
+                    <pic:cNvPr id="0" name="image1.png"/>
                     <pic:cNvPicPr preferRelativeResize="0"/>
                   </pic:nvPicPr>
                   <pic:blipFill>
@@ -8625,6 +8625,3328 @@
     </w:p>
     <w:p>
       <w:pPr>
+        <w:shd w:fill="1e1f22" w:val="clear"/>
+        <w:spacing w:after="0" w:lineRule="auto"/>
+        <w:rPr>
+          <w:rFonts w:ascii="Consolas" w:cs="Consolas" w:eastAsia="Consolas" w:hAnsi="Consolas"/>
+          <w:color w:val="d9e8f7"/>
+          <w:sz w:val="20"/>
+          <w:szCs w:val="20"/>
+        </w:rPr>
+      </w:pPr>
+      <w:r>
+        <w:rPr>
+          <w:rFonts w:ascii="Consolas" w:cs="Consolas" w:eastAsia="Consolas" w:hAnsi="Consolas"/>
+          <w:color w:val="cc6c1d"/>
+          <w:sz w:val="20"/>
+          <w:szCs w:val="20"/>
+          <w:rtl w:val="0"/>
+        </w:rPr>
+        <w:t xml:space="preserve">import</w:t>
+      </w:r>
+      <w:r>
+        <w:rPr>
+          <w:rFonts w:ascii="Consolas" w:cs="Consolas" w:eastAsia="Consolas" w:hAnsi="Consolas"/>
+          <w:color w:val="cccccc"/>
+          <w:sz w:val="20"/>
+          <w:szCs w:val="20"/>
+          <w:rtl w:val="0"/>
+        </w:rPr>
+        <w:t xml:space="preserve"> </w:t>
+      </w:r>
+      <w:r>
+        <w:rPr>
+          <w:rFonts w:ascii="Consolas" w:cs="Consolas" w:eastAsia="Consolas" w:hAnsi="Consolas"/>
+          <w:color w:val="d9e8f7"/>
+          <w:sz w:val="20"/>
+          <w:szCs w:val="20"/>
+          <w:rtl w:val="0"/>
+        </w:rPr>
+        <w:t xml:space="preserve">com</w:t>
+      </w:r>
+      <w:r>
+        <w:rPr>
+          <w:rFonts w:ascii="Consolas" w:cs="Consolas" w:eastAsia="Consolas" w:hAnsi="Consolas"/>
+          <w:color w:val="e6e6fa"/>
+          <w:sz w:val="20"/>
+          <w:szCs w:val="20"/>
+          <w:rtl w:val="0"/>
+        </w:rPr>
+        <w:t xml:space="preserve">.</w:t>
+      </w:r>
+      <w:r>
+        <w:rPr>
+          <w:rFonts w:ascii="Consolas" w:cs="Consolas" w:eastAsia="Consolas" w:hAnsi="Consolas"/>
+          <w:color w:val="d9e8f7"/>
+          <w:sz w:val="20"/>
+          <w:szCs w:val="20"/>
+          <w:rtl w:val="0"/>
+        </w:rPr>
+        <w:t xml:space="preserve">kms</w:t>
+      </w:r>
+      <w:r>
+        <w:rPr>
+          <w:rFonts w:ascii="Consolas" w:cs="Consolas" w:eastAsia="Consolas" w:hAnsi="Consolas"/>
+          <w:color w:val="e6e6fa"/>
+          <w:sz w:val="20"/>
+          <w:szCs w:val="20"/>
+          <w:rtl w:val="0"/>
+        </w:rPr>
+        <w:t xml:space="preserve">.</w:t>
+      </w:r>
+      <w:r>
+        <w:rPr>
+          <w:rFonts w:ascii="Consolas" w:cs="Consolas" w:eastAsia="Consolas" w:hAnsi="Consolas"/>
+          <w:color w:val="d9e8f7"/>
+          <w:sz w:val="20"/>
+          <w:szCs w:val="20"/>
+          <w:rtl w:val="0"/>
+        </w:rPr>
+        <w:t xml:space="preserve">katalon</w:t>
+      </w:r>
+      <w:r>
+        <w:rPr>
+          <w:rFonts w:ascii="Consolas" w:cs="Consolas" w:eastAsia="Consolas" w:hAnsi="Consolas"/>
+          <w:color w:val="e6e6fa"/>
+          <w:sz w:val="20"/>
+          <w:szCs w:val="20"/>
+          <w:rtl w:val="0"/>
+        </w:rPr>
+        <w:t xml:space="preserve">.</w:t>
+      </w:r>
+      <w:r>
+        <w:rPr>
+          <w:rFonts w:ascii="Consolas" w:cs="Consolas" w:eastAsia="Consolas" w:hAnsi="Consolas"/>
+          <w:color w:val="d9e8f7"/>
+          <w:sz w:val="20"/>
+          <w:szCs w:val="20"/>
+          <w:rtl w:val="0"/>
+        </w:rPr>
+        <w:t xml:space="preserve">core</w:t>
+      </w:r>
+      <w:r>
+        <w:rPr>
+          <w:rFonts w:ascii="Consolas" w:cs="Consolas" w:eastAsia="Consolas" w:hAnsi="Consolas"/>
+          <w:color w:val="e6e6fa"/>
+          <w:sz w:val="20"/>
+          <w:szCs w:val="20"/>
+          <w:rtl w:val="0"/>
+        </w:rPr>
+        <w:t xml:space="preserve">.</w:t>
+      </w:r>
+      <w:r>
+        <w:rPr>
+          <w:rFonts w:ascii="Consolas" w:cs="Consolas" w:eastAsia="Consolas" w:hAnsi="Consolas"/>
+          <w:color w:val="d9e8f7"/>
+          <w:sz w:val="20"/>
+          <w:szCs w:val="20"/>
+          <w:rtl w:val="0"/>
+        </w:rPr>
+        <w:t xml:space="preserve">webui</w:t>
+      </w:r>
+      <w:r>
+        <w:rPr>
+          <w:rFonts w:ascii="Consolas" w:cs="Consolas" w:eastAsia="Consolas" w:hAnsi="Consolas"/>
+          <w:color w:val="e6e6fa"/>
+          <w:sz w:val="20"/>
+          <w:szCs w:val="20"/>
+          <w:rtl w:val="0"/>
+        </w:rPr>
+        <w:t xml:space="preserve">.</w:t>
+      </w:r>
+      <w:r>
+        <w:rPr>
+          <w:rFonts w:ascii="Consolas" w:cs="Consolas" w:eastAsia="Consolas" w:hAnsi="Consolas"/>
+          <w:color w:val="d9e8f7"/>
+          <w:sz w:val="20"/>
+          <w:szCs w:val="20"/>
+          <w:rtl w:val="0"/>
+        </w:rPr>
+        <w:t xml:space="preserve">keyword</w:t>
+      </w:r>
+      <w:r>
+        <w:rPr>
+          <w:rFonts w:ascii="Consolas" w:cs="Consolas" w:eastAsia="Consolas" w:hAnsi="Consolas"/>
+          <w:color w:val="e6e6fa"/>
+          <w:sz w:val="20"/>
+          <w:szCs w:val="20"/>
+          <w:rtl w:val="0"/>
+        </w:rPr>
+        <w:t xml:space="preserve">.</w:t>
+      </w:r>
+      <w:r>
+        <w:rPr>
+          <w:rFonts w:ascii="Consolas" w:cs="Consolas" w:eastAsia="Consolas" w:hAnsi="Consolas"/>
+          <w:color w:val="d9e8f7"/>
+          <w:sz w:val="20"/>
+          <w:szCs w:val="20"/>
+          <w:rtl w:val="0"/>
+        </w:rPr>
+        <w:t xml:space="preserve">WebUiBuiltInKeywords</w:t>
+      </w:r>
+      <w:r>
+        <w:rPr>
+          <w:rFonts w:ascii="Consolas" w:cs="Consolas" w:eastAsia="Consolas" w:hAnsi="Consolas"/>
+          <w:color w:val="cccccc"/>
+          <w:sz w:val="20"/>
+          <w:szCs w:val="20"/>
+          <w:rtl w:val="0"/>
+        </w:rPr>
+        <w:t xml:space="preserve"> </w:t>
+      </w:r>
+      <w:r>
+        <w:rPr>
+          <w:rFonts w:ascii="Consolas" w:cs="Consolas" w:eastAsia="Consolas" w:hAnsi="Consolas"/>
+          <w:color w:val="cc6c1d"/>
+          <w:sz w:val="20"/>
+          <w:szCs w:val="20"/>
+          <w:rtl w:val="0"/>
+        </w:rPr>
+        <w:t xml:space="preserve">as</w:t>
+      </w:r>
+      <w:r>
+        <w:rPr>
+          <w:rFonts w:ascii="Consolas" w:cs="Consolas" w:eastAsia="Consolas" w:hAnsi="Consolas"/>
+          <w:color w:val="cccccc"/>
+          <w:sz w:val="20"/>
+          <w:szCs w:val="20"/>
+          <w:rtl w:val="0"/>
+        </w:rPr>
+        <w:t xml:space="preserve"> </w:t>
+      </w:r>
+      <w:r>
+        <w:rPr>
+          <w:rFonts w:ascii="Consolas" w:cs="Consolas" w:eastAsia="Consolas" w:hAnsi="Consolas"/>
+          <w:color w:val="d9e8f7"/>
+          <w:sz w:val="20"/>
+          <w:szCs w:val="20"/>
+          <w:rtl w:val="0"/>
+        </w:rPr>
+        <w:t xml:space="preserve">WebUI</w:t>
+      </w:r>
+    </w:p>
+    <w:p>
+      <w:pPr>
+        <w:shd w:fill="1e1f22" w:val="clear"/>
+        <w:spacing w:after="0" w:lineRule="auto"/>
+        <w:rPr>
+          <w:rFonts w:ascii="Consolas" w:cs="Consolas" w:eastAsia="Consolas" w:hAnsi="Consolas"/>
+          <w:color w:val="d9e8f7"/>
+          <w:sz w:val="20"/>
+          <w:szCs w:val="20"/>
+        </w:rPr>
+      </w:pPr>
+      <w:r>
+        <w:rPr>
+          <w:rFonts w:ascii="Consolas" w:cs="Consolas" w:eastAsia="Consolas" w:hAnsi="Consolas"/>
+          <w:color w:val="cc6c1d"/>
+          <w:sz w:val="20"/>
+          <w:szCs w:val="20"/>
+          <w:rtl w:val="0"/>
+        </w:rPr>
+        <w:t xml:space="preserve">import</w:t>
+      </w:r>
+      <w:r>
+        <w:rPr>
+          <w:rFonts w:ascii="Consolas" w:cs="Consolas" w:eastAsia="Consolas" w:hAnsi="Consolas"/>
+          <w:color w:val="cccccc"/>
+          <w:sz w:val="20"/>
+          <w:szCs w:val="20"/>
+          <w:rtl w:val="0"/>
+        </w:rPr>
+        <w:t xml:space="preserve"> </w:t>
+      </w:r>
+      <w:r>
+        <w:rPr>
+          <w:rFonts w:ascii="Consolas" w:cs="Consolas" w:eastAsia="Consolas" w:hAnsi="Consolas"/>
+          <w:color w:val="d9e8f7"/>
+          <w:sz w:val="20"/>
+          <w:szCs w:val="20"/>
+          <w:rtl w:val="0"/>
+        </w:rPr>
+        <w:t xml:space="preserve">com</w:t>
+      </w:r>
+      <w:r>
+        <w:rPr>
+          <w:rFonts w:ascii="Consolas" w:cs="Consolas" w:eastAsia="Consolas" w:hAnsi="Consolas"/>
+          <w:color w:val="e6e6fa"/>
+          <w:sz w:val="20"/>
+          <w:szCs w:val="20"/>
+          <w:rtl w:val="0"/>
+        </w:rPr>
+        <w:t xml:space="preserve">.</w:t>
+      </w:r>
+      <w:r>
+        <w:rPr>
+          <w:rFonts w:ascii="Consolas" w:cs="Consolas" w:eastAsia="Consolas" w:hAnsi="Consolas"/>
+          <w:color w:val="d9e8f7"/>
+          <w:sz w:val="20"/>
+          <w:szCs w:val="20"/>
+          <w:rtl w:val="0"/>
+        </w:rPr>
+        <w:t xml:space="preserve">kms</w:t>
+      </w:r>
+      <w:r>
+        <w:rPr>
+          <w:rFonts w:ascii="Consolas" w:cs="Consolas" w:eastAsia="Consolas" w:hAnsi="Consolas"/>
+          <w:color w:val="e6e6fa"/>
+          <w:sz w:val="20"/>
+          <w:szCs w:val="20"/>
+          <w:rtl w:val="0"/>
+        </w:rPr>
+        <w:t xml:space="preserve">.</w:t>
+      </w:r>
+      <w:r>
+        <w:rPr>
+          <w:rFonts w:ascii="Consolas" w:cs="Consolas" w:eastAsia="Consolas" w:hAnsi="Consolas"/>
+          <w:color w:val="d9e8f7"/>
+          <w:sz w:val="20"/>
+          <w:szCs w:val="20"/>
+          <w:rtl w:val="0"/>
+        </w:rPr>
+        <w:t xml:space="preserve">katalon</w:t>
+      </w:r>
+      <w:r>
+        <w:rPr>
+          <w:rFonts w:ascii="Consolas" w:cs="Consolas" w:eastAsia="Consolas" w:hAnsi="Consolas"/>
+          <w:color w:val="e6e6fa"/>
+          <w:sz w:val="20"/>
+          <w:szCs w:val="20"/>
+          <w:rtl w:val="0"/>
+        </w:rPr>
+        <w:t xml:space="preserve">.</w:t>
+      </w:r>
+      <w:r>
+        <w:rPr>
+          <w:rFonts w:ascii="Consolas" w:cs="Consolas" w:eastAsia="Consolas" w:hAnsi="Consolas"/>
+          <w:color w:val="d9e8f7"/>
+          <w:sz w:val="20"/>
+          <w:szCs w:val="20"/>
+          <w:rtl w:val="0"/>
+        </w:rPr>
+        <w:t xml:space="preserve">core</w:t>
+      </w:r>
+      <w:r>
+        <w:rPr>
+          <w:rFonts w:ascii="Consolas" w:cs="Consolas" w:eastAsia="Consolas" w:hAnsi="Consolas"/>
+          <w:color w:val="e6e6fa"/>
+          <w:sz w:val="20"/>
+          <w:szCs w:val="20"/>
+          <w:rtl w:val="0"/>
+        </w:rPr>
+        <w:t xml:space="preserve">.</w:t>
+      </w:r>
+      <w:r>
+        <w:rPr>
+          <w:rFonts w:ascii="Consolas" w:cs="Consolas" w:eastAsia="Consolas" w:hAnsi="Consolas"/>
+          <w:color w:val="d9e8f7"/>
+          <w:sz w:val="20"/>
+          <w:szCs w:val="20"/>
+          <w:rtl w:val="0"/>
+        </w:rPr>
+        <w:t xml:space="preserve">mobile</w:t>
+      </w:r>
+      <w:r>
+        <w:rPr>
+          <w:rFonts w:ascii="Consolas" w:cs="Consolas" w:eastAsia="Consolas" w:hAnsi="Consolas"/>
+          <w:color w:val="e6e6fa"/>
+          <w:sz w:val="20"/>
+          <w:szCs w:val="20"/>
+          <w:rtl w:val="0"/>
+        </w:rPr>
+        <w:t xml:space="preserve">.</w:t>
+      </w:r>
+      <w:r>
+        <w:rPr>
+          <w:rFonts w:ascii="Consolas" w:cs="Consolas" w:eastAsia="Consolas" w:hAnsi="Consolas"/>
+          <w:color w:val="d9e8f7"/>
+          <w:sz w:val="20"/>
+          <w:szCs w:val="20"/>
+          <w:rtl w:val="0"/>
+        </w:rPr>
+        <w:t xml:space="preserve">keyword</w:t>
+      </w:r>
+      <w:r>
+        <w:rPr>
+          <w:rFonts w:ascii="Consolas" w:cs="Consolas" w:eastAsia="Consolas" w:hAnsi="Consolas"/>
+          <w:color w:val="e6e6fa"/>
+          <w:sz w:val="20"/>
+          <w:szCs w:val="20"/>
+          <w:rtl w:val="0"/>
+        </w:rPr>
+        <w:t xml:space="preserve">.</w:t>
+      </w:r>
+      <w:r>
+        <w:rPr>
+          <w:rFonts w:ascii="Consolas" w:cs="Consolas" w:eastAsia="Consolas" w:hAnsi="Consolas"/>
+          <w:color w:val="d9e8f7"/>
+          <w:sz w:val="20"/>
+          <w:szCs w:val="20"/>
+          <w:rtl w:val="0"/>
+        </w:rPr>
+        <w:t xml:space="preserve">MobileBuiltInKeywords</w:t>
+      </w:r>
+      <w:r>
+        <w:rPr>
+          <w:rFonts w:ascii="Consolas" w:cs="Consolas" w:eastAsia="Consolas" w:hAnsi="Consolas"/>
+          <w:color w:val="cccccc"/>
+          <w:sz w:val="20"/>
+          <w:szCs w:val="20"/>
+          <w:rtl w:val="0"/>
+        </w:rPr>
+        <w:t xml:space="preserve"> </w:t>
+      </w:r>
+      <w:r>
+        <w:rPr>
+          <w:rFonts w:ascii="Consolas" w:cs="Consolas" w:eastAsia="Consolas" w:hAnsi="Consolas"/>
+          <w:color w:val="cc6c1d"/>
+          <w:sz w:val="20"/>
+          <w:szCs w:val="20"/>
+          <w:rtl w:val="0"/>
+        </w:rPr>
+        <w:t xml:space="preserve">as</w:t>
+      </w:r>
+      <w:r>
+        <w:rPr>
+          <w:rFonts w:ascii="Consolas" w:cs="Consolas" w:eastAsia="Consolas" w:hAnsi="Consolas"/>
+          <w:color w:val="cccccc"/>
+          <w:sz w:val="20"/>
+          <w:szCs w:val="20"/>
+          <w:rtl w:val="0"/>
+        </w:rPr>
+        <w:t xml:space="preserve"> </w:t>
+      </w:r>
+      <w:r>
+        <w:rPr>
+          <w:rFonts w:ascii="Consolas" w:cs="Consolas" w:eastAsia="Consolas" w:hAnsi="Consolas"/>
+          <w:color w:val="d9e8f7"/>
+          <w:sz w:val="20"/>
+          <w:szCs w:val="20"/>
+          <w:rtl w:val="0"/>
+        </w:rPr>
+        <w:t xml:space="preserve">Mobile</w:t>
+      </w:r>
+    </w:p>
+    <w:p>
+      <w:pPr>
+        <w:shd w:fill="1e1f22" w:val="clear"/>
+        <w:spacing w:after="0" w:lineRule="auto"/>
+        <w:rPr>
+          <w:rFonts w:ascii="Consolas" w:cs="Consolas" w:eastAsia="Consolas" w:hAnsi="Consolas"/>
+          <w:color w:val="d9e8f7"/>
+          <w:sz w:val="20"/>
+          <w:szCs w:val="20"/>
+        </w:rPr>
+      </w:pPr>
+      <w:r>
+        <w:rPr>
+          <w:rFonts w:ascii="Consolas" w:cs="Consolas" w:eastAsia="Consolas" w:hAnsi="Consolas"/>
+          <w:color w:val="cc6c1d"/>
+          <w:sz w:val="20"/>
+          <w:szCs w:val="20"/>
+          <w:rtl w:val="0"/>
+        </w:rPr>
+        <w:t xml:space="preserve">import</w:t>
+      </w:r>
+      <w:r>
+        <w:rPr>
+          <w:rFonts w:ascii="Consolas" w:cs="Consolas" w:eastAsia="Consolas" w:hAnsi="Consolas"/>
+          <w:color w:val="cccccc"/>
+          <w:sz w:val="20"/>
+          <w:szCs w:val="20"/>
+          <w:rtl w:val="0"/>
+        </w:rPr>
+        <w:t xml:space="preserve"> </w:t>
+      </w:r>
+      <w:r>
+        <w:rPr>
+          <w:rFonts w:ascii="Consolas" w:cs="Consolas" w:eastAsia="Consolas" w:hAnsi="Consolas"/>
+          <w:color w:val="d9e8f7"/>
+          <w:sz w:val="20"/>
+          <w:szCs w:val="20"/>
+          <w:rtl w:val="0"/>
+        </w:rPr>
+        <w:t xml:space="preserve">com</w:t>
+      </w:r>
+      <w:r>
+        <w:rPr>
+          <w:rFonts w:ascii="Consolas" w:cs="Consolas" w:eastAsia="Consolas" w:hAnsi="Consolas"/>
+          <w:color w:val="e6e6fa"/>
+          <w:sz w:val="20"/>
+          <w:szCs w:val="20"/>
+          <w:rtl w:val="0"/>
+        </w:rPr>
+        <w:t xml:space="preserve">.</w:t>
+      </w:r>
+      <w:r>
+        <w:rPr>
+          <w:rFonts w:ascii="Consolas" w:cs="Consolas" w:eastAsia="Consolas" w:hAnsi="Consolas"/>
+          <w:color w:val="d9e8f7"/>
+          <w:sz w:val="20"/>
+          <w:szCs w:val="20"/>
+          <w:rtl w:val="0"/>
+        </w:rPr>
+        <w:t xml:space="preserve">kms</w:t>
+      </w:r>
+      <w:r>
+        <w:rPr>
+          <w:rFonts w:ascii="Consolas" w:cs="Consolas" w:eastAsia="Consolas" w:hAnsi="Consolas"/>
+          <w:color w:val="e6e6fa"/>
+          <w:sz w:val="20"/>
+          <w:szCs w:val="20"/>
+          <w:rtl w:val="0"/>
+        </w:rPr>
+        <w:t xml:space="preserve">.</w:t>
+      </w:r>
+      <w:r>
+        <w:rPr>
+          <w:rFonts w:ascii="Consolas" w:cs="Consolas" w:eastAsia="Consolas" w:hAnsi="Consolas"/>
+          <w:color w:val="d9e8f7"/>
+          <w:sz w:val="20"/>
+          <w:szCs w:val="20"/>
+          <w:rtl w:val="0"/>
+        </w:rPr>
+        <w:t xml:space="preserve">katalon</w:t>
+      </w:r>
+      <w:r>
+        <w:rPr>
+          <w:rFonts w:ascii="Consolas" w:cs="Consolas" w:eastAsia="Consolas" w:hAnsi="Consolas"/>
+          <w:color w:val="e6e6fa"/>
+          <w:sz w:val="20"/>
+          <w:szCs w:val="20"/>
+          <w:rtl w:val="0"/>
+        </w:rPr>
+        <w:t xml:space="preserve">.</w:t>
+      </w:r>
+      <w:r>
+        <w:rPr>
+          <w:rFonts w:ascii="Consolas" w:cs="Consolas" w:eastAsia="Consolas" w:hAnsi="Consolas"/>
+          <w:color w:val="d9e8f7"/>
+          <w:sz w:val="20"/>
+          <w:szCs w:val="20"/>
+          <w:rtl w:val="0"/>
+        </w:rPr>
+        <w:t xml:space="preserve">core</w:t>
+      </w:r>
+      <w:r>
+        <w:rPr>
+          <w:rFonts w:ascii="Consolas" w:cs="Consolas" w:eastAsia="Consolas" w:hAnsi="Consolas"/>
+          <w:color w:val="e6e6fa"/>
+          <w:sz w:val="20"/>
+          <w:szCs w:val="20"/>
+          <w:rtl w:val="0"/>
+        </w:rPr>
+        <w:t xml:space="preserve">.</w:t>
+      </w:r>
+      <w:r>
+        <w:rPr>
+          <w:rFonts w:ascii="Consolas" w:cs="Consolas" w:eastAsia="Consolas" w:hAnsi="Consolas"/>
+          <w:color w:val="d9e8f7"/>
+          <w:sz w:val="20"/>
+          <w:szCs w:val="20"/>
+          <w:rtl w:val="0"/>
+        </w:rPr>
+        <w:t xml:space="preserve">cucumber</w:t>
+      </w:r>
+      <w:r>
+        <w:rPr>
+          <w:rFonts w:ascii="Consolas" w:cs="Consolas" w:eastAsia="Consolas" w:hAnsi="Consolas"/>
+          <w:color w:val="e6e6fa"/>
+          <w:sz w:val="20"/>
+          <w:szCs w:val="20"/>
+          <w:rtl w:val="0"/>
+        </w:rPr>
+        <w:t xml:space="preserve">.</w:t>
+      </w:r>
+      <w:r>
+        <w:rPr>
+          <w:rFonts w:ascii="Consolas" w:cs="Consolas" w:eastAsia="Consolas" w:hAnsi="Consolas"/>
+          <w:color w:val="d9e8f7"/>
+          <w:sz w:val="20"/>
+          <w:szCs w:val="20"/>
+          <w:rtl w:val="0"/>
+        </w:rPr>
+        <w:t xml:space="preserve">keyword</w:t>
+      </w:r>
+      <w:r>
+        <w:rPr>
+          <w:rFonts w:ascii="Consolas" w:cs="Consolas" w:eastAsia="Consolas" w:hAnsi="Consolas"/>
+          <w:color w:val="e6e6fa"/>
+          <w:sz w:val="20"/>
+          <w:szCs w:val="20"/>
+          <w:rtl w:val="0"/>
+        </w:rPr>
+        <w:t xml:space="preserve">.</w:t>
+      </w:r>
+      <w:r>
+        <w:rPr>
+          <w:rFonts w:ascii="Consolas" w:cs="Consolas" w:eastAsia="Consolas" w:hAnsi="Consolas"/>
+          <w:color w:val="d9e8f7"/>
+          <w:sz w:val="20"/>
+          <w:szCs w:val="20"/>
+          <w:rtl w:val="0"/>
+        </w:rPr>
+        <w:t xml:space="preserve">CucumberBuiltinKeywords</w:t>
+      </w:r>
+      <w:r>
+        <w:rPr>
+          <w:rFonts w:ascii="Consolas" w:cs="Consolas" w:eastAsia="Consolas" w:hAnsi="Consolas"/>
+          <w:color w:val="cccccc"/>
+          <w:sz w:val="20"/>
+          <w:szCs w:val="20"/>
+          <w:rtl w:val="0"/>
+        </w:rPr>
+        <w:t xml:space="preserve"> </w:t>
+      </w:r>
+      <w:r>
+        <w:rPr>
+          <w:rFonts w:ascii="Consolas" w:cs="Consolas" w:eastAsia="Consolas" w:hAnsi="Consolas"/>
+          <w:color w:val="cc6c1d"/>
+          <w:sz w:val="20"/>
+          <w:szCs w:val="20"/>
+          <w:rtl w:val="0"/>
+        </w:rPr>
+        <w:t xml:space="preserve">as</w:t>
+      </w:r>
+      <w:r>
+        <w:rPr>
+          <w:rFonts w:ascii="Consolas" w:cs="Consolas" w:eastAsia="Consolas" w:hAnsi="Consolas"/>
+          <w:color w:val="cccccc"/>
+          <w:sz w:val="20"/>
+          <w:szCs w:val="20"/>
+          <w:rtl w:val="0"/>
+        </w:rPr>
+        <w:t xml:space="preserve"> </w:t>
+      </w:r>
+      <w:r>
+        <w:rPr>
+          <w:rFonts w:ascii="Consolas" w:cs="Consolas" w:eastAsia="Consolas" w:hAnsi="Consolas"/>
+          <w:color w:val="d9e8f7"/>
+          <w:sz w:val="20"/>
+          <w:szCs w:val="20"/>
+          <w:rtl w:val="0"/>
+        </w:rPr>
+        <w:t xml:space="preserve">CucumberKW</w:t>
+      </w:r>
+    </w:p>
+    <w:p>
+      <w:pPr>
+        <w:shd w:fill="1e1f22" w:val="clear"/>
+        <w:spacing w:after="0" w:lineRule="auto"/>
+        <w:rPr>
+          <w:rFonts w:ascii="Consolas" w:cs="Consolas" w:eastAsia="Consolas" w:hAnsi="Consolas"/>
+          <w:color w:val="d9e8f7"/>
+          <w:sz w:val="20"/>
+          <w:szCs w:val="20"/>
+        </w:rPr>
+      </w:pPr>
+      <w:r>
+        <w:rPr>
+          <w:rFonts w:ascii="Consolas" w:cs="Consolas" w:eastAsia="Consolas" w:hAnsi="Consolas"/>
+          <w:color w:val="cc6c1d"/>
+          <w:sz w:val="20"/>
+          <w:szCs w:val="20"/>
+          <w:rtl w:val="0"/>
+        </w:rPr>
+        <w:t xml:space="preserve">import</w:t>
+      </w:r>
+      <w:r>
+        <w:rPr>
+          <w:rFonts w:ascii="Consolas" w:cs="Consolas" w:eastAsia="Consolas" w:hAnsi="Consolas"/>
+          <w:color w:val="cccccc"/>
+          <w:sz w:val="20"/>
+          <w:szCs w:val="20"/>
+          <w:rtl w:val="0"/>
+        </w:rPr>
+        <w:t xml:space="preserve"> </w:t>
+      </w:r>
+      <w:r>
+        <w:rPr>
+          <w:rFonts w:ascii="Consolas" w:cs="Consolas" w:eastAsia="Consolas" w:hAnsi="Consolas"/>
+          <w:color w:val="d9e8f7"/>
+          <w:sz w:val="20"/>
+          <w:szCs w:val="20"/>
+          <w:rtl w:val="0"/>
+        </w:rPr>
+        <w:t xml:space="preserve">com</w:t>
+      </w:r>
+      <w:r>
+        <w:rPr>
+          <w:rFonts w:ascii="Consolas" w:cs="Consolas" w:eastAsia="Consolas" w:hAnsi="Consolas"/>
+          <w:color w:val="e6e6fa"/>
+          <w:sz w:val="20"/>
+          <w:szCs w:val="20"/>
+          <w:rtl w:val="0"/>
+        </w:rPr>
+        <w:t xml:space="preserve">.</w:t>
+      </w:r>
+      <w:r>
+        <w:rPr>
+          <w:rFonts w:ascii="Consolas" w:cs="Consolas" w:eastAsia="Consolas" w:hAnsi="Consolas"/>
+          <w:color w:val="d9e8f7"/>
+          <w:sz w:val="20"/>
+          <w:szCs w:val="20"/>
+          <w:rtl w:val="0"/>
+        </w:rPr>
+        <w:t xml:space="preserve">kms</w:t>
+      </w:r>
+      <w:r>
+        <w:rPr>
+          <w:rFonts w:ascii="Consolas" w:cs="Consolas" w:eastAsia="Consolas" w:hAnsi="Consolas"/>
+          <w:color w:val="e6e6fa"/>
+          <w:sz w:val="20"/>
+          <w:szCs w:val="20"/>
+          <w:rtl w:val="0"/>
+        </w:rPr>
+        <w:t xml:space="preserve">.</w:t>
+      </w:r>
+      <w:r>
+        <w:rPr>
+          <w:rFonts w:ascii="Consolas" w:cs="Consolas" w:eastAsia="Consolas" w:hAnsi="Consolas"/>
+          <w:color w:val="d9e8f7"/>
+          <w:sz w:val="20"/>
+          <w:szCs w:val="20"/>
+          <w:rtl w:val="0"/>
+        </w:rPr>
+        <w:t xml:space="preserve">katalon</w:t>
+      </w:r>
+      <w:r>
+        <w:rPr>
+          <w:rFonts w:ascii="Consolas" w:cs="Consolas" w:eastAsia="Consolas" w:hAnsi="Consolas"/>
+          <w:color w:val="e6e6fa"/>
+          <w:sz w:val="20"/>
+          <w:szCs w:val="20"/>
+          <w:rtl w:val="0"/>
+        </w:rPr>
+        <w:t xml:space="preserve">.</w:t>
+      </w:r>
+      <w:r>
+        <w:rPr>
+          <w:rFonts w:ascii="Consolas" w:cs="Consolas" w:eastAsia="Consolas" w:hAnsi="Consolas"/>
+          <w:color w:val="d9e8f7"/>
+          <w:sz w:val="20"/>
+          <w:szCs w:val="20"/>
+          <w:rtl w:val="0"/>
+        </w:rPr>
+        <w:t xml:space="preserve">core</w:t>
+      </w:r>
+      <w:r>
+        <w:rPr>
+          <w:rFonts w:ascii="Consolas" w:cs="Consolas" w:eastAsia="Consolas" w:hAnsi="Consolas"/>
+          <w:color w:val="e6e6fa"/>
+          <w:sz w:val="20"/>
+          <w:szCs w:val="20"/>
+          <w:rtl w:val="0"/>
+        </w:rPr>
+        <w:t xml:space="preserve">.</w:t>
+      </w:r>
+      <w:r>
+        <w:rPr>
+          <w:rFonts w:ascii="Consolas" w:cs="Consolas" w:eastAsia="Consolas" w:hAnsi="Consolas"/>
+          <w:color w:val="d9e8f7"/>
+          <w:sz w:val="20"/>
+          <w:szCs w:val="20"/>
+          <w:rtl w:val="0"/>
+        </w:rPr>
+        <w:t xml:space="preserve">webservice</w:t>
+      </w:r>
+      <w:r>
+        <w:rPr>
+          <w:rFonts w:ascii="Consolas" w:cs="Consolas" w:eastAsia="Consolas" w:hAnsi="Consolas"/>
+          <w:color w:val="e6e6fa"/>
+          <w:sz w:val="20"/>
+          <w:szCs w:val="20"/>
+          <w:rtl w:val="0"/>
+        </w:rPr>
+        <w:t xml:space="preserve">.</w:t>
+      </w:r>
+      <w:r>
+        <w:rPr>
+          <w:rFonts w:ascii="Consolas" w:cs="Consolas" w:eastAsia="Consolas" w:hAnsi="Consolas"/>
+          <w:color w:val="d9e8f7"/>
+          <w:sz w:val="20"/>
+          <w:szCs w:val="20"/>
+          <w:rtl w:val="0"/>
+        </w:rPr>
+        <w:t xml:space="preserve">keyword</w:t>
+      </w:r>
+      <w:r>
+        <w:rPr>
+          <w:rFonts w:ascii="Consolas" w:cs="Consolas" w:eastAsia="Consolas" w:hAnsi="Consolas"/>
+          <w:color w:val="e6e6fa"/>
+          <w:sz w:val="20"/>
+          <w:szCs w:val="20"/>
+          <w:rtl w:val="0"/>
+        </w:rPr>
+        <w:t xml:space="preserve">.</w:t>
+      </w:r>
+      <w:r>
+        <w:rPr>
+          <w:rFonts w:ascii="Consolas" w:cs="Consolas" w:eastAsia="Consolas" w:hAnsi="Consolas"/>
+          <w:color w:val="d9e8f7"/>
+          <w:sz w:val="20"/>
+          <w:szCs w:val="20"/>
+          <w:rtl w:val="0"/>
+        </w:rPr>
+        <w:t xml:space="preserve">WSBuiltInKeywords</w:t>
+      </w:r>
+      <w:r>
+        <w:rPr>
+          <w:rFonts w:ascii="Consolas" w:cs="Consolas" w:eastAsia="Consolas" w:hAnsi="Consolas"/>
+          <w:color w:val="cccccc"/>
+          <w:sz w:val="20"/>
+          <w:szCs w:val="20"/>
+          <w:rtl w:val="0"/>
+        </w:rPr>
+        <w:t xml:space="preserve"> </w:t>
+      </w:r>
+      <w:r>
+        <w:rPr>
+          <w:rFonts w:ascii="Consolas" w:cs="Consolas" w:eastAsia="Consolas" w:hAnsi="Consolas"/>
+          <w:color w:val="cc6c1d"/>
+          <w:sz w:val="20"/>
+          <w:szCs w:val="20"/>
+          <w:rtl w:val="0"/>
+        </w:rPr>
+        <w:t xml:space="preserve">as</w:t>
+      </w:r>
+      <w:r>
+        <w:rPr>
+          <w:rFonts w:ascii="Consolas" w:cs="Consolas" w:eastAsia="Consolas" w:hAnsi="Consolas"/>
+          <w:color w:val="cccccc"/>
+          <w:sz w:val="20"/>
+          <w:szCs w:val="20"/>
+          <w:rtl w:val="0"/>
+        </w:rPr>
+        <w:t xml:space="preserve"> </w:t>
+      </w:r>
+      <w:r>
+        <w:rPr>
+          <w:rFonts w:ascii="Consolas" w:cs="Consolas" w:eastAsia="Consolas" w:hAnsi="Consolas"/>
+          <w:color w:val="d9e8f7"/>
+          <w:sz w:val="20"/>
+          <w:szCs w:val="20"/>
+          <w:rtl w:val="0"/>
+        </w:rPr>
+        <w:t xml:space="preserve">WS</w:t>
+      </w:r>
+    </w:p>
+    <w:p>
+      <w:pPr>
+        <w:shd w:fill="1e1f22" w:val="clear"/>
+        <w:spacing w:after="0" w:lineRule="auto"/>
+        <w:rPr>
+          <w:rFonts w:ascii="Consolas" w:cs="Consolas" w:eastAsia="Consolas" w:hAnsi="Consolas"/>
+          <w:color w:val="d9e8f7"/>
+          <w:sz w:val="20"/>
+          <w:szCs w:val="20"/>
+        </w:rPr>
+      </w:pPr>
+      <w:r>
+        <w:rPr>
+          <w:rFonts w:ascii="Consolas" w:cs="Consolas" w:eastAsia="Consolas" w:hAnsi="Consolas"/>
+          <w:color w:val="cc6c1d"/>
+          <w:sz w:val="20"/>
+          <w:szCs w:val="20"/>
+          <w:rtl w:val="0"/>
+        </w:rPr>
+        <w:t xml:space="preserve">import</w:t>
+      </w:r>
+      <w:r>
+        <w:rPr>
+          <w:rFonts w:ascii="Consolas" w:cs="Consolas" w:eastAsia="Consolas" w:hAnsi="Consolas"/>
+          <w:color w:val="cccccc"/>
+          <w:sz w:val="20"/>
+          <w:szCs w:val="20"/>
+          <w:rtl w:val="0"/>
+        </w:rPr>
+        <w:t xml:space="preserve"> </w:t>
+      </w:r>
+      <w:r>
+        <w:rPr>
+          <w:rFonts w:ascii="Consolas" w:cs="Consolas" w:eastAsia="Consolas" w:hAnsi="Consolas"/>
+          <w:color w:val="d9e8f7"/>
+          <w:sz w:val="20"/>
+          <w:szCs w:val="20"/>
+          <w:rtl w:val="0"/>
+        </w:rPr>
+        <w:t xml:space="preserve">com</w:t>
+      </w:r>
+      <w:r>
+        <w:rPr>
+          <w:rFonts w:ascii="Consolas" w:cs="Consolas" w:eastAsia="Consolas" w:hAnsi="Consolas"/>
+          <w:color w:val="e6e6fa"/>
+          <w:sz w:val="20"/>
+          <w:szCs w:val="20"/>
+          <w:rtl w:val="0"/>
+        </w:rPr>
+        <w:t xml:space="preserve">.</w:t>
+      </w:r>
+      <w:r>
+        <w:rPr>
+          <w:rFonts w:ascii="Consolas" w:cs="Consolas" w:eastAsia="Consolas" w:hAnsi="Consolas"/>
+          <w:color w:val="d9e8f7"/>
+          <w:sz w:val="20"/>
+          <w:szCs w:val="20"/>
+          <w:rtl w:val="0"/>
+        </w:rPr>
+        <w:t xml:space="preserve">kms</w:t>
+      </w:r>
+      <w:r>
+        <w:rPr>
+          <w:rFonts w:ascii="Consolas" w:cs="Consolas" w:eastAsia="Consolas" w:hAnsi="Consolas"/>
+          <w:color w:val="e6e6fa"/>
+          <w:sz w:val="20"/>
+          <w:szCs w:val="20"/>
+          <w:rtl w:val="0"/>
+        </w:rPr>
+        <w:t xml:space="preserve">.</w:t>
+      </w:r>
+      <w:r>
+        <w:rPr>
+          <w:rFonts w:ascii="Consolas" w:cs="Consolas" w:eastAsia="Consolas" w:hAnsi="Consolas"/>
+          <w:color w:val="d9e8f7"/>
+          <w:sz w:val="20"/>
+          <w:szCs w:val="20"/>
+          <w:rtl w:val="0"/>
+        </w:rPr>
+        <w:t xml:space="preserve">katalon</w:t>
+      </w:r>
+      <w:r>
+        <w:rPr>
+          <w:rFonts w:ascii="Consolas" w:cs="Consolas" w:eastAsia="Consolas" w:hAnsi="Consolas"/>
+          <w:color w:val="e6e6fa"/>
+          <w:sz w:val="20"/>
+          <w:szCs w:val="20"/>
+          <w:rtl w:val="0"/>
+        </w:rPr>
+        <w:t xml:space="preserve">.</w:t>
+      </w:r>
+      <w:r>
+        <w:rPr>
+          <w:rFonts w:ascii="Consolas" w:cs="Consolas" w:eastAsia="Consolas" w:hAnsi="Consolas"/>
+          <w:color w:val="d9e8f7"/>
+          <w:sz w:val="20"/>
+          <w:szCs w:val="20"/>
+          <w:rtl w:val="0"/>
+        </w:rPr>
+        <w:t xml:space="preserve">core</w:t>
+      </w:r>
+      <w:r>
+        <w:rPr>
+          <w:rFonts w:ascii="Consolas" w:cs="Consolas" w:eastAsia="Consolas" w:hAnsi="Consolas"/>
+          <w:color w:val="e6e6fa"/>
+          <w:sz w:val="20"/>
+          <w:szCs w:val="20"/>
+          <w:rtl w:val="0"/>
+        </w:rPr>
+        <w:t xml:space="preserve">.</w:t>
+      </w:r>
+      <w:r>
+        <w:rPr>
+          <w:rFonts w:ascii="Consolas" w:cs="Consolas" w:eastAsia="Consolas" w:hAnsi="Consolas"/>
+          <w:color w:val="d9e8f7"/>
+          <w:sz w:val="20"/>
+          <w:szCs w:val="20"/>
+          <w:rtl w:val="0"/>
+        </w:rPr>
+        <w:t xml:space="preserve">windows</w:t>
+      </w:r>
+      <w:r>
+        <w:rPr>
+          <w:rFonts w:ascii="Consolas" w:cs="Consolas" w:eastAsia="Consolas" w:hAnsi="Consolas"/>
+          <w:color w:val="e6e6fa"/>
+          <w:sz w:val="20"/>
+          <w:szCs w:val="20"/>
+          <w:rtl w:val="0"/>
+        </w:rPr>
+        <w:t xml:space="preserve">.</w:t>
+      </w:r>
+      <w:r>
+        <w:rPr>
+          <w:rFonts w:ascii="Consolas" w:cs="Consolas" w:eastAsia="Consolas" w:hAnsi="Consolas"/>
+          <w:color w:val="d9e8f7"/>
+          <w:sz w:val="20"/>
+          <w:szCs w:val="20"/>
+          <w:rtl w:val="0"/>
+        </w:rPr>
+        <w:t xml:space="preserve">keyword</w:t>
+      </w:r>
+      <w:r>
+        <w:rPr>
+          <w:rFonts w:ascii="Consolas" w:cs="Consolas" w:eastAsia="Consolas" w:hAnsi="Consolas"/>
+          <w:color w:val="e6e6fa"/>
+          <w:sz w:val="20"/>
+          <w:szCs w:val="20"/>
+          <w:rtl w:val="0"/>
+        </w:rPr>
+        <w:t xml:space="preserve">.</w:t>
+      </w:r>
+      <w:r>
+        <w:rPr>
+          <w:rFonts w:ascii="Consolas" w:cs="Consolas" w:eastAsia="Consolas" w:hAnsi="Consolas"/>
+          <w:color w:val="d9e8f7"/>
+          <w:sz w:val="20"/>
+          <w:szCs w:val="20"/>
+          <w:rtl w:val="0"/>
+        </w:rPr>
+        <w:t xml:space="preserve">WindowsBuiltinKeywords</w:t>
+      </w:r>
+      <w:r>
+        <w:rPr>
+          <w:rFonts w:ascii="Consolas" w:cs="Consolas" w:eastAsia="Consolas" w:hAnsi="Consolas"/>
+          <w:color w:val="cccccc"/>
+          <w:sz w:val="20"/>
+          <w:szCs w:val="20"/>
+          <w:rtl w:val="0"/>
+        </w:rPr>
+        <w:t xml:space="preserve"> </w:t>
+      </w:r>
+      <w:r>
+        <w:rPr>
+          <w:rFonts w:ascii="Consolas" w:cs="Consolas" w:eastAsia="Consolas" w:hAnsi="Consolas"/>
+          <w:color w:val="cc6c1d"/>
+          <w:sz w:val="20"/>
+          <w:szCs w:val="20"/>
+          <w:rtl w:val="0"/>
+        </w:rPr>
+        <w:t xml:space="preserve">as</w:t>
+      </w:r>
+      <w:r>
+        <w:rPr>
+          <w:rFonts w:ascii="Consolas" w:cs="Consolas" w:eastAsia="Consolas" w:hAnsi="Consolas"/>
+          <w:color w:val="cccccc"/>
+          <w:sz w:val="20"/>
+          <w:szCs w:val="20"/>
+          <w:rtl w:val="0"/>
+        </w:rPr>
+        <w:t xml:space="preserve"> </w:t>
+      </w:r>
+      <w:r>
+        <w:rPr>
+          <w:rFonts w:ascii="Consolas" w:cs="Consolas" w:eastAsia="Consolas" w:hAnsi="Consolas"/>
+          <w:color w:val="d9e8f7"/>
+          <w:sz w:val="20"/>
+          <w:szCs w:val="20"/>
+          <w:rtl w:val="0"/>
+        </w:rPr>
+        <w:t xml:space="preserve">Windows</w:t>
+      </w:r>
+    </w:p>
+    <w:p>
+      <w:pPr>
+        <w:shd w:fill="1e1f22" w:val="clear"/>
+        <w:spacing w:after="0" w:lineRule="auto"/>
+        <w:rPr>
+          <w:rFonts w:ascii="Consolas" w:cs="Consolas" w:eastAsia="Consolas" w:hAnsi="Consolas"/>
+          <w:i w:val="1"/>
+          <w:iCs w:val="1"/>
+          <w:color w:val="96ec3f"/>
+          <w:sz w:val="20"/>
+          <w:szCs w:val="20"/>
+        </w:rPr>
+      </w:pPr>
+      <w:r>
+        <w:rPr>
+          <w:rFonts w:ascii="Consolas" w:cs="Consolas" w:eastAsia="Consolas" w:hAnsi="Consolas"/>
+          <w:color w:val="cc6c1d"/>
+          <w:sz w:val="20"/>
+          <w:szCs w:val="20"/>
+          <w:rtl w:val="0"/>
+        </w:rPr>
+        <w:t xml:space="preserve">import</w:t>
+      </w:r>
+      <w:r>
+        <w:rPr>
+          <w:rFonts w:ascii="Consolas" w:cs="Consolas" w:eastAsia="Consolas" w:hAnsi="Consolas"/>
+          <w:color w:val="cccccc"/>
+          <w:sz w:val="20"/>
+          <w:szCs w:val="20"/>
+          <w:rtl w:val="0"/>
+        </w:rPr>
+        <w:t xml:space="preserve"> </w:t>
+      </w:r>
+      <w:r>
+        <w:rPr>
+          <w:rFonts w:ascii="Consolas" w:cs="Consolas" w:eastAsia="Consolas" w:hAnsi="Consolas"/>
+          <w:color w:val="cc6c1d"/>
+          <w:sz w:val="20"/>
+          <w:szCs w:val="20"/>
+          <w:rtl w:val="0"/>
+        </w:rPr>
+        <w:t xml:space="preserve">static</w:t>
+      </w:r>
+      <w:r>
+        <w:rPr>
+          <w:rFonts w:ascii="Consolas" w:cs="Consolas" w:eastAsia="Consolas" w:hAnsi="Consolas"/>
+          <w:color w:val="cccccc"/>
+          <w:sz w:val="20"/>
+          <w:szCs w:val="20"/>
+          <w:rtl w:val="0"/>
+        </w:rPr>
+        <w:t xml:space="preserve"> </w:t>
+      </w:r>
+      <w:r>
+        <w:rPr>
+          <w:rFonts w:ascii="Consolas" w:cs="Consolas" w:eastAsia="Consolas" w:hAnsi="Consolas"/>
+          <w:color w:val="d9e8f7"/>
+          <w:sz w:val="20"/>
+          <w:szCs w:val="20"/>
+          <w:rtl w:val="0"/>
+        </w:rPr>
+        <w:t xml:space="preserve">com</w:t>
+      </w:r>
+      <w:r>
+        <w:rPr>
+          <w:rFonts w:ascii="Consolas" w:cs="Consolas" w:eastAsia="Consolas" w:hAnsi="Consolas"/>
+          <w:color w:val="e6e6fa"/>
+          <w:sz w:val="20"/>
+          <w:szCs w:val="20"/>
+          <w:rtl w:val="0"/>
+        </w:rPr>
+        <w:t xml:space="preserve">.</w:t>
+      </w:r>
+      <w:r>
+        <w:rPr>
+          <w:rFonts w:ascii="Consolas" w:cs="Consolas" w:eastAsia="Consolas" w:hAnsi="Consolas"/>
+          <w:color w:val="d9e8f7"/>
+          <w:sz w:val="20"/>
+          <w:szCs w:val="20"/>
+          <w:rtl w:val="0"/>
+        </w:rPr>
+        <w:t xml:space="preserve">kms</w:t>
+      </w:r>
+      <w:r>
+        <w:rPr>
+          <w:rFonts w:ascii="Consolas" w:cs="Consolas" w:eastAsia="Consolas" w:hAnsi="Consolas"/>
+          <w:color w:val="e6e6fa"/>
+          <w:sz w:val="20"/>
+          <w:szCs w:val="20"/>
+          <w:rtl w:val="0"/>
+        </w:rPr>
+        <w:t xml:space="preserve">.</w:t>
+      </w:r>
+      <w:r>
+        <w:rPr>
+          <w:rFonts w:ascii="Consolas" w:cs="Consolas" w:eastAsia="Consolas" w:hAnsi="Consolas"/>
+          <w:color w:val="d9e8f7"/>
+          <w:sz w:val="20"/>
+          <w:szCs w:val="20"/>
+          <w:rtl w:val="0"/>
+        </w:rPr>
+        <w:t xml:space="preserve">katalon</w:t>
+      </w:r>
+      <w:r>
+        <w:rPr>
+          <w:rFonts w:ascii="Consolas" w:cs="Consolas" w:eastAsia="Consolas" w:hAnsi="Consolas"/>
+          <w:color w:val="e6e6fa"/>
+          <w:sz w:val="20"/>
+          <w:szCs w:val="20"/>
+          <w:rtl w:val="0"/>
+        </w:rPr>
+        <w:t xml:space="preserve">.</w:t>
+      </w:r>
+      <w:r>
+        <w:rPr>
+          <w:rFonts w:ascii="Consolas" w:cs="Consolas" w:eastAsia="Consolas" w:hAnsi="Consolas"/>
+          <w:color w:val="d9e8f7"/>
+          <w:sz w:val="20"/>
+          <w:szCs w:val="20"/>
+          <w:rtl w:val="0"/>
+        </w:rPr>
+        <w:t xml:space="preserve">core</w:t>
+      </w:r>
+      <w:r>
+        <w:rPr>
+          <w:rFonts w:ascii="Consolas" w:cs="Consolas" w:eastAsia="Consolas" w:hAnsi="Consolas"/>
+          <w:color w:val="e6e6fa"/>
+          <w:sz w:val="20"/>
+          <w:szCs w:val="20"/>
+          <w:rtl w:val="0"/>
+        </w:rPr>
+        <w:t xml:space="preserve">.</w:t>
+      </w:r>
+      <w:r>
+        <w:rPr>
+          <w:rFonts w:ascii="Consolas" w:cs="Consolas" w:eastAsia="Consolas" w:hAnsi="Consolas"/>
+          <w:color w:val="d9e8f7"/>
+          <w:sz w:val="20"/>
+          <w:szCs w:val="20"/>
+          <w:rtl w:val="0"/>
+        </w:rPr>
+        <w:t xml:space="preserve">testobject</w:t>
+      </w:r>
+      <w:r>
+        <w:rPr>
+          <w:rFonts w:ascii="Consolas" w:cs="Consolas" w:eastAsia="Consolas" w:hAnsi="Consolas"/>
+          <w:color w:val="e6e6fa"/>
+          <w:sz w:val="20"/>
+          <w:szCs w:val="20"/>
+          <w:rtl w:val="0"/>
+        </w:rPr>
+        <w:t xml:space="preserve">.</w:t>
+      </w:r>
+      <w:r>
+        <w:rPr>
+          <w:rFonts w:ascii="Consolas" w:cs="Consolas" w:eastAsia="Consolas" w:hAnsi="Consolas"/>
+          <w:color w:val="d9e8f7"/>
+          <w:sz w:val="20"/>
+          <w:szCs w:val="20"/>
+          <w:rtl w:val="0"/>
+        </w:rPr>
+        <w:t xml:space="preserve">ObjectRepository</w:t>
+      </w:r>
+      <w:r>
+        <w:rPr>
+          <w:rFonts w:ascii="Consolas" w:cs="Consolas" w:eastAsia="Consolas" w:hAnsi="Consolas"/>
+          <w:color w:val="e6e6fa"/>
+          <w:sz w:val="20"/>
+          <w:szCs w:val="20"/>
+          <w:rtl w:val="0"/>
+        </w:rPr>
+        <w:t xml:space="preserve">.</w:t>
+      </w:r>
+      <w:r>
+        <w:rPr>
+          <w:rFonts w:ascii="Consolas" w:cs="Consolas" w:eastAsia="Consolas" w:hAnsi="Consolas"/>
+          <w:i w:val="1"/>
+          <w:iCs w:val="1"/>
+          <w:color w:val="96ec3f"/>
+          <w:sz w:val="20"/>
+          <w:szCs w:val="20"/>
+          <w:rtl w:val="0"/>
+        </w:rPr>
+        <w:t xml:space="preserve">findTestObject</w:t>
+      </w:r>
+    </w:p>
+    <w:p>
+      <w:pPr>
+        <w:shd w:fill="1e1f22" w:val="clear"/>
+        <w:spacing w:after="0" w:lineRule="auto"/>
+        <w:rPr>
+          <w:rFonts w:ascii="Consolas" w:cs="Consolas" w:eastAsia="Consolas" w:hAnsi="Consolas"/>
+          <w:i w:val="1"/>
+          <w:iCs w:val="1"/>
+          <w:color w:val="96ec3f"/>
+          <w:sz w:val="20"/>
+          <w:szCs w:val="20"/>
+        </w:rPr>
+      </w:pPr>
+      <w:r>
+        <w:rPr>
+          <w:rFonts w:ascii="Consolas" w:cs="Consolas" w:eastAsia="Consolas" w:hAnsi="Consolas"/>
+          <w:color w:val="cc6c1d"/>
+          <w:sz w:val="20"/>
+          <w:szCs w:val="20"/>
+          <w:rtl w:val="0"/>
+        </w:rPr>
+        <w:t xml:space="preserve">import</w:t>
+      </w:r>
+      <w:r>
+        <w:rPr>
+          <w:rFonts w:ascii="Consolas" w:cs="Consolas" w:eastAsia="Consolas" w:hAnsi="Consolas"/>
+          <w:color w:val="cccccc"/>
+          <w:sz w:val="20"/>
+          <w:szCs w:val="20"/>
+          <w:rtl w:val="0"/>
+        </w:rPr>
+        <w:t xml:space="preserve"> </w:t>
+      </w:r>
+      <w:r>
+        <w:rPr>
+          <w:rFonts w:ascii="Consolas" w:cs="Consolas" w:eastAsia="Consolas" w:hAnsi="Consolas"/>
+          <w:color w:val="cc6c1d"/>
+          <w:sz w:val="20"/>
+          <w:szCs w:val="20"/>
+          <w:rtl w:val="0"/>
+        </w:rPr>
+        <w:t xml:space="preserve">static</w:t>
+      </w:r>
+      <w:r>
+        <w:rPr>
+          <w:rFonts w:ascii="Consolas" w:cs="Consolas" w:eastAsia="Consolas" w:hAnsi="Consolas"/>
+          <w:color w:val="cccccc"/>
+          <w:sz w:val="20"/>
+          <w:szCs w:val="20"/>
+          <w:rtl w:val="0"/>
+        </w:rPr>
+        <w:t xml:space="preserve"> </w:t>
+      </w:r>
+      <w:r>
+        <w:rPr>
+          <w:rFonts w:ascii="Consolas" w:cs="Consolas" w:eastAsia="Consolas" w:hAnsi="Consolas"/>
+          <w:color w:val="d9e8f7"/>
+          <w:sz w:val="20"/>
+          <w:szCs w:val="20"/>
+          <w:rtl w:val="0"/>
+        </w:rPr>
+        <w:t xml:space="preserve">com</w:t>
+      </w:r>
+      <w:r>
+        <w:rPr>
+          <w:rFonts w:ascii="Consolas" w:cs="Consolas" w:eastAsia="Consolas" w:hAnsi="Consolas"/>
+          <w:color w:val="e6e6fa"/>
+          <w:sz w:val="20"/>
+          <w:szCs w:val="20"/>
+          <w:rtl w:val="0"/>
+        </w:rPr>
+        <w:t xml:space="preserve">.</w:t>
+      </w:r>
+      <w:r>
+        <w:rPr>
+          <w:rFonts w:ascii="Consolas" w:cs="Consolas" w:eastAsia="Consolas" w:hAnsi="Consolas"/>
+          <w:color w:val="d9e8f7"/>
+          <w:sz w:val="20"/>
+          <w:szCs w:val="20"/>
+          <w:rtl w:val="0"/>
+        </w:rPr>
+        <w:t xml:space="preserve">kms</w:t>
+      </w:r>
+      <w:r>
+        <w:rPr>
+          <w:rFonts w:ascii="Consolas" w:cs="Consolas" w:eastAsia="Consolas" w:hAnsi="Consolas"/>
+          <w:color w:val="e6e6fa"/>
+          <w:sz w:val="20"/>
+          <w:szCs w:val="20"/>
+          <w:rtl w:val="0"/>
+        </w:rPr>
+        <w:t xml:space="preserve">.</w:t>
+      </w:r>
+      <w:r>
+        <w:rPr>
+          <w:rFonts w:ascii="Consolas" w:cs="Consolas" w:eastAsia="Consolas" w:hAnsi="Consolas"/>
+          <w:color w:val="d9e8f7"/>
+          <w:sz w:val="20"/>
+          <w:szCs w:val="20"/>
+          <w:rtl w:val="0"/>
+        </w:rPr>
+        <w:t xml:space="preserve">katalon</w:t>
+      </w:r>
+      <w:r>
+        <w:rPr>
+          <w:rFonts w:ascii="Consolas" w:cs="Consolas" w:eastAsia="Consolas" w:hAnsi="Consolas"/>
+          <w:color w:val="e6e6fa"/>
+          <w:sz w:val="20"/>
+          <w:szCs w:val="20"/>
+          <w:rtl w:val="0"/>
+        </w:rPr>
+        <w:t xml:space="preserve">.</w:t>
+      </w:r>
+      <w:r>
+        <w:rPr>
+          <w:rFonts w:ascii="Consolas" w:cs="Consolas" w:eastAsia="Consolas" w:hAnsi="Consolas"/>
+          <w:color w:val="d9e8f7"/>
+          <w:sz w:val="20"/>
+          <w:szCs w:val="20"/>
+          <w:rtl w:val="0"/>
+        </w:rPr>
+        <w:t xml:space="preserve">core</w:t>
+      </w:r>
+      <w:r>
+        <w:rPr>
+          <w:rFonts w:ascii="Consolas" w:cs="Consolas" w:eastAsia="Consolas" w:hAnsi="Consolas"/>
+          <w:color w:val="e6e6fa"/>
+          <w:sz w:val="20"/>
+          <w:szCs w:val="20"/>
+          <w:rtl w:val="0"/>
+        </w:rPr>
+        <w:t xml:space="preserve">.</w:t>
+      </w:r>
+      <w:r>
+        <w:rPr>
+          <w:rFonts w:ascii="Consolas" w:cs="Consolas" w:eastAsia="Consolas" w:hAnsi="Consolas"/>
+          <w:color w:val="d9e8f7"/>
+          <w:sz w:val="20"/>
+          <w:szCs w:val="20"/>
+          <w:rtl w:val="0"/>
+        </w:rPr>
+        <w:t xml:space="preserve">testobject</w:t>
+      </w:r>
+      <w:r>
+        <w:rPr>
+          <w:rFonts w:ascii="Consolas" w:cs="Consolas" w:eastAsia="Consolas" w:hAnsi="Consolas"/>
+          <w:color w:val="e6e6fa"/>
+          <w:sz w:val="20"/>
+          <w:szCs w:val="20"/>
+          <w:rtl w:val="0"/>
+        </w:rPr>
+        <w:t xml:space="preserve">.</w:t>
+      </w:r>
+      <w:r>
+        <w:rPr>
+          <w:rFonts w:ascii="Consolas" w:cs="Consolas" w:eastAsia="Consolas" w:hAnsi="Consolas"/>
+          <w:color w:val="d9e8f7"/>
+          <w:sz w:val="20"/>
+          <w:szCs w:val="20"/>
+          <w:rtl w:val="0"/>
+        </w:rPr>
+        <w:t xml:space="preserve">ObjectRepository</w:t>
+      </w:r>
+      <w:r>
+        <w:rPr>
+          <w:rFonts w:ascii="Consolas" w:cs="Consolas" w:eastAsia="Consolas" w:hAnsi="Consolas"/>
+          <w:color w:val="e6e6fa"/>
+          <w:sz w:val="20"/>
+          <w:szCs w:val="20"/>
+          <w:rtl w:val="0"/>
+        </w:rPr>
+        <w:t xml:space="preserve">.</w:t>
+      </w:r>
+      <w:r>
+        <w:rPr>
+          <w:rFonts w:ascii="Consolas" w:cs="Consolas" w:eastAsia="Consolas" w:hAnsi="Consolas"/>
+          <w:i w:val="1"/>
+          <w:iCs w:val="1"/>
+          <w:color w:val="96ec3f"/>
+          <w:sz w:val="20"/>
+          <w:szCs w:val="20"/>
+          <w:rtl w:val="0"/>
+        </w:rPr>
+        <w:t xml:space="preserve">findWindowsObject</w:t>
+      </w:r>
+    </w:p>
+    <w:p>
+      <w:pPr>
+        <w:shd w:fill="1e1f22" w:val="clear"/>
+        <w:spacing w:after="0" w:lineRule="auto"/>
+        <w:rPr>
+          <w:rFonts w:ascii="Consolas" w:cs="Consolas" w:eastAsia="Consolas" w:hAnsi="Consolas"/>
+          <w:i w:val="1"/>
+          <w:iCs w:val="1"/>
+          <w:color w:val="96ec3f"/>
+          <w:sz w:val="20"/>
+          <w:szCs w:val="20"/>
+        </w:rPr>
+      </w:pPr>
+      <w:r>
+        <w:rPr>
+          <w:rFonts w:ascii="Consolas" w:cs="Consolas" w:eastAsia="Consolas" w:hAnsi="Consolas"/>
+          <w:color w:val="cc6c1d"/>
+          <w:sz w:val="20"/>
+          <w:szCs w:val="20"/>
+          <w:rtl w:val="0"/>
+        </w:rPr>
+        <w:t xml:space="preserve">import</w:t>
+      </w:r>
+      <w:r>
+        <w:rPr>
+          <w:rFonts w:ascii="Consolas" w:cs="Consolas" w:eastAsia="Consolas" w:hAnsi="Consolas"/>
+          <w:color w:val="cccccc"/>
+          <w:sz w:val="20"/>
+          <w:szCs w:val="20"/>
+          <w:rtl w:val="0"/>
+        </w:rPr>
+        <w:t xml:space="preserve"> </w:t>
+      </w:r>
+      <w:r>
+        <w:rPr>
+          <w:rFonts w:ascii="Consolas" w:cs="Consolas" w:eastAsia="Consolas" w:hAnsi="Consolas"/>
+          <w:color w:val="cc6c1d"/>
+          <w:sz w:val="20"/>
+          <w:szCs w:val="20"/>
+          <w:rtl w:val="0"/>
+        </w:rPr>
+        <w:t xml:space="preserve">static</w:t>
+      </w:r>
+      <w:r>
+        <w:rPr>
+          <w:rFonts w:ascii="Consolas" w:cs="Consolas" w:eastAsia="Consolas" w:hAnsi="Consolas"/>
+          <w:color w:val="cccccc"/>
+          <w:sz w:val="20"/>
+          <w:szCs w:val="20"/>
+          <w:rtl w:val="0"/>
+        </w:rPr>
+        <w:t xml:space="preserve"> </w:t>
+      </w:r>
+      <w:r>
+        <w:rPr>
+          <w:rFonts w:ascii="Consolas" w:cs="Consolas" w:eastAsia="Consolas" w:hAnsi="Consolas"/>
+          <w:color w:val="d9e8f7"/>
+          <w:sz w:val="20"/>
+          <w:szCs w:val="20"/>
+          <w:rtl w:val="0"/>
+        </w:rPr>
+        <w:t xml:space="preserve">com</w:t>
+      </w:r>
+      <w:r>
+        <w:rPr>
+          <w:rFonts w:ascii="Consolas" w:cs="Consolas" w:eastAsia="Consolas" w:hAnsi="Consolas"/>
+          <w:color w:val="e6e6fa"/>
+          <w:sz w:val="20"/>
+          <w:szCs w:val="20"/>
+          <w:rtl w:val="0"/>
+        </w:rPr>
+        <w:t xml:space="preserve">.</w:t>
+      </w:r>
+      <w:r>
+        <w:rPr>
+          <w:rFonts w:ascii="Consolas" w:cs="Consolas" w:eastAsia="Consolas" w:hAnsi="Consolas"/>
+          <w:color w:val="d9e8f7"/>
+          <w:sz w:val="20"/>
+          <w:szCs w:val="20"/>
+          <w:rtl w:val="0"/>
+        </w:rPr>
+        <w:t xml:space="preserve">kms</w:t>
+      </w:r>
+      <w:r>
+        <w:rPr>
+          <w:rFonts w:ascii="Consolas" w:cs="Consolas" w:eastAsia="Consolas" w:hAnsi="Consolas"/>
+          <w:color w:val="e6e6fa"/>
+          <w:sz w:val="20"/>
+          <w:szCs w:val="20"/>
+          <w:rtl w:val="0"/>
+        </w:rPr>
+        <w:t xml:space="preserve">.</w:t>
+      </w:r>
+      <w:r>
+        <w:rPr>
+          <w:rFonts w:ascii="Consolas" w:cs="Consolas" w:eastAsia="Consolas" w:hAnsi="Consolas"/>
+          <w:color w:val="d9e8f7"/>
+          <w:sz w:val="20"/>
+          <w:szCs w:val="20"/>
+          <w:rtl w:val="0"/>
+        </w:rPr>
+        <w:t xml:space="preserve">katalon</w:t>
+      </w:r>
+      <w:r>
+        <w:rPr>
+          <w:rFonts w:ascii="Consolas" w:cs="Consolas" w:eastAsia="Consolas" w:hAnsi="Consolas"/>
+          <w:color w:val="e6e6fa"/>
+          <w:sz w:val="20"/>
+          <w:szCs w:val="20"/>
+          <w:rtl w:val="0"/>
+        </w:rPr>
+        <w:t xml:space="preserve">.</w:t>
+      </w:r>
+      <w:r>
+        <w:rPr>
+          <w:rFonts w:ascii="Consolas" w:cs="Consolas" w:eastAsia="Consolas" w:hAnsi="Consolas"/>
+          <w:color w:val="d9e8f7"/>
+          <w:sz w:val="20"/>
+          <w:szCs w:val="20"/>
+          <w:rtl w:val="0"/>
+        </w:rPr>
+        <w:t xml:space="preserve">core</w:t>
+      </w:r>
+      <w:r>
+        <w:rPr>
+          <w:rFonts w:ascii="Consolas" w:cs="Consolas" w:eastAsia="Consolas" w:hAnsi="Consolas"/>
+          <w:color w:val="e6e6fa"/>
+          <w:sz w:val="20"/>
+          <w:szCs w:val="20"/>
+          <w:rtl w:val="0"/>
+        </w:rPr>
+        <w:t xml:space="preserve">.</w:t>
+      </w:r>
+      <w:r>
+        <w:rPr>
+          <w:rFonts w:ascii="Consolas" w:cs="Consolas" w:eastAsia="Consolas" w:hAnsi="Consolas"/>
+          <w:color w:val="d9e8f7"/>
+          <w:sz w:val="20"/>
+          <w:szCs w:val="20"/>
+          <w:rtl w:val="0"/>
+        </w:rPr>
+        <w:t xml:space="preserve">testdata</w:t>
+      </w:r>
+      <w:r>
+        <w:rPr>
+          <w:rFonts w:ascii="Consolas" w:cs="Consolas" w:eastAsia="Consolas" w:hAnsi="Consolas"/>
+          <w:color w:val="e6e6fa"/>
+          <w:sz w:val="20"/>
+          <w:szCs w:val="20"/>
+          <w:rtl w:val="0"/>
+        </w:rPr>
+        <w:t xml:space="preserve">.</w:t>
+      </w:r>
+      <w:r>
+        <w:rPr>
+          <w:rFonts w:ascii="Consolas" w:cs="Consolas" w:eastAsia="Consolas" w:hAnsi="Consolas"/>
+          <w:color w:val="d9e8f7"/>
+          <w:sz w:val="20"/>
+          <w:szCs w:val="20"/>
+          <w:rtl w:val="0"/>
+        </w:rPr>
+        <w:t xml:space="preserve">TestDataFactory</w:t>
+      </w:r>
+      <w:r>
+        <w:rPr>
+          <w:rFonts w:ascii="Consolas" w:cs="Consolas" w:eastAsia="Consolas" w:hAnsi="Consolas"/>
+          <w:color w:val="e6e6fa"/>
+          <w:sz w:val="20"/>
+          <w:szCs w:val="20"/>
+          <w:rtl w:val="0"/>
+        </w:rPr>
+        <w:t xml:space="preserve">.</w:t>
+      </w:r>
+      <w:r>
+        <w:rPr>
+          <w:rFonts w:ascii="Consolas" w:cs="Consolas" w:eastAsia="Consolas" w:hAnsi="Consolas"/>
+          <w:i w:val="1"/>
+          <w:iCs w:val="1"/>
+          <w:color w:val="96ec3f"/>
+          <w:sz w:val="20"/>
+          <w:szCs w:val="20"/>
+          <w:rtl w:val="0"/>
+        </w:rPr>
+        <w:t xml:space="preserve">findTestData</w:t>
+      </w:r>
+    </w:p>
+    <w:p>
+      <w:pPr>
+        <w:shd w:fill="1e1f22" w:val="clear"/>
+        <w:spacing w:after="0" w:lineRule="auto"/>
+        <w:rPr>
+          <w:rFonts w:ascii="Consolas" w:cs="Consolas" w:eastAsia="Consolas" w:hAnsi="Consolas"/>
+          <w:i w:val="1"/>
+          <w:iCs w:val="1"/>
+          <w:color w:val="96ec3f"/>
+          <w:sz w:val="20"/>
+          <w:szCs w:val="20"/>
+        </w:rPr>
+      </w:pPr>
+      <w:r>
+        <w:rPr>
+          <w:rFonts w:ascii="Consolas" w:cs="Consolas" w:eastAsia="Consolas" w:hAnsi="Consolas"/>
+          <w:color w:val="cc6c1d"/>
+          <w:sz w:val="20"/>
+          <w:szCs w:val="20"/>
+          <w:rtl w:val="0"/>
+        </w:rPr>
+        <w:t xml:space="preserve">import</w:t>
+      </w:r>
+      <w:r>
+        <w:rPr>
+          <w:rFonts w:ascii="Consolas" w:cs="Consolas" w:eastAsia="Consolas" w:hAnsi="Consolas"/>
+          <w:color w:val="cccccc"/>
+          <w:sz w:val="20"/>
+          <w:szCs w:val="20"/>
+          <w:rtl w:val="0"/>
+        </w:rPr>
+        <w:t xml:space="preserve"> </w:t>
+      </w:r>
+      <w:r>
+        <w:rPr>
+          <w:rFonts w:ascii="Consolas" w:cs="Consolas" w:eastAsia="Consolas" w:hAnsi="Consolas"/>
+          <w:color w:val="cc6c1d"/>
+          <w:sz w:val="20"/>
+          <w:szCs w:val="20"/>
+          <w:rtl w:val="0"/>
+        </w:rPr>
+        <w:t xml:space="preserve">static</w:t>
+      </w:r>
+      <w:r>
+        <w:rPr>
+          <w:rFonts w:ascii="Consolas" w:cs="Consolas" w:eastAsia="Consolas" w:hAnsi="Consolas"/>
+          <w:color w:val="cccccc"/>
+          <w:sz w:val="20"/>
+          <w:szCs w:val="20"/>
+          <w:rtl w:val="0"/>
+        </w:rPr>
+        <w:t xml:space="preserve"> </w:t>
+      </w:r>
+      <w:r>
+        <w:rPr>
+          <w:rFonts w:ascii="Consolas" w:cs="Consolas" w:eastAsia="Consolas" w:hAnsi="Consolas"/>
+          <w:color w:val="d9e8f7"/>
+          <w:sz w:val="20"/>
+          <w:szCs w:val="20"/>
+          <w:rtl w:val="0"/>
+        </w:rPr>
+        <w:t xml:space="preserve">com</w:t>
+      </w:r>
+      <w:r>
+        <w:rPr>
+          <w:rFonts w:ascii="Consolas" w:cs="Consolas" w:eastAsia="Consolas" w:hAnsi="Consolas"/>
+          <w:color w:val="e6e6fa"/>
+          <w:sz w:val="20"/>
+          <w:szCs w:val="20"/>
+          <w:rtl w:val="0"/>
+        </w:rPr>
+        <w:t xml:space="preserve">.</w:t>
+      </w:r>
+      <w:r>
+        <w:rPr>
+          <w:rFonts w:ascii="Consolas" w:cs="Consolas" w:eastAsia="Consolas" w:hAnsi="Consolas"/>
+          <w:color w:val="d9e8f7"/>
+          <w:sz w:val="20"/>
+          <w:szCs w:val="20"/>
+          <w:rtl w:val="0"/>
+        </w:rPr>
+        <w:t xml:space="preserve">kms</w:t>
+      </w:r>
+      <w:r>
+        <w:rPr>
+          <w:rFonts w:ascii="Consolas" w:cs="Consolas" w:eastAsia="Consolas" w:hAnsi="Consolas"/>
+          <w:color w:val="e6e6fa"/>
+          <w:sz w:val="20"/>
+          <w:szCs w:val="20"/>
+          <w:rtl w:val="0"/>
+        </w:rPr>
+        <w:t xml:space="preserve">.</w:t>
+      </w:r>
+      <w:r>
+        <w:rPr>
+          <w:rFonts w:ascii="Consolas" w:cs="Consolas" w:eastAsia="Consolas" w:hAnsi="Consolas"/>
+          <w:color w:val="d9e8f7"/>
+          <w:sz w:val="20"/>
+          <w:szCs w:val="20"/>
+          <w:rtl w:val="0"/>
+        </w:rPr>
+        <w:t xml:space="preserve">katalon</w:t>
+      </w:r>
+      <w:r>
+        <w:rPr>
+          <w:rFonts w:ascii="Consolas" w:cs="Consolas" w:eastAsia="Consolas" w:hAnsi="Consolas"/>
+          <w:color w:val="e6e6fa"/>
+          <w:sz w:val="20"/>
+          <w:szCs w:val="20"/>
+          <w:rtl w:val="0"/>
+        </w:rPr>
+        <w:t xml:space="preserve">.</w:t>
+      </w:r>
+      <w:r>
+        <w:rPr>
+          <w:rFonts w:ascii="Consolas" w:cs="Consolas" w:eastAsia="Consolas" w:hAnsi="Consolas"/>
+          <w:color w:val="d9e8f7"/>
+          <w:sz w:val="20"/>
+          <w:szCs w:val="20"/>
+          <w:rtl w:val="0"/>
+        </w:rPr>
+        <w:t xml:space="preserve">core</w:t>
+      </w:r>
+      <w:r>
+        <w:rPr>
+          <w:rFonts w:ascii="Consolas" w:cs="Consolas" w:eastAsia="Consolas" w:hAnsi="Consolas"/>
+          <w:color w:val="e6e6fa"/>
+          <w:sz w:val="20"/>
+          <w:szCs w:val="20"/>
+          <w:rtl w:val="0"/>
+        </w:rPr>
+        <w:t xml:space="preserve">.</w:t>
+      </w:r>
+      <w:r>
+        <w:rPr>
+          <w:rFonts w:ascii="Consolas" w:cs="Consolas" w:eastAsia="Consolas" w:hAnsi="Consolas"/>
+          <w:color w:val="d9e8f7"/>
+          <w:sz w:val="20"/>
+          <w:szCs w:val="20"/>
+          <w:rtl w:val="0"/>
+        </w:rPr>
+        <w:t xml:space="preserve">testcase</w:t>
+      </w:r>
+      <w:r>
+        <w:rPr>
+          <w:rFonts w:ascii="Consolas" w:cs="Consolas" w:eastAsia="Consolas" w:hAnsi="Consolas"/>
+          <w:color w:val="e6e6fa"/>
+          <w:sz w:val="20"/>
+          <w:szCs w:val="20"/>
+          <w:rtl w:val="0"/>
+        </w:rPr>
+        <w:t xml:space="preserve">.</w:t>
+      </w:r>
+      <w:r>
+        <w:rPr>
+          <w:rFonts w:ascii="Consolas" w:cs="Consolas" w:eastAsia="Consolas" w:hAnsi="Consolas"/>
+          <w:color w:val="d9e8f7"/>
+          <w:sz w:val="20"/>
+          <w:szCs w:val="20"/>
+          <w:rtl w:val="0"/>
+        </w:rPr>
+        <w:t xml:space="preserve">TestCaseFactory</w:t>
+      </w:r>
+      <w:r>
+        <w:rPr>
+          <w:rFonts w:ascii="Consolas" w:cs="Consolas" w:eastAsia="Consolas" w:hAnsi="Consolas"/>
+          <w:color w:val="e6e6fa"/>
+          <w:sz w:val="20"/>
+          <w:szCs w:val="20"/>
+          <w:rtl w:val="0"/>
+        </w:rPr>
+        <w:t xml:space="preserve">.</w:t>
+      </w:r>
+      <w:r>
+        <w:rPr>
+          <w:rFonts w:ascii="Consolas" w:cs="Consolas" w:eastAsia="Consolas" w:hAnsi="Consolas"/>
+          <w:i w:val="1"/>
+          <w:iCs w:val="1"/>
+          <w:color w:val="96ec3f"/>
+          <w:sz w:val="20"/>
+          <w:szCs w:val="20"/>
+          <w:rtl w:val="0"/>
+        </w:rPr>
+        <w:t xml:space="preserve">findTestCase</w:t>
+      </w:r>
+    </w:p>
+    <w:p>
+      <w:pPr>
+        <w:shd w:fill="1e1f22" w:val="clear"/>
+        <w:spacing w:after="0" w:lineRule="auto"/>
+        <w:rPr>
+          <w:rFonts w:ascii="Consolas" w:cs="Consolas" w:eastAsia="Consolas" w:hAnsi="Consolas"/>
+          <w:i w:val="1"/>
+          <w:iCs w:val="1"/>
+          <w:color w:val="96ec3f"/>
+          <w:sz w:val="20"/>
+          <w:szCs w:val="20"/>
+        </w:rPr>
+      </w:pPr>
+      <w:r>
+        <w:rPr>
+          <w:rFonts w:ascii="Consolas" w:cs="Consolas" w:eastAsia="Consolas" w:hAnsi="Consolas"/>
+          <w:color w:val="cc6c1d"/>
+          <w:sz w:val="20"/>
+          <w:szCs w:val="20"/>
+          <w:rtl w:val="0"/>
+        </w:rPr>
+        <w:t xml:space="preserve">import</w:t>
+      </w:r>
+      <w:r>
+        <w:rPr>
+          <w:rFonts w:ascii="Consolas" w:cs="Consolas" w:eastAsia="Consolas" w:hAnsi="Consolas"/>
+          <w:color w:val="cccccc"/>
+          <w:sz w:val="20"/>
+          <w:szCs w:val="20"/>
+          <w:rtl w:val="0"/>
+        </w:rPr>
+        <w:t xml:space="preserve"> </w:t>
+      </w:r>
+      <w:r>
+        <w:rPr>
+          <w:rFonts w:ascii="Consolas" w:cs="Consolas" w:eastAsia="Consolas" w:hAnsi="Consolas"/>
+          <w:color w:val="cc6c1d"/>
+          <w:sz w:val="20"/>
+          <w:szCs w:val="20"/>
+          <w:rtl w:val="0"/>
+        </w:rPr>
+        <w:t xml:space="preserve">static</w:t>
+      </w:r>
+      <w:r>
+        <w:rPr>
+          <w:rFonts w:ascii="Consolas" w:cs="Consolas" w:eastAsia="Consolas" w:hAnsi="Consolas"/>
+          <w:color w:val="cccccc"/>
+          <w:sz w:val="20"/>
+          <w:szCs w:val="20"/>
+          <w:rtl w:val="0"/>
+        </w:rPr>
+        <w:t xml:space="preserve"> </w:t>
+      </w:r>
+      <w:r>
+        <w:rPr>
+          <w:rFonts w:ascii="Consolas" w:cs="Consolas" w:eastAsia="Consolas" w:hAnsi="Consolas"/>
+          <w:color w:val="d9e8f7"/>
+          <w:sz w:val="20"/>
+          <w:szCs w:val="20"/>
+          <w:rtl w:val="0"/>
+        </w:rPr>
+        <w:t xml:space="preserve">com</w:t>
+      </w:r>
+      <w:r>
+        <w:rPr>
+          <w:rFonts w:ascii="Consolas" w:cs="Consolas" w:eastAsia="Consolas" w:hAnsi="Consolas"/>
+          <w:color w:val="e6e6fa"/>
+          <w:sz w:val="20"/>
+          <w:szCs w:val="20"/>
+          <w:rtl w:val="0"/>
+        </w:rPr>
+        <w:t xml:space="preserve">.</w:t>
+      </w:r>
+      <w:r>
+        <w:rPr>
+          <w:rFonts w:ascii="Consolas" w:cs="Consolas" w:eastAsia="Consolas" w:hAnsi="Consolas"/>
+          <w:color w:val="d9e8f7"/>
+          <w:sz w:val="20"/>
+          <w:szCs w:val="20"/>
+          <w:rtl w:val="0"/>
+        </w:rPr>
+        <w:t xml:space="preserve">kms</w:t>
+      </w:r>
+      <w:r>
+        <w:rPr>
+          <w:rFonts w:ascii="Consolas" w:cs="Consolas" w:eastAsia="Consolas" w:hAnsi="Consolas"/>
+          <w:color w:val="e6e6fa"/>
+          <w:sz w:val="20"/>
+          <w:szCs w:val="20"/>
+          <w:rtl w:val="0"/>
+        </w:rPr>
+        <w:t xml:space="preserve">.</w:t>
+      </w:r>
+      <w:r>
+        <w:rPr>
+          <w:rFonts w:ascii="Consolas" w:cs="Consolas" w:eastAsia="Consolas" w:hAnsi="Consolas"/>
+          <w:color w:val="d9e8f7"/>
+          <w:sz w:val="20"/>
+          <w:szCs w:val="20"/>
+          <w:rtl w:val="0"/>
+        </w:rPr>
+        <w:t xml:space="preserve">katalon</w:t>
+      </w:r>
+      <w:r>
+        <w:rPr>
+          <w:rFonts w:ascii="Consolas" w:cs="Consolas" w:eastAsia="Consolas" w:hAnsi="Consolas"/>
+          <w:color w:val="e6e6fa"/>
+          <w:sz w:val="20"/>
+          <w:szCs w:val="20"/>
+          <w:rtl w:val="0"/>
+        </w:rPr>
+        <w:t xml:space="preserve">.</w:t>
+      </w:r>
+      <w:r>
+        <w:rPr>
+          <w:rFonts w:ascii="Consolas" w:cs="Consolas" w:eastAsia="Consolas" w:hAnsi="Consolas"/>
+          <w:color w:val="d9e8f7"/>
+          <w:sz w:val="20"/>
+          <w:szCs w:val="20"/>
+          <w:rtl w:val="0"/>
+        </w:rPr>
+        <w:t xml:space="preserve">core</w:t>
+      </w:r>
+      <w:r>
+        <w:rPr>
+          <w:rFonts w:ascii="Consolas" w:cs="Consolas" w:eastAsia="Consolas" w:hAnsi="Consolas"/>
+          <w:color w:val="e6e6fa"/>
+          <w:sz w:val="20"/>
+          <w:szCs w:val="20"/>
+          <w:rtl w:val="0"/>
+        </w:rPr>
+        <w:t xml:space="preserve">.</w:t>
+      </w:r>
+      <w:r>
+        <w:rPr>
+          <w:rFonts w:ascii="Consolas" w:cs="Consolas" w:eastAsia="Consolas" w:hAnsi="Consolas"/>
+          <w:color w:val="d9e8f7"/>
+          <w:sz w:val="20"/>
+          <w:szCs w:val="20"/>
+          <w:rtl w:val="0"/>
+        </w:rPr>
+        <w:t xml:space="preserve">checkpoint</w:t>
+      </w:r>
+      <w:r>
+        <w:rPr>
+          <w:rFonts w:ascii="Consolas" w:cs="Consolas" w:eastAsia="Consolas" w:hAnsi="Consolas"/>
+          <w:color w:val="e6e6fa"/>
+          <w:sz w:val="20"/>
+          <w:szCs w:val="20"/>
+          <w:rtl w:val="0"/>
+        </w:rPr>
+        <w:t xml:space="preserve">.</w:t>
+      </w:r>
+      <w:r>
+        <w:rPr>
+          <w:rFonts w:ascii="Consolas" w:cs="Consolas" w:eastAsia="Consolas" w:hAnsi="Consolas"/>
+          <w:color w:val="d9e8f7"/>
+          <w:sz w:val="20"/>
+          <w:szCs w:val="20"/>
+          <w:rtl w:val="0"/>
+        </w:rPr>
+        <w:t xml:space="preserve">CheckpointFactory</w:t>
+      </w:r>
+      <w:r>
+        <w:rPr>
+          <w:rFonts w:ascii="Consolas" w:cs="Consolas" w:eastAsia="Consolas" w:hAnsi="Consolas"/>
+          <w:color w:val="e6e6fa"/>
+          <w:sz w:val="20"/>
+          <w:szCs w:val="20"/>
+          <w:rtl w:val="0"/>
+        </w:rPr>
+        <w:t xml:space="preserve">.</w:t>
+      </w:r>
+      <w:r>
+        <w:rPr>
+          <w:rFonts w:ascii="Consolas" w:cs="Consolas" w:eastAsia="Consolas" w:hAnsi="Consolas"/>
+          <w:i w:val="1"/>
+          <w:iCs w:val="1"/>
+          <w:color w:val="96ec3f"/>
+          <w:sz w:val="20"/>
+          <w:szCs w:val="20"/>
+          <w:rtl w:val="0"/>
+        </w:rPr>
+        <w:t xml:space="preserve">findCheckpoint</w:t>
+      </w:r>
+    </w:p>
+    <w:p>
+      <w:pPr>
+        <w:shd w:fill="1e1f22" w:val="clear"/>
+        <w:spacing w:after="0" w:lineRule="auto"/>
+        <w:rPr>
+          <w:rFonts w:ascii="Consolas" w:cs="Consolas" w:eastAsia="Consolas" w:hAnsi="Consolas"/>
+          <w:color w:val="d9e8f7"/>
+          <w:sz w:val="20"/>
+          <w:szCs w:val="20"/>
+        </w:rPr>
+      </w:pPr>
+      <w:r>
+        <w:rPr>
+          <w:rFonts w:ascii="Consolas" w:cs="Consolas" w:eastAsia="Consolas" w:hAnsi="Consolas"/>
+          <w:color w:val="cc6c1d"/>
+          <w:sz w:val="20"/>
+          <w:szCs w:val="20"/>
+          <w:rtl w:val="0"/>
+        </w:rPr>
+        <w:t xml:space="preserve">import</w:t>
+      </w:r>
+      <w:r>
+        <w:rPr>
+          <w:rFonts w:ascii="Consolas" w:cs="Consolas" w:eastAsia="Consolas" w:hAnsi="Consolas"/>
+          <w:color w:val="cccccc"/>
+          <w:sz w:val="20"/>
+          <w:szCs w:val="20"/>
+          <w:rtl w:val="0"/>
+        </w:rPr>
+        <w:t xml:space="preserve"> </w:t>
+      </w:r>
+      <w:r>
+        <w:rPr>
+          <w:rFonts w:ascii="Consolas" w:cs="Consolas" w:eastAsia="Consolas" w:hAnsi="Consolas"/>
+          <w:i w:val="1"/>
+          <w:iCs w:val="1"/>
+          <w:color w:val="cc81ba"/>
+          <w:sz w:val="20"/>
+          <w:szCs w:val="20"/>
+          <w:rtl w:val="0"/>
+        </w:rPr>
+        <w:t xml:space="preserve">com.kms.katalon.core.model.FailureHandling</w:t>
+      </w:r>
+      <w:r>
+        <w:rPr>
+          <w:rFonts w:ascii="Consolas" w:cs="Consolas" w:eastAsia="Consolas" w:hAnsi="Consolas"/>
+          <w:color w:val="cccccc"/>
+          <w:sz w:val="20"/>
+          <w:szCs w:val="20"/>
+          <w:rtl w:val="0"/>
+        </w:rPr>
+        <w:t xml:space="preserve"> </w:t>
+      </w:r>
+      <w:r>
+        <w:rPr>
+          <w:rFonts w:ascii="Consolas" w:cs="Consolas" w:eastAsia="Consolas" w:hAnsi="Consolas"/>
+          <w:color w:val="cc6c1d"/>
+          <w:sz w:val="20"/>
+          <w:szCs w:val="20"/>
+          <w:rtl w:val="0"/>
+        </w:rPr>
+        <w:t xml:space="preserve">as</w:t>
+      </w:r>
+      <w:r>
+        <w:rPr>
+          <w:rFonts w:ascii="Consolas" w:cs="Consolas" w:eastAsia="Consolas" w:hAnsi="Consolas"/>
+          <w:color w:val="cccccc"/>
+          <w:sz w:val="20"/>
+          <w:szCs w:val="20"/>
+          <w:rtl w:val="0"/>
+        </w:rPr>
+        <w:t xml:space="preserve"> </w:t>
+      </w:r>
+      <w:r>
+        <w:rPr>
+          <w:rFonts w:ascii="Consolas" w:cs="Consolas" w:eastAsia="Consolas" w:hAnsi="Consolas"/>
+          <w:color w:val="d9e8f7"/>
+          <w:sz w:val="20"/>
+          <w:szCs w:val="20"/>
+          <w:rtl w:val="0"/>
+        </w:rPr>
+        <w:t xml:space="preserve">FailureHandling</w:t>
+      </w:r>
+    </w:p>
+    <w:p>
+      <w:pPr>
+        <w:shd w:fill="1e1f22" w:val="clear"/>
+        <w:spacing w:after="0" w:lineRule="auto"/>
+        <w:rPr>
+          <w:rFonts w:ascii="Consolas" w:cs="Consolas" w:eastAsia="Consolas" w:hAnsi="Consolas"/>
+          <w:color w:val="d9e8f7"/>
+          <w:sz w:val="20"/>
+          <w:szCs w:val="20"/>
+        </w:rPr>
+      </w:pPr>
+      <w:r>
+        <w:rPr>
+          <w:rFonts w:ascii="Consolas" w:cs="Consolas" w:eastAsia="Consolas" w:hAnsi="Consolas"/>
+          <w:color w:val="cc6c1d"/>
+          <w:sz w:val="20"/>
+          <w:szCs w:val="20"/>
+          <w:rtl w:val="0"/>
+        </w:rPr>
+        <w:t xml:space="preserve">import</w:t>
+      </w:r>
+      <w:r>
+        <w:rPr>
+          <w:rFonts w:ascii="Consolas" w:cs="Consolas" w:eastAsia="Consolas" w:hAnsi="Consolas"/>
+          <w:color w:val="cccccc"/>
+          <w:sz w:val="20"/>
+          <w:szCs w:val="20"/>
+          <w:rtl w:val="0"/>
+        </w:rPr>
+        <w:t xml:space="preserve"> </w:t>
+      </w:r>
+      <w:r>
+        <w:rPr>
+          <w:rFonts w:ascii="Consolas" w:cs="Consolas" w:eastAsia="Consolas" w:hAnsi="Consolas"/>
+          <w:color w:val="1290c3"/>
+          <w:sz w:val="20"/>
+          <w:szCs w:val="20"/>
+          <w:rtl w:val="0"/>
+        </w:rPr>
+        <w:t xml:space="preserve">com.kms.katalon.core.testcase.TestCase</w:t>
+      </w:r>
+      <w:r>
+        <w:rPr>
+          <w:rFonts w:ascii="Consolas" w:cs="Consolas" w:eastAsia="Consolas" w:hAnsi="Consolas"/>
+          <w:color w:val="cccccc"/>
+          <w:sz w:val="20"/>
+          <w:szCs w:val="20"/>
+          <w:rtl w:val="0"/>
+        </w:rPr>
+        <w:t xml:space="preserve"> </w:t>
+      </w:r>
+      <w:r>
+        <w:rPr>
+          <w:rFonts w:ascii="Consolas" w:cs="Consolas" w:eastAsia="Consolas" w:hAnsi="Consolas"/>
+          <w:color w:val="cc6c1d"/>
+          <w:sz w:val="20"/>
+          <w:szCs w:val="20"/>
+          <w:rtl w:val="0"/>
+        </w:rPr>
+        <w:t xml:space="preserve">as</w:t>
+      </w:r>
+      <w:r>
+        <w:rPr>
+          <w:rFonts w:ascii="Consolas" w:cs="Consolas" w:eastAsia="Consolas" w:hAnsi="Consolas"/>
+          <w:color w:val="cccccc"/>
+          <w:sz w:val="20"/>
+          <w:szCs w:val="20"/>
+          <w:rtl w:val="0"/>
+        </w:rPr>
+        <w:t xml:space="preserve"> </w:t>
+      </w:r>
+      <w:r>
+        <w:rPr>
+          <w:rFonts w:ascii="Consolas" w:cs="Consolas" w:eastAsia="Consolas" w:hAnsi="Consolas"/>
+          <w:color w:val="d9e8f7"/>
+          <w:sz w:val="20"/>
+          <w:szCs w:val="20"/>
+          <w:rtl w:val="0"/>
+        </w:rPr>
+        <w:t xml:space="preserve">TestCase</w:t>
+      </w:r>
+    </w:p>
+    <w:p>
+      <w:pPr>
+        <w:shd w:fill="1e1f22" w:val="clear"/>
+        <w:spacing w:after="0" w:lineRule="auto"/>
+        <w:rPr>
+          <w:rFonts w:ascii="Consolas" w:cs="Consolas" w:eastAsia="Consolas" w:hAnsi="Consolas"/>
+          <w:color w:val="d9e8f7"/>
+          <w:sz w:val="20"/>
+          <w:szCs w:val="20"/>
+        </w:rPr>
+      </w:pPr>
+      <w:r>
+        <w:rPr>
+          <w:rFonts w:ascii="Consolas" w:cs="Consolas" w:eastAsia="Consolas" w:hAnsi="Consolas"/>
+          <w:color w:val="cc6c1d"/>
+          <w:sz w:val="20"/>
+          <w:szCs w:val="20"/>
+          <w:rtl w:val="0"/>
+        </w:rPr>
+        <w:t xml:space="preserve">import</w:t>
+      </w:r>
+      <w:r>
+        <w:rPr>
+          <w:rFonts w:ascii="Consolas" w:cs="Consolas" w:eastAsia="Consolas" w:hAnsi="Consolas"/>
+          <w:color w:val="cccccc"/>
+          <w:sz w:val="20"/>
+          <w:szCs w:val="20"/>
+          <w:rtl w:val="0"/>
+        </w:rPr>
+        <w:t xml:space="preserve"> </w:t>
+      </w:r>
+      <w:r>
+        <w:rPr>
+          <w:rFonts w:ascii="Consolas" w:cs="Consolas" w:eastAsia="Consolas" w:hAnsi="Consolas"/>
+          <w:color w:val="80f2f6"/>
+          <w:sz w:val="20"/>
+          <w:szCs w:val="20"/>
+          <w:rtl w:val="0"/>
+        </w:rPr>
+        <w:t xml:space="preserve">com.kms.katalon.core.testdata.TestData</w:t>
+      </w:r>
+      <w:r>
+        <w:rPr>
+          <w:rFonts w:ascii="Consolas" w:cs="Consolas" w:eastAsia="Consolas" w:hAnsi="Consolas"/>
+          <w:color w:val="cccccc"/>
+          <w:sz w:val="20"/>
+          <w:szCs w:val="20"/>
+          <w:rtl w:val="0"/>
+        </w:rPr>
+        <w:t xml:space="preserve"> </w:t>
+      </w:r>
+      <w:r>
+        <w:rPr>
+          <w:rFonts w:ascii="Consolas" w:cs="Consolas" w:eastAsia="Consolas" w:hAnsi="Consolas"/>
+          <w:color w:val="cc6c1d"/>
+          <w:sz w:val="20"/>
+          <w:szCs w:val="20"/>
+          <w:rtl w:val="0"/>
+        </w:rPr>
+        <w:t xml:space="preserve">as</w:t>
+      </w:r>
+      <w:r>
+        <w:rPr>
+          <w:rFonts w:ascii="Consolas" w:cs="Consolas" w:eastAsia="Consolas" w:hAnsi="Consolas"/>
+          <w:color w:val="cccccc"/>
+          <w:sz w:val="20"/>
+          <w:szCs w:val="20"/>
+          <w:rtl w:val="0"/>
+        </w:rPr>
+        <w:t xml:space="preserve"> </w:t>
+      </w:r>
+      <w:r>
+        <w:rPr>
+          <w:rFonts w:ascii="Consolas" w:cs="Consolas" w:eastAsia="Consolas" w:hAnsi="Consolas"/>
+          <w:color w:val="d9e8f7"/>
+          <w:sz w:val="20"/>
+          <w:szCs w:val="20"/>
+          <w:rtl w:val="0"/>
+        </w:rPr>
+        <w:t xml:space="preserve">TestData</w:t>
+      </w:r>
+    </w:p>
+    <w:p>
+      <w:pPr>
+        <w:shd w:fill="1e1f22" w:val="clear"/>
+        <w:spacing w:after="0" w:lineRule="auto"/>
+        <w:rPr>
+          <w:rFonts w:ascii="Consolas" w:cs="Consolas" w:eastAsia="Consolas" w:hAnsi="Consolas"/>
+          <w:color w:val="d9e8f7"/>
+          <w:sz w:val="20"/>
+          <w:szCs w:val="20"/>
+        </w:rPr>
+      </w:pPr>
+      <w:r>
+        <w:rPr>
+          <w:rFonts w:ascii="Consolas" w:cs="Consolas" w:eastAsia="Consolas" w:hAnsi="Consolas"/>
+          <w:color w:val="cc6c1d"/>
+          <w:sz w:val="20"/>
+          <w:szCs w:val="20"/>
+          <w:rtl w:val="0"/>
+        </w:rPr>
+        <w:t xml:space="preserve">import</w:t>
+      </w:r>
+      <w:r>
+        <w:rPr>
+          <w:rFonts w:ascii="Consolas" w:cs="Consolas" w:eastAsia="Consolas" w:hAnsi="Consolas"/>
+          <w:color w:val="cccccc"/>
+          <w:sz w:val="20"/>
+          <w:szCs w:val="20"/>
+          <w:rtl w:val="0"/>
+        </w:rPr>
+        <w:t xml:space="preserve"> </w:t>
+      </w:r>
+      <w:r>
+        <w:rPr>
+          <w:rFonts w:ascii="Consolas" w:cs="Consolas" w:eastAsia="Consolas" w:hAnsi="Consolas"/>
+          <w:color w:val="1290c3"/>
+          <w:sz w:val="20"/>
+          <w:szCs w:val="20"/>
+          <w:rtl w:val="0"/>
+        </w:rPr>
+        <w:t xml:space="preserve">com.kms.katalon.core.testobject.TestObject</w:t>
+      </w:r>
+      <w:r>
+        <w:rPr>
+          <w:rFonts w:ascii="Consolas" w:cs="Consolas" w:eastAsia="Consolas" w:hAnsi="Consolas"/>
+          <w:color w:val="cccccc"/>
+          <w:sz w:val="20"/>
+          <w:szCs w:val="20"/>
+          <w:rtl w:val="0"/>
+        </w:rPr>
+        <w:t xml:space="preserve"> </w:t>
+      </w:r>
+      <w:r>
+        <w:rPr>
+          <w:rFonts w:ascii="Consolas" w:cs="Consolas" w:eastAsia="Consolas" w:hAnsi="Consolas"/>
+          <w:color w:val="cc6c1d"/>
+          <w:sz w:val="20"/>
+          <w:szCs w:val="20"/>
+          <w:rtl w:val="0"/>
+        </w:rPr>
+        <w:t xml:space="preserve">as</w:t>
+      </w:r>
+      <w:r>
+        <w:rPr>
+          <w:rFonts w:ascii="Consolas" w:cs="Consolas" w:eastAsia="Consolas" w:hAnsi="Consolas"/>
+          <w:color w:val="cccccc"/>
+          <w:sz w:val="20"/>
+          <w:szCs w:val="20"/>
+          <w:rtl w:val="0"/>
+        </w:rPr>
+        <w:t xml:space="preserve"> </w:t>
+      </w:r>
+      <w:r>
+        <w:rPr>
+          <w:rFonts w:ascii="Consolas" w:cs="Consolas" w:eastAsia="Consolas" w:hAnsi="Consolas"/>
+          <w:color w:val="d9e8f7"/>
+          <w:sz w:val="20"/>
+          <w:szCs w:val="20"/>
+          <w:rtl w:val="0"/>
+        </w:rPr>
+        <w:t xml:space="preserve">TestObject</w:t>
+      </w:r>
+    </w:p>
+    <w:p>
+      <w:pPr>
+        <w:shd w:fill="1e1f22" w:val="clear"/>
+        <w:spacing w:after="0" w:lineRule="auto"/>
+        <w:rPr>
+          <w:rFonts w:ascii="Consolas" w:cs="Consolas" w:eastAsia="Consolas" w:hAnsi="Consolas"/>
+          <w:color w:val="d9e8f7"/>
+          <w:sz w:val="20"/>
+          <w:szCs w:val="20"/>
+        </w:rPr>
+      </w:pPr>
+      <w:r>
+        <w:rPr>
+          <w:rFonts w:ascii="Consolas" w:cs="Consolas" w:eastAsia="Consolas" w:hAnsi="Consolas"/>
+          <w:color w:val="cc6c1d"/>
+          <w:sz w:val="20"/>
+          <w:szCs w:val="20"/>
+          <w:rtl w:val="0"/>
+        </w:rPr>
+        <w:t xml:space="preserve">import</w:t>
+      </w:r>
+      <w:r>
+        <w:rPr>
+          <w:rFonts w:ascii="Consolas" w:cs="Consolas" w:eastAsia="Consolas" w:hAnsi="Consolas"/>
+          <w:color w:val="cccccc"/>
+          <w:sz w:val="20"/>
+          <w:szCs w:val="20"/>
+          <w:rtl w:val="0"/>
+        </w:rPr>
+        <w:t xml:space="preserve"> </w:t>
+      </w:r>
+      <w:r>
+        <w:rPr>
+          <w:rFonts w:ascii="Consolas" w:cs="Consolas" w:eastAsia="Consolas" w:hAnsi="Consolas"/>
+          <w:color w:val="1290c3"/>
+          <w:sz w:val="20"/>
+          <w:szCs w:val="20"/>
+          <w:rtl w:val="0"/>
+        </w:rPr>
+        <w:t xml:space="preserve">com.kms.katalon.core.checkpoint.Checkpoint</w:t>
+      </w:r>
+      <w:r>
+        <w:rPr>
+          <w:rFonts w:ascii="Consolas" w:cs="Consolas" w:eastAsia="Consolas" w:hAnsi="Consolas"/>
+          <w:color w:val="cccccc"/>
+          <w:sz w:val="20"/>
+          <w:szCs w:val="20"/>
+          <w:rtl w:val="0"/>
+        </w:rPr>
+        <w:t xml:space="preserve"> </w:t>
+      </w:r>
+      <w:r>
+        <w:rPr>
+          <w:rFonts w:ascii="Consolas" w:cs="Consolas" w:eastAsia="Consolas" w:hAnsi="Consolas"/>
+          <w:color w:val="cc6c1d"/>
+          <w:sz w:val="20"/>
+          <w:szCs w:val="20"/>
+          <w:rtl w:val="0"/>
+        </w:rPr>
+        <w:t xml:space="preserve">as</w:t>
+      </w:r>
+      <w:r>
+        <w:rPr>
+          <w:rFonts w:ascii="Consolas" w:cs="Consolas" w:eastAsia="Consolas" w:hAnsi="Consolas"/>
+          <w:color w:val="cccccc"/>
+          <w:sz w:val="20"/>
+          <w:szCs w:val="20"/>
+          <w:rtl w:val="0"/>
+        </w:rPr>
+        <w:t xml:space="preserve"> </w:t>
+      </w:r>
+      <w:r>
+        <w:rPr>
+          <w:rFonts w:ascii="Consolas" w:cs="Consolas" w:eastAsia="Consolas" w:hAnsi="Consolas"/>
+          <w:color w:val="d9e8f7"/>
+          <w:sz w:val="20"/>
+          <w:szCs w:val="20"/>
+          <w:rtl w:val="0"/>
+        </w:rPr>
+        <w:t xml:space="preserve">Checkpoint</w:t>
+      </w:r>
+    </w:p>
+    <w:p>
+      <w:pPr>
+        <w:shd w:fill="1e1f22" w:val="clear"/>
+        <w:spacing w:after="0" w:lineRule="auto"/>
+        <w:rPr>
+          <w:rFonts w:ascii="Consolas" w:cs="Consolas" w:eastAsia="Consolas" w:hAnsi="Consolas"/>
+          <w:color w:val="d9e8f7"/>
+          <w:sz w:val="20"/>
+          <w:szCs w:val="20"/>
+        </w:rPr>
+      </w:pPr>
+      <w:r>
+        <w:rPr>
+          <w:rFonts w:ascii="Consolas" w:cs="Consolas" w:eastAsia="Consolas" w:hAnsi="Consolas"/>
+          <w:color w:val="cc6c1d"/>
+          <w:sz w:val="20"/>
+          <w:szCs w:val="20"/>
+          <w:rtl w:val="0"/>
+        </w:rPr>
+        <w:t xml:space="preserve">import</w:t>
+      </w:r>
+      <w:r>
+        <w:rPr>
+          <w:rFonts w:ascii="Consolas" w:cs="Consolas" w:eastAsia="Consolas" w:hAnsi="Consolas"/>
+          <w:color w:val="cccccc"/>
+          <w:sz w:val="20"/>
+          <w:szCs w:val="20"/>
+          <w:rtl w:val="0"/>
+        </w:rPr>
+        <w:t xml:space="preserve"> </w:t>
+      </w:r>
+      <w:r>
+        <w:rPr>
+          <w:rFonts w:ascii="Consolas" w:cs="Consolas" w:eastAsia="Consolas" w:hAnsi="Consolas"/>
+          <w:i w:val="1"/>
+          <w:iCs w:val="1"/>
+          <w:color w:val="cc81ba"/>
+          <w:sz w:val="20"/>
+          <w:szCs w:val="20"/>
+          <w:rtl w:val="0"/>
+        </w:rPr>
+        <w:t xml:space="preserve">org.openqa.selenium.Keys</w:t>
+      </w:r>
+      <w:r>
+        <w:rPr>
+          <w:rFonts w:ascii="Consolas" w:cs="Consolas" w:eastAsia="Consolas" w:hAnsi="Consolas"/>
+          <w:color w:val="cccccc"/>
+          <w:sz w:val="20"/>
+          <w:szCs w:val="20"/>
+          <w:rtl w:val="0"/>
+        </w:rPr>
+        <w:t xml:space="preserve"> </w:t>
+      </w:r>
+      <w:r>
+        <w:rPr>
+          <w:rFonts w:ascii="Consolas" w:cs="Consolas" w:eastAsia="Consolas" w:hAnsi="Consolas"/>
+          <w:color w:val="cc6c1d"/>
+          <w:sz w:val="20"/>
+          <w:szCs w:val="20"/>
+          <w:rtl w:val="0"/>
+        </w:rPr>
+        <w:t xml:space="preserve">as</w:t>
+      </w:r>
+      <w:r>
+        <w:rPr>
+          <w:rFonts w:ascii="Consolas" w:cs="Consolas" w:eastAsia="Consolas" w:hAnsi="Consolas"/>
+          <w:color w:val="cccccc"/>
+          <w:sz w:val="20"/>
+          <w:szCs w:val="20"/>
+          <w:rtl w:val="0"/>
+        </w:rPr>
+        <w:t xml:space="preserve"> </w:t>
+      </w:r>
+      <w:r>
+        <w:rPr>
+          <w:rFonts w:ascii="Consolas" w:cs="Consolas" w:eastAsia="Consolas" w:hAnsi="Consolas"/>
+          <w:color w:val="d9e8f7"/>
+          <w:sz w:val="20"/>
+          <w:szCs w:val="20"/>
+          <w:rtl w:val="0"/>
+        </w:rPr>
+        <w:t xml:space="preserve">Keys</w:t>
+      </w:r>
+    </w:p>
+    <w:p>
+      <w:pPr>
+        <w:shd w:fill="1e1f22" w:val="clear"/>
+        <w:spacing w:after="0" w:lineRule="auto"/>
+        <w:rPr>
+          <w:rFonts w:ascii="Consolas" w:cs="Consolas" w:eastAsia="Consolas" w:hAnsi="Consolas"/>
+          <w:color w:val="d9e8f7"/>
+          <w:sz w:val="20"/>
+          <w:szCs w:val="20"/>
+        </w:rPr>
+      </w:pPr>
+      <w:r>
+        <w:rPr>
+          <w:rFonts w:ascii="Consolas" w:cs="Consolas" w:eastAsia="Consolas" w:hAnsi="Consolas"/>
+          <w:color w:val="cc6c1d"/>
+          <w:sz w:val="20"/>
+          <w:szCs w:val="20"/>
+          <w:rtl w:val="0"/>
+        </w:rPr>
+        <w:t xml:space="preserve">import</w:t>
+      </w:r>
+      <w:r>
+        <w:rPr>
+          <w:rFonts w:ascii="Consolas" w:cs="Consolas" w:eastAsia="Consolas" w:hAnsi="Consolas"/>
+          <w:color w:val="cccccc"/>
+          <w:sz w:val="20"/>
+          <w:szCs w:val="20"/>
+          <w:rtl w:val="0"/>
+        </w:rPr>
+        <w:t xml:space="preserve"> </w:t>
+      </w:r>
+      <w:r>
+        <w:rPr>
+          <w:rFonts w:ascii="Consolas" w:cs="Consolas" w:eastAsia="Consolas" w:hAnsi="Consolas"/>
+          <w:color w:val="1290c3"/>
+          <w:sz w:val="20"/>
+          <w:szCs w:val="20"/>
+          <w:rtl w:val="0"/>
+        </w:rPr>
+        <w:t xml:space="preserve">internal.GlobalVariable</w:t>
+      </w:r>
+      <w:r>
+        <w:rPr>
+          <w:rFonts w:ascii="Consolas" w:cs="Consolas" w:eastAsia="Consolas" w:hAnsi="Consolas"/>
+          <w:color w:val="cccccc"/>
+          <w:sz w:val="20"/>
+          <w:szCs w:val="20"/>
+          <w:rtl w:val="0"/>
+        </w:rPr>
+        <w:t xml:space="preserve"> </w:t>
+      </w:r>
+      <w:r>
+        <w:rPr>
+          <w:rFonts w:ascii="Consolas" w:cs="Consolas" w:eastAsia="Consolas" w:hAnsi="Consolas"/>
+          <w:color w:val="cc6c1d"/>
+          <w:sz w:val="20"/>
+          <w:szCs w:val="20"/>
+          <w:rtl w:val="0"/>
+        </w:rPr>
+        <w:t xml:space="preserve">as</w:t>
+      </w:r>
+      <w:r>
+        <w:rPr>
+          <w:rFonts w:ascii="Consolas" w:cs="Consolas" w:eastAsia="Consolas" w:hAnsi="Consolas"/>
+          <w:color w:val="cccccc"/>
+          <w:sz w:val="20"/>
+          <w:szCs w:val="20"/>
+          <w:rtl w:val="0"/>
+        </w:rPr>
+        <w:t xml:space="preserve"> </w:t>
+      </w:r>
+      <w:r>
+        <w:rPr>
+          <w:rFonts w:ascii="Consolas" w:cs="Consolas" w:eastAsia="Consolas" w:hAnsi="Consolas"/>
+          <w:color w:val="d9e8f7"/>
+          <w:sz w:val="20"/>
+          <w:szCs w:val="20"/>
+          <w:rtl w:val="0"/>
+        </w:rPr>
+        <w:t xml:space="preserve">GlobalVariable</w:t>
+      </w:r>
+    </w:p>
+    <w:p>
+      <w:pPr>
+        <w:shd w:fill="1e1f22" w:val="clear"/>
+        <w:spacing w:after="0" w:lineRule="auto"/>
+        <w:rPr>
+          <w:rFonts w:ascii="Consolas" w:cs="Consolas" w:eastAsia="Consolas" w:hAnsi="Consolas"/>
+          <w:color w:val="f9faf4"/>
+          <w:sz w:val="20"/>
+          <w:szCs w:val="20"/>
+        </w:rPr>
+      </w:pPr>
+      <w:r>
+        <w:rPr>
+          <w:rFonts w:ascii="Consolas" w:cs="Consolas" w:eastAsia="Consolas" w:hAnsi="Consolas"/>
+          <w:color w:val="1290c3"/>
+          <w:sz w:val="20"/>
+          <w:szCs w:val="20"/>
+          <w:rtl w:val="0"/>
+        </w:rPr>
+        <w:t xml:space="preserve">WebUI</w:t>
+      </w:r>
+      <w:r>
+        <w:rPr>
+          <w:rFonts w:ascii="Consolas" w:cs="Consolas" w:eastAsia="Consolas" w:hAnsi="Consolas"/>
+          <w:color w:val="e6e6fa"/>
+          <w:sz w:val="20"/>
+          <w:szCs w:val="20"/>
+          <w:rtl w:val="0"/>
+        </w:rPr>
+        <w:t xml:space="preserve">.</w:t>
+      </w:r>
+      <w:r>
+        <w:rPr>
+          <w:rFonts w:ascii="Consolas" w:cs="Consolas" w:eastAsia="Consolas" w:hAnsi="Consolas"/>
+          <w:i w:val="1"/>
+          <w:iCs w:val="1"/>
+          <w:color w:val="96ec3f"/>
+          <w:sz w:val="20"/>
+          <w:szCs w:val="20"/>
+          <w:rtl w:val="0"/>
+        </w:rPr>
+        <w:t xml:space="preserve">openBrowser</w:t>
+      </w:r>
+      <w:r>
+        <w:rPr>
+          <w:rFonts w:ascii="Consolas" w:cs="Consolas" w:eastAsia="Consolas" w:hAnsi="Consolas"/>
+          <w:color w:val="f9faf4"/>
+          <w:sz w:val="20"/>
+          <w:szCs w:val="20"/>
+          <w:rtl w:val="0"/>
+        </w:rPr>
+        <w:t xml:space="preserve">(</w:t>
+      </w:r>
+      <w:r>
+        <w:rPr>
+          <w:rFonts w:ascii="Consolas" w:cs="Consolas" w:eastAsia="Consolas" w:hAnsi="Consolas"/>
+          <w:color w:val="cc6c1d"/>
+          <w:sz w:val="20"/>
+          <w:szCs w:val="20"/>
+          <w:rtl w:val="0"/>
+        </w:rPr>
+        <w:t xml:space="preserve">null</w:t>
+      </w:r>
+      <w:r>
+        <w:rPr>
+          <w:rFonts w:ascii="Consolas" w:cs="Consolas" w:eastAsia="Consolas" w:hAnsi="Consolas"/>
+          <w:color w:val="f9faf4"/>
+          <w:sz w:val="20"/>
+          <w:szCs w:val="20"/>
+          <w:rtl w:val="0"/>
+        </w:rPr>
+        <w:t xml:space="preserve">)</w:t>
+      </w:r>
+    </w:p>
+    <w:p>
+      <w:pPr>
+        <w:shd w:fill="1e1f22" w:val="clear"/>
+        <w:spacing w:after="0" w:lineRule="auto"/>
+        <w:rPr>
+          <w:rFonts w:ascii="Consolas" w:cs="Consolas" w:eastAsia="Consolas" w:hAnsi="Consolas"/>
+          <w:color w:val="f9faf4"/>
+          <w:sz w:val="20"/>
+          <w:szCs w:val="20"/>
+        </w:rPr>
+      </w:pPr>
+      <w:r>
+        <w:rPr>
+          <w:rFonts w:ascii="Consolas" w:cs="Consolas" w:eastAsia="Consolas" w:hAnsi="Consolas"/>
+          <w:color w:val="1290c3"/>
+          <w:sz w:val="20"/>
+          <w:szCs w:val="20"/>
+          <w:rtl w:val="0"/>
+        </w:rPr>
+        <w:t xml:space="preserve">WebUI</w:t>
+      </w:r>
+      <w:r>
+        <w:rPr>
+          <w:rFonts w:ascii="Consolas" w:cs="Consolas" w:eastAsia="Consolas" w:hAnsi="Consolas"/>
+          <w:color w:val="e6e6fa"/>
+          <w:sz w:val="20"/>
+          <w:szCs w:val="20"/>
+          <w:rtl w:val="0"/>
+        </w:rPr>
+        <w:t xml:space="preserve">.</w:t>
+      </w:r>
+      <w:r>
+        <w:rPr>
+          <w:rFonts w:ascii="Consolas" w:cs="Consolas" w:eastAsia="Consolas" w:hAnsi="Consolas"/>
+          <w:i w:val="1"/>
+          <w:iCs w:val="1"/>
+          <w:color w:val="96ec3f"/>
+          <w:sz w:val="20"/>
+          <w:szCs w:val="20"/>
+          <w:rtl w:val="0"/>
+        </w:rPr>
+        <w:t xml:space="preserve">navigateToUrl</w:t>
+      </w:r>
+      <w:r>
+        <w:rPr>
+          <w:rFonts w:ascii="Consolas" w:cs="Consolas" w:eastAsia="Consolas" w:hAnsi="Consolas"/>
+          <w:color w:val="f9faf4"/>
+          <w:sz w:val="20"/>
+          <w:szCs w:val="20"/>
+          <w:rtl w:val="0"/>
+        </w:rPr>
+        <w:t xml:space="preserve">(</w:t>
+      </w:r>
+      <w:r>
+        <w:rPr>
+          <w:rFonts w:ascii="Consolas" w:cs="Consolas" w:eastAsia="Consolas" w:hAnsi="Consolas"/>
+          <w:color w:val="17c6a3"/>
+          <w:sz w:val="20"/>
+          <w:szCs w:val="20"/>
+          <w:rtl w:val="0"/>
+        </w:rPr>
+        <w:t xml:space="preserve">'http://localhost:3000/'</w:t>
+      </w:r>
+      <w:r>
+        <w:rPr>
+          <w:rFonts w:ascii="Consolas" w:cs="Consolas" w:eastAsia="Consolas" w:hAnsi="Consolas"/>
+          <w:color w:val="f9faf4"/>
+          <w:sz w:val="20"/>
+          <w:szCs w:val="20"/>
+          <w:rtl w:val="0"/>
+        </w:rPr>
+        <w:t xml:space="preserve">)</w:t>
+      </w:r>
+    </w:p>
+    <w:p>
+      <w:pPr>
+        <w:shd w:fill="1e1f22" w:val="clear"/>
+        <w:spacing w:after="0" w:lineRule="auto"/>
+        <w:rPr>
+          <w:rFonts w:ascii="Consolas" w:cs="Consolas" w:eastAsia="Consolas" w:hAnsi="Consolas"/>
+          <w:color w:val="f9faf4"/>
+          <w:sz w:val="20"/>
+          <w:szCs w:val="20"/>
+        </w:rPr>
+      </w:pPr>
+      <w:r>
+        <w:rPr>
+          <w:rFonts w:ascii="Consolas" w:cs="Consolas" w:eastAsia="Consolas" w:hAnsi="Consolas"/>
+          <w:color w:val="1290c3"/>
+          <w:sz w:val="20"/>
+          <w:szCs w:val="20"/>
+          <w:rtl w:val="0"/>
+        </w:rPr>
+        <w:t xml:space="preserve">WebUI</w:t>
+      </w:r>
+      <w:r>
+        <w:rPr>
+          <w:rFonts w:ascii="Consolas" w:cs="Consolas" w:eastAsia="Consolas" w:hAnsi="Consolas"/>
+          <w:color w:val="e6e6fa"/>
+          <w:sz w:val="20"/>
+          <w:szCs w:val="20"/>
+          <w:rtl w:val="0"/>
+        </w:rPr>
+        <w:t xml:space="preserve">.</w:t>
+      </w:r>
+      <w:r>
+        <w:rPr>
+          <w:rFonts w:ascii="Consolas" w:cs="Consolas" w:eastAsia="Consolas" w:hAnsi="Consolas"/>
+          <w:i w:val="1"/>
+          <w:iCs w:val="1"/>
+          <w:color w:val="96ec3f"/>
+          <w:sz w:val="20"/>
+          <w:szCs w:val="20"/>
+          <w:rtl w:val="0"/>
+        </w:rPr>
+        <w:t xml:space="preserve">click</w:t>
+      </w:r>
+      <w:r>
+        <w:rPr>
+          <w:rFonts w:ascii="Consolas" w:cs="Consolas" w:eastAsia="Consolas" w:hAnsi="Consolas"/>
+          <w:color w:val="f9faf4"/>
+          <w:sz w:val="20"/>
+          <w:szCs w:val="20"/>
+          <w:rtl w:val="0"/>
+        </w:rPr>
+        <w:t xml:space="preserve">(</w:t>
+      </w:r>
+      <w:r>
+        <w:rPr>
+          <w:rFonts w:ascii="Consolas" w:cs="Consolas" w:eastAsia="Consolas" w:hAnsi="Consolas"/>
+          <w:i w:val="1"/>
+          <w:iCs w:val="1"/>
+          <w:color w:val="96ec3f"/>
+          <w:sz w:val="20"/>
+          <w:szCs w:val="20"/>
+          <w:rtl w:val="0"/>
+        </w:rPr>
+        <w:t xml:space="preserve">findTestObject</w:t>
+      </w:r>
+      <w:r>
+        <w:rPr>
+          <w:rFonts w:ascii="Consolas" w:cs="Consolas" w:eastAsia="Consolas" w:hAnsi="Consolas"/>
+          <w:color w:val="f9faf4"/>
+          <w:sz w:val="20"/>
+          <w:szCs w:val="20"/>
+          <w:rtl w:val="0"/>
+        </w:rPr>
+        <w:t xml:space="preserve">(</w:t>
+      </w:r>
+      <w:r>
+        <w:rPr>
+          <w:rFonts w:ascii="Consolas" w:cs="Consolas" w:eastAsia="Consolas" w:hAnsi="Consolas"/>
+          <w:color w:val="17c6a3"/>
+          <w:sz w:val="20"/>
+          <w:szCs w:val="20"/>
+          <w:rtl w:val="0"/>
+        </w:rPr>
+        <w:t xml:space="preserve">'Page_Melon  Hc cng AI cho tr/button_ng nhp'</w:t>
+      </w:r>
+      <w:r>
+        <w:rPr>
+          <w:rFonts w:ascii="Consolas" w:cs="Consolas" w:eastAsia="Consolas" w:hAnsi="Consolas"/>
+          <w:color w:val="f9faf4"/>
+          <w:sz w:val="20"/>
+          <w:szCs w:val="20"/>
+          <w:rtl w:val="0"/>
+        </w:rPr>
+        <w:t xml:space="preserve">))</w:t>
+      </w:r>
+    </w:p>
+    <w:p>
+      <w:pPr>
+        <w:shd w:fill="1e1f22" w:val="clear"/>
+        <w:spacing w:after="0" w:lineRule="auto"/>
+        <w:rPr>
+          <w:rFonts w:ascii="Consolas" w:cs="Consolas" w:eastAsia="Consolas" w:hAnsi="Consolas"/>
+          <w:color w:val="f9faf4"/>
+          <w:sz w:val="20"/>
+          <w:szCs w:val="20"/>
+        </w:rPr>
+      </w:pPr>
+      <w:r>
+        <w:rPr>
+          <w:rFonts w:ascii="Consolas" w:cs="Consolas" w:eastAsia="Consolas" w:hAnsi="Consolas"/>
+          <w:color w:val="1290c3"/>
+          <w:sz w:val="20"/>
+          <w:szCs w:val="20"/>
+          <w:rtl w:val="0"/>
+        </w:rPr>
+        <w:t xml:space="preserve">WebUI</w:t>
+      </w:r>
+      <w:r>
+        <w:rPr>
+          <w:rFonts w:ascii="Consolas" w:cs="Consolas" w:eastAsia="Consolas" w:hAnsi="Consolas"/>
+          <w:color w:val="e6e6fa"/>
+          <w:sz w:val="20"/>
+          <w:szCs w:val="20"/>
+          <w:rtl w:val="0"/>
+        </w:rPr>
+        <w:t xml:space="preserve">.</w:t>
+      </w:r>
+      <w:r>
+        <w:rPr>
+          <w:rFonts w:ascii="Consolas" w:cs="Consolas" w:eastAsia="Consolas" w:hAnsi="Consolas"/>
+          <w:i w:val="1"/>
+          <w:iCs w:val="1"/>
+          <w:color w:val="96ec3f"/>
+          <w:sz w:val="20"/>
+          <w:szCs w:val="20"/>
+          <w:rtl w:val="0"/>
+        </w:rPr>
+        <w:t xml:space="preserve">click</w:t>
+      </w:r>
+      <w:r>
+        <w:rPr>
+          <w:rFonts w:ascii="Consolas" w:cs="Consolas" w:eastAsia="Consolas" w:hAnsi="Consolas"/>
+          <w:color w:val="f9faf4"/>
+          <w:sz w:val="20"/>
+          <w:szCs w:val="20"/>
+          <w:rtl w:val="0"/>
+        </w:rPr>
+        <w:t xml:space="preserve">(</w:t>
+      </w:r>
+      <w:r>
+        <w:rPr>
+          <w:rFonts w:ascii="Consolas" w:cs="Consolas" w:eastAsia="Consolas" w:hAnsi="Consolas"/>
+          <w:i w:val="1"/>
+          <w:iCs w:val="1"/>
+          <w:color w:val="96ec3f"/>
+          <w:sz w:val="20"/>
+          <w:szCs w:val="20"/>
+          <w:rtl w:val="0"/>
+        </w:rPr>
+        <w:t xml:space="preserve">findTestObject</w:t>
+      </w:r>
+      <w:r>
+        <w:rPr>
+          <w:rFonts w:ascii="Consolas" w:cs="Consolas" w:eastAsia="Consolas" w:hAnsi="Consolas"/>
+          <w:color w:val="f9faf4"/>
+          <w:sz w:val="20"/>
+          <w:szCs w:val="20"/>
+          <w:rtl w:val="0"/>
+        </w:rPr>
+        <w:t xml:space="preserve">(</w:t>
+      </w:r>
+      <w:r>
+        <w:rPr>
+          <w:rFonts w:ascii="Consolas" w:cs="Consolas" w:eastAsia="Consolas" w:hAnsi="Consolas"/>
+          <w:color w:val="17c6a3"/>
+          <w:sz w:val="20"/>
+          <w:szCs w:val="20"/>
+          <w:rtl w:val="0"/>
+        </w:rPr>
+        <w:t xml:space="preserve">'Page_Melon  Hc cng AI cho tr/button_Hc sinh'</w:t>
+      </w:r>
+      <w:r>
+        <w:rPr>
+          <w:rFonts w:ascii="Consolas" w:cs="Consolas" w:eastAsia="Consolas" w:hAnsi="Consolas"/>
+          <w:color w:val="f9faf4"/>
+          <w:sz w:val="20"/>
+          <w:szCs w:val="20"/>
+          <w:rtl w:val="0"/>
+        </w:rPr>
+        <w:t xml:space="preserve">))</w:t>
+      </w:r>
+    </w:p>
+    <w:p>
+      <w:pPr>
+        <w:shd w:fill="1e1f22" w:val="clear"/>
+        <w:spacing w:after="0" w:lineRule="auto"/>
+        <w:rPr>
+          <w:rFonts w:ascii="Consolas" w:cs="Consolas" w:eastAsia="Consolas" w:hAnsi="Consolas"/>
+          <w:color w:val="f9faf4"/>
+          <w:sz w:val="20"/>
+          <w:szCs w:val="20"/>
+        </w:rPr>
+      </w:pPr>
+      <w:r>
+        <w:rPr>
+          <w:rFonts w:ascii="Consolas" w:cs="Consolas" w:eastAsia="Consolas" w:hAnsi="Consolas"/>
+          <w:color w:val="1290c3"/>
+          <w:sz w:val="20"/>
+          <w:szCs w:val="20"/>
+          <w:rtl w:val="0"/>
+        </w:rPr>
+        <w:t xml:space="preserve">WebUI</w:t>
+      </w:r>
+      <w:r>
+        <w:rPr>
+          <w:rFonts w:ascii="Consolas" w:cs="Consolas" w:eastAsia="Consolas" w:hAnsi="Consolas"/>
+          <w:color w:val="e6e6fa"/>
+          <w:sz w:val="20"/>
+          <w:szCs w:val="20"/>
+          <w:rtl w:val="0"/>
+        </w:rPr>
+        <w:t xml:space="preserve">.</w:t>
+      </w:r>
+      <w:r>
+        <w:rPr>
+          <w:rFonts w:ascii="Consolas" w:cs="Consolas" w:eastAsia="Consolas" w:hAnsi="Consolas"/>
+          <w:i w:val="1"/>
+          <w:iCs w:val="1"/>
+          <w:color w:val="96ec3f"/>
+          <w:sz w:val="20"/>
+          <w:szCs w:val="20"/>
+          <w:rtl w:val="0"/>
+        </w:rPr>
+        <w:t xml:space="preserve">setText</w:t>
+      </w:r>
+      <w:r>
+        <w:rPr>
+          <w:rFonts w:ascii="Consolas" w:cs="Consolas" w:eastAsia="Consolas" w:hAnsi="Consolas"/>
+          <w:color w:val="f9faf4"/>
+          <w:sz w:val="20"/>
+          <w:szCs w:val="20"/>
+          <w:rtl w:val="0"/>
+        </w:rPr>
+        <w:t xml:space="preserve">(</w:t>
+      </w:r>
+      <w:r>
+        <w:rPr>
+          <w:rFonts w:ascii="Consolas" w:cs="Consolas" w:eastAsia="Consolas" w:hAnsi="Consolas"/>
+          <w:i w:val="1"/>
+          <w:iCs w:val="1"/>
+          <w:color w:val="96ec3f"/>
+          <w:sz w:val="20"/>
+          <w:szCs w:val="20"/>
+          <w:rtl w:val="0"/>
+        </w:rPr>
+        <w:t xml:space="preserve">findTestObject</w:t>
+      </w:r>
+      <w:r>
+        <w:rPr>
+          <w:rFonts w:ascii="Consolas" w:cs="Consolas" w:eastAsia="Consolas" w:hAnsi="Consolas"/>
+          <w:color w:val="f9faf4"/>
+          <w:sz w:val="20"/>
+          <w:szCs w:val="20"/>
+          <w:rtl w:val="0"/>
+        </w:rPr>
+        <w:t xml:space="preserve">(</w:t>
+      </w:r>
+      <w:r>
+        <w:rPr>
+          <w:rFonts w:ascii="Consolas" w:cs="Consolas" w:eastAsia="Consolas" w:hAnsi="Consolas"/>
+          <w:color w:val="17c6a3"/>
+          <w:sz w:val="20"/>
+          <w:szCs w:val="20"/>
+          <w:rtl w:val="0"/>
+        </w:rPr>
+        <w:t xml:space="preserve">'Page_Melon  Hc cng AI cho tr/input_melon_hero'</w:t>
+      </w:r>
+      <w:r>
+        <w:rPr>
+          <w:rFonts w:ascii="Consolas" w:cs="Consolas" w:eastAsia="Consolas" w:hAnsi="Consolas"/>
+          <w:color w:val="f9faf4"/>
+          <w:sz w:val="20"/>
+          <w:szCs w:val="20"/>
+          <w:rtl w:val="0"/>
+        </w:rPr>
+        <w:t xml:space="preserve">)</w:t>
+      </w:r>
+      <w:r>
+        <w:rPr>
+          <w:rFonts w:ascii="Consolas" w:cs="Consolas" w:eastAsia="Consolas" w:hAnsi="Consolas"/>
+          <w:color w:val="e6e6fa"/>
+          <w:sz w:val="20"/>
+          <w:szCs w:val="20"/>
+          <w:rtl w:val="0"/>
+        </w:rPr>
+        <w:t xml:space="preserve">,</w:t>
+      </w:r>
+      <w:r>
+        <w:rPr>
+          <w:rFonts w:ascii="Consolas" w:cs="Consolas" w:eastAsia="Consolas" w:hAnsi="Consolas"/>
+          <w:color w:val="cccccc"/>
+          <w:sz w:val="20"/>
+          <w:szCs w:val="20"/>
+          <w:rtl w:val="0"/>
+        </w:rPr>
+        <w:t xml:space="preserve"> </w:t>
+      </w:r>
+      <w:r>
+        <w:rPr>
+          <w:rFonts w:ascii="Consolas" w:cs="Consolas" w:eastAsia="Consolas" w:hAnsi="Consolas"/>
+          <w:color w:val="17c6a3"/>
+          <w:sz w:val="20"/>
+          <w:szCs w:val="20"/>
+          <w:rtl w:val="0"/>
+        </w:rPr>
+        <w:t xml:space="preserve">'em1'</w:t>
+      </w:r>
+      <w:r>
+        <w:rPr>
+          <w:rFonts w:ascii="Consolas" w:cs="Consolas" w:eastAsia="Consolas" w:hAnsi="Consolas"/>
+          <w:color w:val="f9faf4"/>
+          <w:sz w:val="20"/>
+          <w:szCs w:val="20"/>
+          <w:rtl w:val="0"/>
+        </w:rPr>
+        <w:t xml:space="preserve">)</w:t>
+      </w:r>
+    </w:p>
+    <w:p>
+      <w:pPr>
+        <w:shd w:fill="1e1f22" w:val="clear"/>
+        <w:spacing w:after="0" w:lineRule="auto"/>
+        <w:rPr>
+          <w:rFonts w:ascii="Consolas" w:cs="Consolas" w:eastAsia="Consolas" w:hAnsi="Consolas"/>
+          <w:color w:val="f9faf4"/>
+          <w:sz w:val="20"/>
+          <w:szCs w:val="20"/>
+        </w:rPr>
+      </w:pPr>
+      <w:r>
+        <w:rPr>
+          <w:rFonts w:ascii="Consolas" w:cs="Consolas" w:eastAsia="Consolas" w:hAnsi="Consolas"/>
+          <w:color w:val="1290c3"/>
+          <w:sz w:val="20"/>
+          <w:szCs w:val="20"/>
+          <w:rtl w:val="0"/>
+        </w:rPr>
+        <w:t xml:space="preserve">WebUI</w:t>
+      </w:r>
+      <w:r>
+        <w:rPr>
+          <w:rFonts w:ascii="Consolas" w:cs="Consolas" w:eastAsia="Consolas" w:hAnsi="Consolas"/>
+          <w:color w:val="e6e6fa"/>
+          <w:sz w:val="20"/>
+          <w:szCs w:val="20"/>
+          <w:rtl w:val="0"/>
+        </w:rPr>
+        <w:t xml:space="preserve">.</w:t>
+      </w:r>
+      <w:r>
+        <w:rPr>
+          <w:rFonts w:ascii="Consolas" w:cs="Consolas" w:eastAsia="Consolas" w:hAnsi="Consolas"/>
+          <w:i w:val="1"/>
+          <w:iCs w:val="1"/>
+          <w:color w:val="96ec3f"/>
+          <w:sz w:val="20"/>
+          <w:szCs w:val="20"/>
+          <w:rtl w:val="0"/>
+        </w:rPr>
+        <w:t xml:space="preserve">setEncryptedText</w:t>
+      </w:r>
+      <w:r>
+        <w:rPr>
+          <w:rFonts w:ascii="Consolas" w:cs="Consolas" w:eastAsia="Consolas" w:hAnsi="Consolas"/>
+          <w:color w:val="f9faf4"/>
+          <w:sz w:val="20"/>
+          <w:szCs w:val="20"/>
+          <w:rtl w:val="0"/>
+        </w:rPr>
+        <w:t xml:space="preserve">(</w:t>
+      </w:r>
+      <w:r>
+        <w:rPr>
+          <w:rFonts w:ascii="Consolas" w:cs="Consolas" w:eastAsia="Consolas" w:hAnsi="Consolas"/>
+          <w:i w:val="1"/>
+          <w:iCs w:val="1"/>
+          <w:color w:val="96ec3f"/>
+          <w:sz w:val="20"/>
+          <w:szCs w:val="20"/>
+          <w:rtl w:val="0"/>
+        </w:rPr>
+        <w:t xml:space="preserve">findTestObject</w:t>
+      </w:r>
+      <w:r>
+        <w:rPr>
+          <w:rFonts w:ascii="Consolas" w:cs="Consolas" w:eastAsia="Consolas" w:hAnsi="Consolas"/>
+          <w:color w:val="f9faf4"/>
+          <w:sz w:val="20"/>
+          <w:szCs w:val="20"/>
+          <w:rtl w:val="0"/>
+        </w:rPr>
+        <w:t xml:space="preserve">(</w:t>
+      </w:r>
+      <w:r>
+        <w:rPr>
+          <w:rFonts w:ascii="Consolas" w:cs="Consolas" w:eastAsia="Consolas" w:hAnsi="Consolas"/>
+          <w:color w:val="17c6a3"/>
+          <w:sz w:val="20"/>
+          <w:szCs w:val="20"/>
+          <w:rtl w:val="0"/>
+        </w:rPr>
+        <w:t xml:space="preserve">'Page_Melon  Hc cng AI cho tr/input_'</w:t>
+      </w:r>
+      <w:r>
+        <w:rPr>
+          <w:rFonts w:ascii="Consolas" w:cs="Consolas" w:eastAsia="Consolas" w:hAnsi="Consolas"/>
+          <w:color w:val="f9faf4"/>
+          <w:sz w:val="20"/>
+          <w:szCs w:val="20"/>
+          <w:rtl w:val="0"/>
+        </w:rPr>
+        <w:t xml:space="preserve">)</w:t>
+      </w:r>
+      <w:r>
+        <w:rPr>
+          <w:rFonts w:ascii="Consolas" w:cs="Consolas" w:eastAsia="Consolas" w:hAnsi="Consolas"/>
+          <w:color w:val="e6e6fa"/>
+          <w:sz w:val="20"/>
+          <w:szCs w:val="20"/>
+          <w:rtl w:val="0"/>
+        </w:rPr>
+        <w:t xml:space="preserve">,</w:t>
+      </w:r>
+      <w:r>
+        <w:rPr>
+          <w:rFonts w:ascii="Consolas" w:cs="Consolas" w:eastAsia="Consolas" w:hAnsi="Consolas"/>
+          <w:color w:val="cccccc"/>
+          <w:sz w:val="20"/>
+          <w:szCs w:val="20"/>
+          <w:rtl w:val="0"/>
+        </w:rPr>
+        <w:t xml:space="preserve"> </w:t>
+      </w:r>
+      <w:r>
+        <w:rPr>
+          <w:rFonts w:ascii="Consolas" w:cs="Consolas" w:eastAsia="Consolas" w:hAnsi="Consolas"/>
+          <w:color w:val="17c6a3"/>
+          <w:sz w:val="20"/>
+          <w:szCs w:val="20"/>
+          <w:rtl w:val="0"/>
+        </w:rPr>
+        <w:t xml:space="preserve">'CSt51UwWECc='</w:t>
+      </w:r>
+      <w:r>
+        <w:rPr>
+          <w:rFonts w:ascii="Consolas" w:cs="Consolas" w:eastAsia="Consolas" w:hAnsi="Consolas"/>
+          <w:color w:val="f9faf4"/>
+          <w:sz w:val="20"/>
+          <w:szCs w:val="20"/>
+          <w:rtl w:val="0"/>
+        </w:rPr>
+        <w:t xml:space="preserve">)</w:t>
+      </w:r>
+    </w:p>
+    <w:p>
+      <w:pPr>
+        <w:shd w:fill="1e1f22" w:val="clear"/>
+        <w:spacing w:after="0" w:lineRule="auto"/>
+        <w:rPr>
+          <w:rFonts w:ascii="Consolas" w:cs="Consolas" w:eastAsia="Consolas" w:hAnsi="Consolas"/>
+          <w:color w:val="f9faf4"/>
+          <w:sz w:val="20"/>
+          <w:szCs w:val="20"/>
+        </w:rPr>
+      </w:pPr>
+      <w:r>
+        <w:rPr>
+          <w:rFonts w:ascii="Consolas" w:cs="Consolas" w:eastAsia="Consolas" w:hAnsi="Consolas"/>
+          <w:color w:val="1290c3"/>
+          <w:sz w:val="20"/>
+          <w:szCs w:val="20"/>
+          <w:rtl w:val="0"/>
+        </w:rPr>
+        <w:t xml:space="preserve">WebUI</w:t>
+      </w:r>
+      <w:r>
+        <w:rPr>
+          <w:rFonts w:ascii="Consolas" w:cs="Consolas" w:eastAsia="Consolas" w:hAnsi="Consolas"/>
+          <w:color w:val="e6e6fa"/>
+          <w:sz w:val="20"/>
+          <w:szCs w:val="20"/>
+          <w:rtl w:val="0"/>
+        </w:rPr>
+        <w:t xml:space="preserve">.</w:t>
+      </w:r>
+      <w:r>
+        <w:rPr>
+          <w:rFonts w:ascii="Consolas" w:cs="Consolas" w:eastAsia="Consolas" w:hAnsi="Consolas"/>
+          <w:i w:val="1"/>
+          <w:iCs w:val="1"/>
+          <w:color w:val="96ec3f"/>
+          <w:sz w:val="20"/>
+          <w:szCs w:val="20"/>
+          <w:rtl w:val="0"/>
+        </w:rPr>
+        <w:t xml:space="preserve">click</w:t>
+      </w:r>
+      <w:r>
+        <w:rPr>
+          <w:rFonts w:ascii="Consolas" w:cs="Consolas" w:eastAsia="Consolas" w:hAnsi="Consolas"/>
+          <w:color w:val="f9faf4"/>
+          <w:sz w:val="20"/>
+          <w:szCs w:val="20"/>
+          <w:rtl w:val="0"/>
+        </w:rPr>
+        <w:t xml:space="preserve">(</w:t>
+      </w:r>
+      <w:r>
+        <w:rPr>
+          <w:rFonts w:ascii="Consolas" w:cs="Consolas" w:eastAsia="Consolas" w:hAnsi="Consolas"/>
+          <w:i w:val="1"/>
+          <w:iCs w:val="1"/>
+          <w:color w:val="96ec3f"/>
+          <w:sz w:val="20"/>
+          <w:szCs w:val="20"/>
+          <w:rtl w:val="0"/>
+        </w:rPr>
+        <w:t xml:space="preserve">findTestObject</w:t>
+      </w:r>
+      <w:r>
+        <w:rPr>
+          <w:rFonts w:ascii="Consolas" w:cs="Consolas" w:eastAsia="Consolas" w:hAnsi="Consolas"/>
+          <w:color w:val="f9faf4"/>
+          <w:sz w:val="20"/>
+          <w:szCs w:val="20"/>
+          <w:rtl w:val="0"/>
+        </w:rPr>
+        <w:t xml:space="preserve">(</w:t>
+      </w:r>
+      <w:r>
+        <w:rPr>
+          <w:rFonts w:ascii="Consolas" w:cs="Consolas" w:eastAsia="Consolas" w:hAnsi="Consolas"/>
+          <w:color w:val="17c6a3"/>
+          <w:sz w:val="20"/>
+          <w:szCs w:val="20"/>
+          <w:rtl w:val="0"/>
+        </w:rPr>
+        <w:t xml:space="preserve">'Page_Melon  Hc cng AI cho tr/button_ng nhp hc sinh'</w:t>
+      </w:r>
+      <w:r>
+        <w:rPr>
+          <w:rFonts w:ascii="Consolas" w:cs="Consolas" w:eastAsia="Consolas" w:hAnsi="Consolas"/>
+          <w:color w:val="f9faf4"/>
+          <w:sz w:val="20"/>
+          <w:szCs w:val="20"/>
+          <w:rtl w:val="0"/>
+        </w:rPr>
+        <w:t xml:space="preserve">))</w:t>
+      </w:r>
+    </w:p>
+    <w:p>
+      <w:pPr>
+        <w:shd w:fill="1e1f22" w:val="clear"/>
+        <w:spacing w:after="0" w:lineRule="auto"/>
+        <w:rPr>
+          <w:rFonts w:ascii="Consolas" w:cs="Consolas" w:eastAsia="Consolas" w:hAnsi="Consolas"/>
+          <w:color w:val="f9faf4"/>
+          <w:sz w:val="20"/>
+          <w:szCs w:val="20"/>
+        </w:rPr>
+      </w:pPr>
+      <w:r>
+        <w:rPr>
+          <w:rFonts w:ascii="Consolas" w:cs="Consolas" w:eastAsia="Consolas" w:hAnsi="Consolas"/>
+          <w:color w:val="1290c3"/>
+          <w:sz w:val="20"/>
+          <w:szCs w:val="20"/>
+          <w:rtl w:val="0"/>
+        </w:rPr>
+        <w:t xml:space="preserve">WebUI</w:t>
+      </w:r>
+      <w:r>
+        <w:rPr>
+          <w:rFonts w:ascii="Consolas" w:cs="Consolas" w:eastAsia="Consolas" w:hAnsi="Consolas"/>
+          <w:color w:val="e6e6fa"/>
+          <w:sz w:val="20"/>
+          <w:szCs w:val="20"/>
+          <w:rtl w:val="0"/>
+        </w:rPr>
+        <w:t xml:space="preserve">.</w:t>
+      </w:r>
+      <w:r>
+        <w:rPr>
+          <w:rFonts w:ascii="Consolas" w:cs="Consolas" w:eastAsia="Consolas" w:hAnsi="Consolas"/>
+          <w:i w:val="1"/>
+          <w:iCs w:val="1"/>
+          <w:color w:val="96ec3f"/>
+          <w:sz w:val="20"/>
+          <w:szCs w:val="20"/>
+          <w:rtl w:val="0"/>
+        </w:rPr>
+        <w:t xml:space="preserve">click</w:t>
+      </w:r>
+      <w:r>
+        <w:rPr>
+          <w:rFonts w:ascii="Consolas" w:cs="Consolas" w:eastAsia="Consolas" w:hAnsi="Consolas"/>
+          <w:color w:val="f9faf4"/>
+          <w:sz w:val="20"/>
+          <w:szCs w:val="20"/>
+          <w:rtl w:val="0"/>
+        </w:rPr>
+        <w:t xml:space="preserve">(</w:t>
+      </w:r>
+      <w:r>
+        <w:rPr>
+          <w:rFonts w:ascii="Consolas" w:cs="Consolas" w:eastAsia="Consolas" w:hAnsi="Consolas"/>
+          <w:i w:val="1"/>
+          <w:iCs w:val="1"/>
+          <w:color w:val="96ec3f"/>
+          <w:sz w:val="20"/>
+          <w:szCs w:val="20"/>
+          <w:rtl w:val="0"/>
+        </w:rPr>
+        <w:t xml:space="preserve">findTestObject</w:t>
+      </w:r>
+      <w:r>
+        <w:rPr>
+          <w:rFonts w:ascii="Consolas" w:cs="Consolas" w:eastAsia="Consolas" w:hAnsi="Consolas"/>
+          <w:color w:val="f9faf4"/>
+          <w:sz w:val="20"/>
+          <w:szCs w:val="20"/>
+          <w:rtl w:val="0"/>
+        </w:rPr>
+        <w:t xml:space="preserve">(</w:t>
+      </w:r>
+      <w:r>
+        <w:rPr>
+          <w:rFonts w:ascii="Consolas" w:cs="Consolas" w:eastAsia="Consolas" w:hAnsi="Consolas"/>
+          <w:color w:val="17c6a3"/>
+          <w:sz w:val="20"/>
+          <w:szCs w:val="20"/>
+          <w:rtl w:val="0"/>
+        </w:rPr>
+        <w:t xml:space="preserve">'Page_Melon  Hc cng AI cho tr/a_Luyn'</w:t>
+      </w:r>
+      <w:r>
+        <w:rPr>
+          <w:rFonts w:ascii="Consolas" w:cs="Consolas" w:eastAsia="Consolas" w:hAnsi="Consolas"/>
+          <w:color w:val="f9faf4"/>
+          <w:sz w:val="20"/>
+          <w:szCs w:val="20"/>
+          <w:rtl w:val="0"/>
+        </w:rPr>
+        <w:t xml:space="preserve">))</w:t>
+      </w:r>
+    </w:p>
+    <w:p>
+      <w:pPr>
         <w:keepNext w:val="0"/>
         <w:keepLines w:val="0"/>
         <w:pageBreakBefore w:val="0"/>
@@ -8675,6 +11997,60 @@
         </w:rPr>
         <w:br w:type="textWrapping"/>
         <w:br w:type="textWrapping"/>
+      </w:r>
+      <w:r>
+        <w:rPr>
+          <w:rFonts w:ascii="Aptos" w:cs="Aptos" w:eastAsia="Aptos" w:hAnsi="Aptos"/>
+          <w:b w:val="0"/>
+          <w:bCs w:val="0"/>
+          <w:i w:val="0"/>
+          <w:iCs w:val="0"/>
+          <w:smallCaps w:val="0"/>
+          <w:strike w:val="0"/>
+          <w:color w:val="000000"/>
+          <w:sz w:val="24"/>
+          <w:szCs w:val="24"/>
+          <w:u w:val="none"/>
+          <w:shd w:fill="auto" w:val="clear"/>
+          <w:vertAlign w:val="baseline"/>
+        </w:rPr>
+        <w:drawing>
+          <wp:inline distB="114300" distT="114300" distL="114300" distR="114300">
+            <wp:extent cx="5943600" cy="3149600"/>
+            <wp:effectExtent b="0" l="0" r="0" t="0"/>
+            <wp:docPr id="2" name="image3.png"/>
+            <a:graphic>
+              <a:graphicData uri="http://schemas.openxmlformats.org/drawingml/2006/picture">
+                <pic:pic>
+                  <pic:nvPicPr>
+                    <pic:cNvPr id="0" name="image3.png"/>
+                    <pic:cNvPicPr preferRelativeResize="0"/>
+                  </pic:nvPicPr>
+                  <pic:blipFill>
+                    <a:blip r:embed="rId9"/>
+                    <a:srcRect b="0" l="0" r="0" t="0"/>
+                    <a:stretch>
+                      <a:fillRect/>
+                    </a:stretch>
+                  </pic:blipFill>
+                  <pic:spPr>
+                    <a:xfrm>
+                      <a:off x="0" y="0"/>
+                      <a:ext cx="5943600" cy="3149600"/>
+                    </a:xfrm>
+                    <a:prstGeom prst="rect"/>
+                    <a:ln/>
+                  </pic:spPr>
+                </pic:pic>
+              </a:graphicData>
+            </a:graphic>
+          </wp:inline>
+        </w:drawing>
+      </w:r>
+      <w:r>
+        <w:rPr>
+          <w:rtl w:val="0"/>
+        </w:rPr>
       </w:r>
     </w:p>
     <w:bookmarkStart w:colFirst="0" w:colLast="0" w:name="bookmark=id.wutoihscby9x" w:id="8"/>
@@ -8951,6 +12327,3637 @@
     </w:p>
     <w:p>
       <w:pPr>
+        <w:shd w:fill="1e1f22" w:val="clear"/>
+        <w:spacing w:after="0" w:lineRule="auto"/>
+        <w:rPr>
+          <w:rFonts w:ascii="Consolas" w:cs="Consolas" w:eastAsia="Consolas" w:hAnsi="Consolas"/>
+          <w:i w:val="1"/>
+          <w:iCs w:val="1"/>
+          <w:color w:val="96ec3f"/>
+          <w:sz w:val="20"/>
+          <w:szCs w:val="20"/>
+        </w:rPr>
+      </w:pPr>
+      <w:r>
+        <w:rPr>
+          <w:rFonts w:ascii="Consolas" w:cs="Consolas" w:eastAsia="Consolas" w:hAnsi="Consolas"/>
+          <w:color w:val="cc6c1d"/>
+          <w:sz w:val="20"/>
+          <w:szCs w:val="20"/>
+          <w:rtl w:val="0"/>
+        </w:rPr>
+        <w:t xml:space="preserve">import</w:t>
+      </w:r>
+      <w:r>
+        <w:rPr>
+          <w:rFonts w:ascii="Consolas" w:cs="Consolas" w:eastAsia="Consolas" w:hAnsi="Consolas"/>
+          <w:color w:val="cccccc"/>
+          <w:sz w:val="20"/>
+          <w:szCs w:val="20"/>
+          <w:rtl w:val="0"/>
+        </w:rPr>
+        <w:t xml:space="preserve"> </w:t>
+      </w:r>
+      <w:r>
+        <w:rPr>
+          <w:rFonts w:ascii="Consolas" w:cs="Consolas" w:eastAsia="Consolas" w:hAnsi="Consolas"/>
+          <w:color w:val="cc6c1d"/>
+          <w:sz w:val="20"/>
+          <w:szCs w:val="20"/>
+          <w:rtl w:val="0"/>
+        </w:rPr>
+        <w:t xml:space="preserve">static</w:t>
+      </w:r>
+      <w:r>
+        <w:rPr>
+          <w:rFonts w:ascii="Consolas" w:cs="Consolas" w:eastAsia="Consolas" w:hAnsi="Consolas"/>
+          <w:color w:val="cccccc"/>
+          <w:sz w:val="20"/>
+          <w:szCs w:val="20"/>
+          <w:rtl w:val="0"/>
+        </w:rPr>
+        <w:t xml:space="preserve"> </w:t>
+      </w:r>
+      <w:r>
+        <w:rPr>
+          <w:rFonts w:ascii="Consolas" w:cs="Consolas" w:eastAsia="Consolas" w:hAnsi="Consolas"/>
+          <w:color w:val="d9e8f7"/>
+          <w:sz w:val="20"/>
+          <w:szCs w:val="20"/>
+          <w:shd w:fill="1b6291" w:val="clear"/>
+          <w:rtl w:val="0"/>
+        </w:rPr>
+        <w:t xml:space="preserve">com</w:t>
+      </w:r>
+      <w:r>
+        <w:rPr>
+          <w:rFonts w:ascii="Consolas" w:cs="Consolas" w:eastAsia="Consolas" w:hAnsi="Consolas"/>
+          <w:color w:val="e6e6fa"/>
+          <w:sz w:val="20"/>
+          <w:szCs w:val="20"/>
+          <w:shd w:fill="1b6291" w:val="clear"/>
+          <w:rtl w:val="0"/>
+        </w:rPr>
+        <w:t xml:space="preserve">.</w:t>
+      </w:r>
+      <w:r>
+        <w:rPr>
+          <w:rFonts w:ascii="Consolas" w:cs="Consolas" w:eastAsia="Consolas" w:hAnsi="Consolas"/>
+          <w:color w:val="d9e8f7"/>
+          <w:sz w:val="20"/>
+          <w:szCs w:val="20"/>
+          <w:shd w:fill="1b6291" w:val="clear"/>
+          <w:rtl w:val="0"/>
+        </w:rPr>
+        <w:t xml:space="preserve">kms</w:t>
+      </w:r>
+      <w:r>
+        <w:rPr>
+          <w:rFonts w:ascii="Consolas" w:cs="Consolas" w:eastAsia="Consolas" w:hAnsi="Consolas"/>
+          <w:color w:val="e6e6fa"/>
+          <w:sz w:val="20"/>
+          <w:szCs w:val="20"/>
+          <w:shd w:fill="1b6291" w:val="clear"/>
+          <w:rtl w:val="0"/>
+        </w:rPr>
+        <w:t xml:space="preserve">.</w:t>
+      </w:r>
+      <w:r>
+        <w:rPr>
+          <w:rFonts w:ascii="Consolas" w:cs="Consolas" w:eastAsia="Consolas" w:hAnsi="Consolas"/>
+          <w:color w:val="d9e8f7"/>
+          <w:sz w:val="20"/>
+          <w:szCs w:val="20"/>
+          <w:shd w:fill="1b6291" w:val="clear"/>
+          <w:rtl w:val="0"/>
+        </w:rPr>
+        <w:t xml:space="preserve">katalon</w:t>
+      </w:r>
+      <w:r>
+        <w:rPr>
+          <w:rFonts w:ascii="Consolas" w:cs="Consolas" w:eastAsia="Consolas" w:hAnsi="Consolas"/>
+          <w:color w:val="e6e6fa"/>
+          <w:sz w:val="20"/>
+          <w:szCs w:val="20"/>
+          <w:shd w:fill="1b6291" w:val="clear"/>
+          <w:rtl w:val="0"/>
+        </w:rPr>
+        <w:t xml:space="preserve">.</w:t>
+      </w:r>
+      <w:r>
+        <w:rPr>
+          <w:rFonts w:ascii="Consolas" w:cs="Consolas" w:eastAsia="Consolas" w:hAnsi="Consolas"/>
+          <w:color w:val="d9e8f7"/>
+          <w:sz w:val="20"/>
+          <w:szCs w:val="20"/>
+          <w:shd w:fill="1b6291" w:val="clear"/>
+          <w:rtl w:val="0"/>
+        </w:rPr>
+        <w:t xml:space="preserve">core</w:t>
+      </w:r>
+      <w:r>
+        <w:rPr>
+          <w:rFonts w:ascii="Consolas" w:cs="Consolas" w:eastAsia="Consolas" w:hAnsi="Consolas"/>
+          <w:color w:val="e6e6fa"/>
+          <w:sz w:val="20"/>
+          <w:szCs w:val="20"/>
+          <w:shd w:fill="1b6291" w:val="clear"/>
+          <w:rtl w:val="0"/>
+        </w:rPr>
+        <w:t xml:space="preserve">.</w:t>
+      </w:r>
+      <w:r>
+        <w:rPr>
+          <w:rFonts w:ascii="Consolas" w:cs="Consolas" w:eastAsia="Consolas" w:hAnsi="Consolas"/>
+          <w:color w:val="d9e8f7"/>
+          <w:sz w:val="20"/>
+          <w:szCs w:val="20"/>
+          <w:shd w:fill="1b6291" w:val="clear"/>
+          <w:rtl w:val="0"/>
+        </w:rPr>
+        <w:t xml:space="preserve">checkpoint</w:t>
+      </w:r>
+      <w:r>
+        <w:rPr>
+          <w:rFonts w:ascii="Consolas" w:cs="Consolas" w:eastAsia="Consolas" w:hAnsi="Consolas"/>
+          <w:color w:val="e6e6fa"/>
+          <w:sz w:val="20"/>
+          <w:szCs w:val="20"/>
+          <w:shd w:fill="1b6291" w:val="clear"/>
+          <w:rtl w:val="0"/>
+        </w:rPr>
+        <w:t xml:space="preserve">.</w:t>
+      </w:r>
+      <w:r>
+        <w:rPr>
+          <w:rFonts w:ascii="Consolas" w:cs="Consolas" w:eastAsia="Consolas" w:hAnsi="Consolas"/>
+          <w:color w:val="d9e8f7"/>
+          <w:sz w:val="20"/>
+          <w:szCs w:val="20"/>
+          <w:shd w:fill="1b6291" w:val="clear"/>
+          <w:rtl w:val="0"/>
+        </w:rPr>
+        <w:t xml:space="preserve">CheckpointFactory</w:t>
+      </w:r>
+      <w:r>
+        <w:rPr>
+          <w:rFonts w:ascii="Consolas" w:cs="Consolas" w:eastAsia="Consolas" w:hAnsi="Consolas"/>
+          <w:color w:val="e6e6fa"/>
+          <w:sz w:val="20"/>
+          <w:szCs w:val="20"/>
+          <w:rtl w:val="0"/>
+        </w:rPr>
+        <w:t xml:space="preserve">.</w:t>
+      </w:r>
+      <w:r>
+        <w:rPr>
+          <w:rFonts w:ascii="Consolas" w:cs="Consolas" w:eastAsia="Consolas" w:hAnsi="Consolas"/>
+          <w:i w:val="1"/>
+          <w:iCs w:val="1"/>
+          <w:color w:val="96ec3f"/>
+          <w:sz w:val="20"/>
+          <w:szCs w:val="20"/>
+          <w:rtl w:val="0"/>
+        </w:rPr>
+        <w:t xml:space="preserve">findCheckpoint</w:t>
+      </w:r>
+    </w:p>
+    <w:p>
+      <w:pPr>
+        <w:shd w:fill="1e1f22" w:val="clear"/>
+        <w:spacing w:after="0" w:lineRule="auto"/>
+        <w:rPr>
+          <w:rFonts w:ascii="Consolas" w:cs="Consolas" w:eastAsia="Consolas" w:hAnsi="Consolas"/>
+          <w:i w:val="1"/>
+          <w:iCs w:val="1"/>
+          <w:color w:val="96ec3f"/>
+          <w:sz w:val="20"/>
+          <w:szCs w:val="20"/>
+        </w:rPr>
+      </w:pPr>
+      <w:r>
+        <w:rPr>
+          <w:rFonts w:ascii="Consolas" w:cs="Consolas" w:eastAsia="Consolas" w:hAnsi="Consolas"/>
+          <w:color w:val="cc6c1d"/>
+          <w:sz w:val="20"/>
+          <w:szCs w:val="20"/>
+          <w:rtl w:val="0"/>
+        </w:rPr>
+        <w:t xml:space="preserve">import</w:t>
+      </w:r>
+      <w:r>
+        <w:rPr>
+          <w:rFonts w:ascii="Consolas" w:cs="Consolas" w:eastAsia="Consolas" w:hAnsi="Consolas"/>
+          <w:color w:val="cccccc"/>
+          <w:sz w:val="20"/>
+          <w:szCs w:val="20"/>
+          <w:rtl w:val="0"/>
+        </w:rPr>
+        <w:t xml:space="preserve"> </w:t>
+      </w:r>
+      <w:r>
+        <w:rPr>
+          <w:rFonts w:ascii="Consolas" w:cs="Consolas" w:eastAsia="Consolas" w:hAnsi="Consolas"/>
+          <w:color w:val="cc6c1d"/>
+          <w:sz w:val="20"/>
+          <w:szCs w:val="20"/>
+          <w:rtl w:val="0"/>
+        </w:rPr>
+        <w:t xml:space="preserve">static</w:t>
+      </w:r>
+      <w:r>
+        <w:rPr>
+          <w:rFonts w:ascii="Consolas" w:cs="Consolas" w:eastAsia="Consolas" w:hAnsi="Consolas"/>
+          <w:color w:val="cccccc"/>
+          <w:sz w:val="20"/>
+          <w:szCs w:val="20"/>
+          <w:rtl w:val="0"/>
+        </w:rPr>
+        <w:t xml:space="preserve"> </w:t>
+      </w:r>
+      <w:r>
+        <w:rPr>
+          <w:rFonts w:ascii="Consolas" w:cs="Consolas" w:eastAsia="Consolas" w:hAnsi="Consolas"/>
+          <w:color w:val="d9e8f7"/>
+          <w:sz w:val="20"/>
+          <w:szCs w:val="20"/>
+          <w:rtl w:val="0"/>
+        </w:rPr>
+        <w:t xml:space="preserve">com</w:t>
+      </w:r>
+      <w:r>
+        <w:rPr>
+          <w:rFonts w:ascii="Consolas" w:cs="Consolas" w:eastAsia="Consolas" w:hAnsi="Consolas"/>
+          <w:color w:val="e6e6fa"/>
+          <w:sz w:val="20"/>
+          <w:szCs w:val="20"/>
+          <w:rtl w:val="0"/>
+        </w:rPr>
+        <w:t xml:space="preserve">.</w:t>
+      </w:r>
+      <w:r>
+        <w:rPr>
+          <w:rFonts w:ascii="Consolas" w:cs="Consolas" w:eastAsia="Consolas" w:hAnsi="Consolas"/>
+          <w:color w:val="d9e8f7"/>
+          <w:sz w:val="20"/>
+          <w:szCs w:val="20"/>
+          <w:rtl w:val="0"/>
+        </w:rPr>
+        <w:t xml:space="preserve">kms</w:t>
+      </w:r>
+      <w:r>
+        <w:rPr>
+          <w:rFonts w:ascii="Consolas" w:cs="Consolas" w:eastAsia="Consolas" w:hAnsi="Consolas"/>
+          <w:color w:val="e6e6fa"/>
+          <w:sz w:val="20"/>
+          <w:szCs w:val="20"/>
+          <w:rtl w:val="0"/>
+        </w:rPr>
+        <w:t xml:space="preserve">.</w:t>
+      </w:r>
+      <w:r>
+        <w:rPr>
+          <w:rFonts w:ascii="Consolas" w:cs="Consolas" w:eastAsia="Consolas" w:hAnsi="Consolas"/>
+          <w:color w:val="d9e8f7"/>
+          <w:sz w:val="20"/>
+          <w:szCs w:val="20"/>
+          <w:rtl w:val="0"/>
+        </w:rPr>
+        <w:t xml:space="preserve">katalon</w:t>
+      </w:r>
+      <w:r>
+        <w:rPr>
+          <w:rFonts w:ascii="Consolas" w:cs="Consolas" w:eastAsia="Consolas" w:hAnsi="Consolas"/>
+          <w:color w:val="e6e6fa"/>
+          <w:sz w:val="20"/>
+          <w:szCs w:val="20"/>
+          <w:rtl w:val="0"/>
+        </w:rPr>
+        <w:t xml:space="preserve">.</w:t>
+      </w:r>
+      <w:r>
+        <w:rPr>
+          <w:rFonts w:ascii="Consolas" w:cs="Consolas" w:eastAsia="Consolas" w:hAnsi="Consolas"/>
+          <w:color w:val="d9e8f7"/>
+          <w:sz w:val="20"/>
+          <w:szCs w:val="20"/>
+          <w:rtl w:val="0"/>
+        </w:rPr>
+        <w:t xml:space="preserve">core</w:t>
+      </w:r>
+      <w:r>
+        <w:rPr>
+          <w:rFonts w:ascii="Consolas" w:cs="Consolas" w:eastAsia="Consolas" w:hAnsi="Consolas"/>
+          <w:color w:val="e6e6fa"/>
+          <w:sz w:val="20"/>
+          <w:szCs w:val="20"/>
+          <w:rtl w:val="0"/>
+        </w:rPr>
+        <w:t xml:space="preserve">.</w:t>
+      </w:r>
+      <w:r>
+        <w:rPr>
+          <w:rFonts w:ascii="Consolas" w:cs="Consolas" w:eastAsia="Consolas" w:hAnsi="Consolas"/>
+          <w:color w:val="d9e8f7"/>
+          <w:sz w:val="20"/>
+          <w:szCs w:val="20"/>
+          <w:rtl w:val="0"/>
+        </w:rPr>
+        <w:t xml:space="preserve">testcase</w:t>
+      </w:r>
+      <w:r>
+        <w:rPr>
+          <w:rFonts w:ascii="Consolas" w:cs="Consolas" w:eastAsia="Consolas" w:hAnsi="Consolas"/>
+          <w:color w:val="e6e6fa"/>
+          <w:sz w:val="20"/>
+          <w:szCs w:val="20"/>
+          <w:rtl w:val="0"/>
+        </w:rPr>
+        <w:t xml:space="preserve">.</w:t>
+      </w:r>
+      <w:r>
+        <w:rPr>
+          <w:rFonts w:ascii="Consolas" w:cs="Consolas" w:eastAsia="Consolas" w:hAnsi="Consolas"/>
+          <w:color w:val="d9e8f7"/>
+          <w:sz w:val="20"/>
+          <w:szCs w:val="20"/>
+          <w:rtl w:val="0"/>
+        </w:rPr>
+        <w:t xml:space="preserve">TestCaseFactory</w:t>
+      </w:r>
+      <w:r>
+        <w:rPr>
+          <w:rFonts w:ascii="Consolas" w:cs="Consolas" w:eastAsia="Consolas" w:hAnsi="Consolas"/>
+          <w:color w:val="e6e6fa"/>
+          <w:sz w:val="20"/>
+          <w:szCs w:val="20"/>
+          <w:rtl w:val="0"/>
+        </w:rPr>
+        <w:t xml:space="preserve">.</w:t>
+      </w:r>
+      <w:r>
+        <w:rPr>
+          <w:rFonts w:ascii="Consolas" w:cs="Consolas" w:eastAsia="Consolas" w:hAnsi="Consolas"/>
+          <w:i w:val="1"/>
+          <w:iCs w:val="1"/>
+          <w:color w:val="96ec3f"/>
+          <w:sz w:val="20"/>
+          <w:szCs w:val="20"/>
+          <w:rtl w:val="0"/>
+        </w:rPr>
+        <w:t xml:space="preserve">findTestCase</w:t>
+      </w:r>
+    </w:p>
+    <w:p>
+      <w:pPr>
+        <w:shd w:fill="1e1f22" w:val="clear"/>
+        <w:spacing w:after="0" w:lineRule="auto"/>
+        <w:rPr>
+          <w:rFonts w:ascii="Consolas" w:cs="Consolas" w:eastAsia="Consolas" w:hAnsi="Consolas"/>
+          <w:i w:val="1"/>
+          <w:iCs w:val="1"/>
+          <w:color w:val="96ec3f"/>
+          <w:sz w:val="20"/>
+          <w:szCs w:val="20"/>
+        </w:rPr>
+      </w:pPr>
+      <w:r>
+        <w:rPr>
+          <w:rFonts w:ascii="Consolas" w:cs="Consolas" w:eastAsia="Consolas" w:hAnsi="Consolas"/>
+          <w:color w:val="cc6c1d"/>
+          <w:sz w:val="20"/>
+          <w:szCs w:val="20"/>
+          <w:rtl w:val="0"/>
+        </w:rPr>
+        <w:t xml:space="preserve">import</w:t>
+      </w:r>
+      <w:r>
+        <w:rPr>
+          <w:rFonts w:ascii="Consolas" w:cs="Consolas" w:eastAsia="Consolas" w:hAnsi="Consolas"/>
+          <w:color w:val="cccccc"/>
+          <w:sz w:val="20"/>
+          <w:szCs w:val="20"/>
+          <w:rtl w:val="0"/>
+        </w:rPr>
+        <w:t xml:space="preserve"> </w:t>
+      </w:r>
+      <w:r>
+        <w:rPr>
+          <w:rFonts w:ascii="Consolas" w:cs="Consolas" w:eastAsia="Consolas" w:hAnsi="Consolas"/>
+          <w:color w:val="cc6c1d"/>
+          <w:sz w:val="20"/>
+          <w:szCs w:val="20"/>
+          <w:rtl w:val="0"/>
+        </w:rPr>
+        <w:t xml:space="preserve">static</w:t>
+      </w:r>
+      <w:r>
+        <w:rPr>
+          <w:rFonts w:ascii="Consolas" w:cs="Consolas" w:eastAsia="Consolas" w:hAnsi="Consolas"/>
+          <w:color w:val="cccccc"/>
+          <w:sz w:val="20"/>
+          <w:szCs w:val="20"/>
+          <w:rtl w:val="0"/>
+        </w:rPr>
+        <w:t xml:space="preserve"> </w:t>
+      </w:r>
+      <w:r>
+        <w:rPr>
+          <w:rFonts w:ascii="Consolas" w:cs="Consolas" w:eastAsia="Consolas" w:hAnsi="Consolas"/>
+          <w:color w:val="d9e8f7"/>
+          <w:sz w:val="20"/>
+          <w:szCs w:val="20"/>
+          <w:rtl w:val="0"/>
+        </w:rPr>
+        <w:t xml:space="preserve">com</w:t>
+      </w:r>
+      <w:r>
+        <w:rPr>
+          <w:rFonts w:ascii="Consolas" w:cs="Consolas" w:eastAsia="Consolas" w:hAnsi="Consolas"/>
+          <w:color w:val="e6e6fa"/>
+          <w:sz w:val="20"/>
+          <w:szCs w:val="20"/>
+          <w:rtl w:val="0"/>
+        </w:rPr>
+        <w:t xml:space="preserve">.</w:t>
+      </w:r>
+      <w:r>
+        <w:rPr>
+          <w:rFonts w:ascii="Consolas" w:cs="Consolas" w:eastAsia="Consolas" w:hAnsi="Consolas"/>
+          <w:color w:val="d9e8f7"/>
+          <w:sz w:val="20"/>
+          <w:szCs w:val="20"/>
+          <w:rtl w:val="0"/>
+        </w:rPr>
+        <w:t xml:space="preserve">kms</w:t>
+      </w:r>
+      <w:r>
+        <w:rPr>
+          <w:rFonts w:ascii="Consolas" w:cs="Consolas" w:eastAsia="Consolas" w:hAnsi="Consolas"/>
+          <w:color w:val="e6e6fa"/>
+          <w:sz w:val="20"/>
+          <w:szCs w:val="20"/>
+          <w:rtl w:val="0"/>
+        </w:rPr>
+        <w:t xml:space="preserve">.</w:t>
+      </w:r>
+      <w:r>
+        <w:rPr>
+          <w:rFonts w:ascii="Consolas" w:cs="Consolas" w:eastAsia="Consolas" w:hAnsi="Consolas"/>
+          <w:color w:val="d9e8f7"/>
+          <w:sz w:val="20"/>
+          <w:szCs w:val="20"/>
+          <w:rtl w:val="0"/>
+        </w:rPr>
+        <w:t xml:space="preserve">katalon</w:t>
+      </w:r>
+      <w:r>
+        <w:rPr>
+          <w:rFonts w:ascii="Consolas" w:cs="Consolas" w:eastAsia="Consolas" w:hAnsi="Consolas"/>
+          <w:color w:val="e6e6fa"/>
+          <w:sz w:val="20"/>
+          <w:szCs w:val="20"/>
+          <w:rtl w:val="0"/>
+        </w:rPr>
+        <w:t xml:space="preserve">.</w:t>
+      </w:r>
+      <w:r>
+        <w:rPr>
+          <w:rFonts w:ascii="Consolas" w:cs="Consolas" w:eastAsia="Consolas" w:hAnsi="Consolas"/>
+          <w:color w:val="d9e8f7"/>
+          <w:sz w:val="20"/>
+          <w:szCs w:val="20"/>
+          <w:rtl w:val="0"/>
+        </w:rPr>
+        <w:t xml:space="preserve">core</w:t>
+      </w:r>
+      <w:r>
+        <w:rPr>
+          <w:rFonts w:ascii="Consolas" w:cs="Consolas" w:eastAsia="Consolas" w:hAnsi="Consolas"/>
+          <w:color w:val="e6e6fa"/>
+          <w:sz w:val="20"/>
+          <w:szCs w:val="20"/>
+          <w:rtl w:val="0"/>
+        </w:rPr>
+        <w:t xml:space="preserve">.</w:t>
+      </w:r>
+      <w:r>
+        <w:rPr>
+          <w:rFonts w:ascii="Consolas" w:cs="Consolas" w:eastAsia="Consolas" w:hAnsi="Consolas"/>
+          <w:color w:val="d9e8f7"/>
+          <w:sz w:val="20"/>
+          <w:szCs w:val="20"/>
+          <w:rtl w:val="0"/>
+        </w:rPr>
+        <w:t xml:space="preserve">testdata</w:t>
+      </w:r>
+      <w:r>
+        <w:rPr>
+          <w:rFonts w:ascii="Consolas" w:cs="Consolas" w:eastAsia="Consolas" w:hAnsi="Consolas"/>
+          <w:color w:val="e6e6fa"/>
+          <w:sz w:val="20"/>
+          <w:szCs w:val="20"/>
+          <w:rtl w:val="0"/>
+        </w:rPr>
+        <w:t xml:space="preserve">.</w:t>
+      </w:r>
+      <w:r>
+        <w:rPr>
+          <w:rFonts w:ascii="Consolas" w:cs="Consolas" w:eastAsia="Consolas" w:hAnsi="Consolas"/>
+          <w:color w:val="d9e8f7"/>
+          <w:sz w:val="20"/>
+          <w:szCs w:val="20"/>
+          <w:rtl w:val="0"/>
+        </w:rPr>
+        <w:t xml:space="preserve">TestDataFactory</w:t>
+      </w:r>
+      <w:r>
+        <w:rPr>
+          <w:rFonts w:ascii="Consolas" w:cs="Consolas" w:eastAsia="Consolas" w:hAnsi="Consolas"/>
+          <w:color w:val="e6e6fa"/>
+          <w:sz w:val="20"/>
+          <w:szCs w:val="20"/>
+          <w:rtl w:val="0"/>
+        </w:rPr>
+        <w:t xml:space="preserve">.</w:t>
+      </w:r>
+      <w:r>
+        <w:rPr>
+          <w:rFonts w:ascii="Consolas" w:cs="Consolas" w:eastAsia="Consolas" w:hAnsi="Consolas"/>
+          <w:i w:val="1"/>
+          <w:iCs w:val="1"/>
+          <w:color w:val="96ec3f"/>
+          <w:sz w:val="20"/>
+          <w:szCs w:val="20"/>
+          <w:rtl w:val="0"/>
+        </w:rPr>
+        <w:t xml:space="preserve">findTestData</w:t>
+      </w:r>
+    </w:p>
+    <w:p>
+      <w:pPr>
+        <w:shd w:fill="1e1f22" w:val="clear"/>
+        <w:spacing w:after="0" w:lineRule="auto"/>
+        <w:rPr>
+          <w:rFonts w:ascii="Consolas" w:cs="Consolas" w:eastAsia="Consolas" w:hAnsi="Consolas"/>
+          <w:i w:val="1"/>
+          <w:iCs w:val="1"/>
+          <w:color w:val="96ec3f"/>
+          <w:sz w:val="20"/>
+          <w:szCs w:val="20"/>
+        </w:rPr>
+      </w:pPr>
+      <w:r>
+        <w:rPr>
+          <w:rFonts w:ascii="Consolas" w:cs="Consolas" w:eastAsia="Consolas" w:hAnsi="Consolas"/>
+          <w:color w:val="cc6c1d"/>
+          <w:sz w:val="20"/>
+          <w:szCs w:val="20"/>
+          <w:rtl w:val="0"/>
+        </w:rPr>
+        <w:t xml:space="preserve">import</w:t>
+      </w:r>
+      <w:r>
+        <w:rPr>
+          <w:rFonts w:ascii="Consolas" w:cs="Consolas" w:eastAsia="Consolas" w:hAnsi="Consolas"/>
+          <w:color w:val="cccccc"/>
+          <w:sz w:val="20"/>
+          <w:szCs w:val="20"/>
+          <w:rtl w:val="0"/>
+        </w:rPr>
+        <w:t xml:space="preserve"> </w:t>
+      </w:r>
+      <w:r>
+        <w:rPr>
+          <w:rFonts w:ascii="Consolas" w:cs="Consolas" w:eastAsia="Consolas" w:hAnsi="Consolas"/>
+          <w:color w:val="cc6c1d"/>
+          <w:sz w:val="20"/>
+          <w:szCs w:val="20"/>
+          <w:rtl w:val="0"/>
+        </w:rPr>
+        <w:t xml:space="preserve">static</w:t>
+      </w:r>
+      <w:r>
+        <w:rPr>
+          <w:rFonts w:ascii="Consolas" w:cs="Consolas" w:eastAsia="Consolas" w:hAnsi="Consolas"/>
+          <w:color w:val="cccccc"/>
+          <w:sz w:val="20"/>
+          <w:szCs w:val="20"/>
+          <w:rtl w:val="0"/>
+        </w:rPr>
+        <w:t xml:space="preserve"> </w:t>
+      </w:r>
+      <w:r>
+        <w:rPr>
+          <w:rFonts w:ascii="Consolas" w:cs="Consolas" w:eastAsia="Consolas" w:hAnsi="Consolas"/>
+          <w:color w:val="d9e8f7"/>
+          <w:sz w:val="20"/>
+          <w:szCs w:val="20"/>
+          <w:rtl w:val="0"/>
+        </w:rPr>
+        <w:t xml:space="preserve">com</w:t>
+      </w:r>
+      <w:r>
+        <w:rPr>
+          <w:rFonts w:ascii="Consolas" w:cs="Consolas" w:eastAsia="Consolas" w:hAnsi="Consolas"/>
+          <w:color w:val="e6e6fa"/>
+          <w:sz w:val="20"/>
+          <w:szCs w:val="20"/>
+          <w:rtl w:val="0"/>
+        </w:rPr>
+        <w:t xml:space="preserve">.</w:t>
+      </w:r>
+      <w:r>
+        <w:rPr>
+          <w:rFonts w:ascii="Consolas" w:cs="Consolas" w:eastAsia="Consolas" w:hAnsi="Consolas"/>
+          <w:color w:val="d9e8f7"/>
+          <w:sz w:val="20"/>
+          <w:szCs w:val="20"/>
+          <w:rtl w:val="0"/>
+        </w:rPr>
+        <w:t xml:space="preserve">kms</w:t>
+      </w:r>
+      <w:r>
+        <w:rPr>
+          <w:rFonts w:ascii="Consolas" w:cs="Consolas" w:eastAsia="Consolas" w:hAnsi="Consolas"/>
+          <w:color w:val="e6e6fa"/>
+          <w:sz w:val="20"/>
+          <w:szCs w:val="20"/>
+          <w:rtl w:val="0"/>
+        </w:rPr>
+        <w:t xml:space="preserve">.</w:t>
+      </w:r>
+      <w:r>
+        <w:rPr>
+          <w:rFonts w:ascii="Consolas" w:cs="Consolas" w:eastAsia="Consolas" w:hAnsi="Consolas"/>
+          <w:color w:val="d9e8f7"/>
+          <w:sz w:val="20"/>
+          <w:szCs w:val="20"/>
+          <w:rtl w:val="0"/>
+        </w:rPr>
+        <w:t xml:space="preserve">katalon</w:t>
+      </w:r>
+      <w:r>
+        <w:rPr>
+          <w:rFonts w:ascii="Consolas" w:cs="Consolas" w:eastAsia="Consolas" w:hAnsi="Consolas"/>
+          <w:color w:val="e6e6fa"/>
+          <w:sz w:val="20"/>
+          <w:szCs w:val="20"/>
+          <w:rtl w:val="0"/>
+        </w:rPr>
+        <w:t xml:space="preserve">.</w:t>
+      </w:r>
+      <w:r>
+        <w:rPr>
+          <w:rFonts w:ascii="Consolas" w:cs="Consolas" w:eastAsia="Consolas" w:hAnsi="Consolas"/>
+          <w:color w:val="d9e8f7"/>
+          <w:sz w:val="20"/>
+          <w:szCs w:val="20"/>
+          <w:rtl w:val="0"/>
+        </w:rPr>
+        <w:t xml:space="preserve">core</w:t>
+      </w:r>
+      <w:r>
+        <w:rPr>
+          <w:rFonts w:ascii="Consolas" w:cs="Consolas" w:eastAsia="Consolas" w:hAnsi="Consolas"/>
+          <w:color w:val="e6e6fa"/>
+          <w:sz w:val="20"/>
+          <w:szCs w:val="20"/>
+          <w:rtl w:val="0"/>
+        </w:rPr>
+        <w:t xml:space="preserve">.</w:t>
+      </w:r>
+      <w:r>
+        <w:rPr>
+          <w:rFonts w:ascii="Consolas" w:cs="Consolas" w:eastAsia="Consolas" w:hAnsi="Consolas"/>
+          <w:color w:val="d9e8f7"/>
+          <w:sz w:val="20"/>
+          <w:szCs w:val="20"/>
+          <w:rtl w:val="0"/>
+        </w:rPr>
+        <w:t xml:space="preserve">testobject</w:t>
+      </w:r>
+      <w:r>
+        <w:rPr>
+          <w:rFonts w:ascii="Consolas" w:cs="Consolas" w:eastAsia="Consolas" w:hAnsi="Consolas"/>
+          <w:color w:val="e6e6fa"/>
+          <w:sz w:val="20"/>
+          <w:szCs w:val="20"/>
+          <w:rtl w:val="0"/>
+        </w:rPr>
+        <w:t xml:space="preserve">.</w:t>
+      </w:r>
+      <w:r>
+        <w:rPr>
+          <w:rFonts w:ascii="Consolas" w:cs="Consolas" w:eastAsia="Consolas" w:hAnsi="Consolas"/>
+          <w:color w:val="d9e8f7"/>
+          <w:sz w:val="20"/>
+          <w:szCs w:val="20"/>
+          <w:rtl w:val="0"/>
+        </w:rPr>
+        <w:t xml:space="preserve">ObjectRepository</w:t>
+      </w:r>
+      <w:r>
+        <w:rPr>
+          <w:rFonts w:ascii="Consolas" w:cs="Consolas" w:eastAsia="Consolas" w:hAnsi="Consolas"/>
+          <w:color w:val="e6e6fa"/>
+          <w:sz w:val="20"/>
+          <w:szCs w:val="20"/>
+          <w:rtl w:val="0"/>
+        </w:rPr>
+        <w:t xml:space="preserve">.</w:t>
+      </w:r>
+      <w:r>
+        <w:rPr>
+          <w:rFonts w:ascii="Consolas" w:cs="Consolas" w:eastAsia="Consolas" w:hAnsi="Consolas"/>
+          <w:i w:val="1"/>
+          <w:iCs w:val="1"/>
+          <w:color w:val="96ec3f"/>
+          <w:sz w:val="20"/>
+          <w:szCs w:val="20"/>
+          <w:rtl w:val="0"/>
+        </w:rPr>
+        <w:t xml:space="preserve">findTestObject</w:t>
+      </w:r>
+    </w:p>
+    <w:p>
+      <w:pPr>
+        <w:shd w:fill="1e1f22" w:val="clear"/>
+        <w:spacing w:after="0" w:lineRule="auto"/>
+        <w:rPr>
+          <w:rFonts w:ascii="Consolas" w:cs="Consolas" w:eastAsia="Consolas" w:hAnsi="Consolas"/>
+          <w:i w:val="1"/>
+          <w:iCs w:val="1"/>
+          <w:color w:val="96ec3f"/>
+          <w:sz w:val="20"/>
+          <w:szCs w:val="20"/>
+        </w:rPr>
+      </w:pPr>
+      <w:r>
+        <w:rPr>
+          <w:rFonts w:ascii="Consolas" w:cs="Consolas" w:eastAsia="Consolas" w:hAnsi="Consolas"/>
+          <w:color w:val="cc6c1d"/>
+          <w:sz w:val="20"/>
+          <w:szCs w:val="20"/>
+          <w:rtl w:val="0"/>
+        </w:rPr>
+        <w:t xml:space="preserve">import</w:t>
+      </w:r>
+      <w:r>
+        <w:rPr>
+          <w:rFonts w:ascii="Consolas" w:cs="Consolas" w:eastAsia="Consolas" w:hAnsi="Consolas"/>
+          <w:color w:val="cccccc"/>
+          <w:sz w:val="20"/>
+          <w:szCs w:val="20"/>
+          <w:rtl w:val="0"/>
+        </w:rPr>
+        <w:t xml:space="preserve"> </w:t>
+      </w:r>
+      <w:r>
+        <w:rPr>
+          <w:rFonts w:ascii="Consolas" w:cs="Consolas" w:eastAsia="Consolas" w:hAnsi="Consolas"/>
+          <w:color w:val="cc6c1d"/>
+          <w:sz w:val="20"/>
+          <w:szCs w:val="20"/>
+          <w:rtl w:val="0"/>
+        </w:rPr>
+        <w:t xml:space="preserve">static</w:t>
+      </w:r>
+      <w:r>
+        <w:rPr>
+          <w:rFonts w:ascii="Consolas" w:cs="Consolas" w:eastAsia="Consolas" w:hAnsi="Consolas"/>
+          <w:color w:val="cccccc"/>
+          <w:sz w:val="20"/>
+          <w:szCs w:val="20"/>
+          <w:rtl w:val="0"/>
+        </w:rPr>
+        <w:t xml:space="preserve"> </w:t>
+      </w:r>
+      <w:r>
+        <w:rPr>
+          <w:rFonts w:ascii="Consolas" w:cs="Consolas" w:eastAsia="Consolas" w:hAnsi="Consolas"/>
+          <w:color w:val="d9e8f7"/>
+          <w:sz w:val="20"/>
+          <w:szCs w:val="20"/>
+          <w:rtl w:val="0"/>
+        </w:rPr>
+        <w:t xml:space="preserve">com</w:t>
+      </w:r>
+      <w:r>
+        <w:rPr>
+          <w:rFonts w:ascii="Consolas" w:cs="Consolas" w:eastAsia="Consolas" w:hAnsi="Consolas"/>
+          <w:color w:val="e6e6fa"/>
+          <w:sz w:val="20"/>
+          <w:szCs w:val="20"/>
+          <w:rtl w:val="0"/>
+        </w:rPr>
+        <w:t xml:space="preserve">.</w:t>
+      </w:r>
+      <w:r>
+        <w:rPr>
+          <w:rFonts w:ascii="Consolas" w:cs="Consolas" w:eastAsia="Consolas" w:hAnsi="Consolas"/>
+          <w:color w:val="d9e8f7"/>
+          <w:sz w:val="20"/>
+          <w:szCs w:val="20"/>
+          <w:rtl w:val="0"/>
+        </w:rPr>
+        <w:t xml:space="preserve">kms</w:t>
+      </w:r>
+      <w:r>
+        <w:rPr>
+          <w:rFonts w:ascii="Consolas" w:cs="Consolas" w:eastAsia="Consolas" w:hAnsi="Consolas"/>
+          <w:color w:val="e6e6fa"/>
+          <w:sz w:val="20"/>
+          <w:szCs w:val="20"/>
+          <w:rtl w:val="0"/>
+        </w:rPr>
+        <w:t xml:space="preserve">.</w:t>
+      </w:r>
+      <w:r>
+        <w:rPr>
+          <w:rFonts w:ascii="Consolas" w:cs="Consolas" w:eastAsia="Consolas" w:hAnsi="Consolas"/>
+          <w:color w:val="d9e8f7"/>
+          <w:sz w:val="20"/>
+          <w:szCs w:val="20"/>
+          <w:rtl w:val="0"/>
+        </w:rPr>
+        <w:t xml:space="preserve">katalon</w:t>
+      </w:r>
+      <w:r>
+        <w:rPr>
+          <w:rFonts w:ascii="Consolas" w:cs="Consolas" w:eastAsia="Consolas" w:hAnsi="Consolas"/>
+          <w:color w:val="e6e6fa"/>
+          <w:sz w:val="20"/>
+          <w:szCs w:val="20"/>
+          <w:rtl w:val="0"/>
+        </w:rPr>
+        <w:t xml:space="preserve">.</w:t>
+      </w:r>
+      <w:r>
+        <w:rPr>
+          <w:rFonts w:ascii="Consolas" w:cs="Consolas" w:eastAsia="Consolas" w:hAnsi="Consolas"/>
+          <w:color w:val="d9e8f7"/>
+          <w:sz w:val="20"/>
+          <w:szCs w:val="20"/>
+          <w:rtl w:val="0"/>
+        </w:rPr>
+        <w:t xml:space="preserve">core</w:t>
+      </w:r>
+      <w:r>
+        <w:rPr>
+          <w:rFonts w:ascii="Consolas" w:cs="Consolas" w:eastAsia="Consolas" w:hAnsi="Consolas"/>
+          <w:color w:val="e6e6fa"/>
+          <w:sz w:val="20"/>
+          <w:szCs w:val="20"/>
+          <w:rtl w:val="0"/>
+        </w:rPr>
+        <w:t xml:space="preserve">.</w:t>
+      </w:r>
+      <w:r>
+        <w:rPr>
+          <w:rFonts w:ascii="Consolas" w:cs="Consolas" w:eastAsia="Consolas" w:hAnsi="Consolas"/>
+          <w:color w:val="d9e8f7"/>
+          <w:sz w:val="20"/>
+          <w:szCs w:val="20"/>
+          <w:rtl w:val="0"/>
+        </w:rPr>
+        <w:t xml:space="preserve">testobject</w:t>
+      </w:r>
+      <w:r>
+        <w:rPr>
+          <w:rFonts w:ascii="Consolas" w:cs="Consolas" w:eastAsia="Consolas" w:hAnsi="Consolas"/>
+          <w:color w:val="e6e6fa"/>
+          <w:sz w:val="20"/>
+          <w:szCs w:val="20"/>
+          <w:rtl w:val="0"/>
+        </w:rPr>
+        <w:t xml:space="preserve">.</w:t>
+      </w:r>
+      <w:r>
+        <w:rPr>
+          <w:rFonts w:ascii="Consolas" w:cs="Consolas" w:eastAsia="Consolas" w:hAnsi="Consolas"/>
+          <w:color w:val="d9e8f7"/>
+          <w:sz w:val="20"/>
+          <w:szCs w:val="20"/>
+          <w:rtl w:val="0"/>
+        </w:rPr>
+        <w:t xml:space="preserve">ObjectRepository</w:t>
+      </w:r>
+      <w:r>
+        <w:rPr>
+          <w:rFonts w:ascii="Consolas" w:cs="Consolas" w:eastAsia="Consolas" w:hAnsi="Consolas"/>
+          <w:color w:val="e6e6fa"/>
+          <w:sz w:val="20"/>
+          <w:szCs w:val="20"/>
+          <w:rtl w:val="0"/>
+        </w:rPr>
+        <w:t xml:space="preserve">.</w:t>
+      </w:r>
+      <w:r>
+        <w:rPr>
+          <w:rFonts w:ascii="Consolas" w:cs="Consolas" w:eastAsia="Consolas" w:hAnsi="Consolas"/>
+          <w:i w:val="1"/>
+          <w:iCs w:val="1"/>
+          <w:color w:val="96ec3f"/>
+          <w:sz w:val="20"/>
+          <w:szCs w:val="20"/>
+          <w:rtl w:val="0"/>
+        </w:rPr>
+        <w:t xml:space="preserve">findWindowsObject</w:t>
+      </w:r>
+    </w:p>
+    <w:p>
+      <w:pPr>
+        <w:shd w:fill="1e1f22" w:val="clear"/>
+        <w:spacing w:after="0" w:lineRule="auto"/>
+        <w:rPr>
+          <w:rFonts w:ascii="Consolas" w:cs="Consolas" w:eastAsia="Consolas" w:hAnsi="Consolas"/>
+          <w:color w:val="d9e8f7"/>
+          <w:sz w:val="20"/>
+          <w:szCs w:val="20"/>
+        </w:rPr>
+      </w:pPr>
+      <w:r>
+        <w:rPr>
+          <w:rFonts w:ascii="Consolas" w:cs="Consolas" w:eastAsia="Consolas" w:hAnsi="Consolas"/>
+          <w:color w:val="cc6c1d"/>
+          <w:sz w:val="20"/>
+          <w:szCs w:val="20"/>
+          <w:rtl w:val="0"/>
+        </w:rPr>
+        <w:t xml:space="preserve">import</w:t>
+      </w:r>
+      <w:r>
+        <w:rPr>
+          <w:rFonts w:ascii="Consolas" w:cs="Consolas" w:eastAsia="Consolas" w:hAnsi="Consolas"/>
+          <w:color w:val="cccccc"/>
+          <w:sz w:val="20"/>
+          <w:szCs w:val="20"/>
+          <w:rtl w:val="0"/>
+        </w:rPr>
+        <w:t xml:space="preserve"> </w:t>
+      </w:r>
+      <w:r>
+        <w:rPr>
+          <w:rFonts w:ascii="Consolas" w:cs="Consolas" w:eastAsia="Consolas" w:hAnsi="Consolas"/>
+          <w:color w:val="1290c3"/>
+          <w:sz w:val="20"/>
+          <w:szCs w:val="20"/>
+          <w:rtl w:val="0"/>
+        </w:rPr>
+        <w:t xml:space="preserve">com.kms.katalon.core.checkpoint.Checkpoint</w:t>
+      </w:r>
+      <w:r>
+        <w:rPr>
+          <w:rFonts w:ascii="Consolas" w:cs="Consolas" w:eastAsia="Consolas" w:hAnsi="Consolas"/>
+          <w:color w:val="cccccc"/>
+          <w:sz w:val="20"/>
+          <w:szCs w:val="20"/>
+          <w:rtl w:val="0"/>
+        </w:rPr>
+        <w:t xml:space="preserve"> </w:t>
+      </w:r>
+      <w:r>
+        <w:rPr>
+          <w:rFonts w:ascii="Consolas" w:cs="Consolas" w:eastAsia="Consolas" w:hAnsi="Consolas"/>
+          <w:color w:val="cc6c1d"/>
+          <w:sz w:val="20"/>
+          <w:szCs w:val="20"/>
+          <w:rtl w:val="0"/>
+        </w:rPr>
+        <w:t xml:space="preserve">as</w:t>
+      </w:r>
+      <w:r>
+        <w:rPr>
+          <w:rFonts w:ascii="Consolas" w:cs="Consolas" w:eastAsia="Consolas" w:hAnsi="Consolas"/>
+          <w:color w:val="cccccc"/>
+          <w:sz w:val="20"/>
+          <w:szCs w:val="20"/>
+          <w:rtl w:val="0"/>
+        </w:rPr>
+        <w:t xml:space="preserve"> </w:t>
+      </w:r>
+      <w:r>
+        <w:rPr>
+          <w:rFonts w:ascii="Consolas" w:cs="Consolas" w:eastAsia="Consolas" w:hAnsi="Consolas"/>
+          <w:color w:val="d9e8f7"/>
+          <w:sz w:val="20"/>
+          <w:szCs w:val="20"/>
+          <w:rtl w:val="0"/>
+        </w:rPr>
+        <w:t xml:space="preserve">Checkpoint</w:t>
+      </w:r>
+    </w:p>
+    <w:p>
+      <w:pPr>
+        <w:shd w:fill="1e1f22" w:val="clear"/>
+        <w:spacing w:after="0" w:lineRule="auto"/>
+        <w:rPr>
+          <w:rFonts w:ascii="Consolas" w:cs="Consolas" w:eastAsia="Consolas" w:hAnsi="Consolas"/>
+          <w:color w:val="d9e8f7"/>
+          <w:sz w:val="20"/>
+          <w:szCs w:val="20"/>
+        </w:rPr>
+      </w:pPr>
+      <w:r>
+        <w:rPr>
+          <w:rFonts w:ascii="Consolas" w:cs="Consolas" w:eastAsia="Consolas" w:hAnsi="Consolas"/>
+          <w:color w:val="cc6c1d"/>
+          <w:sz w:val="20"/>
+          <w:szCs w:val="20"/>
+          <w:rtl w:val="0"/>
+        </w:rPr>
+        <w:t xml:space="preserve">import</w:t>
+      </w:r>
+      <w:r>
+        <w:rPr>
+          <w:rFonts w:ascii="Consolas" w:cs="Consolas" w:eastAsia="Consolas" w:hAnsi="Consolas"/>
+          <w:color w:val="cccccc"/>
+          <w:sz w:val="20"/>
+          <w:szCs w:val="20"/>
+          <w:rtl w:val="0"/>
+        </w:rPr>
+        <w:t xml:space="preserve"> </w:t>
+      </w:r>
+      <w:r>
+        <w:rPr>
+          <w:rFonts w:ascii="Consolas" w:cs="Consolas" w:eastAsia="Consolas" w:hAnsi="Consolas"/>
+          <w:color w:val="d9e8f7"/>
+          <w:sz w:val="20"/>
+          <w:szCs w:val="20"/>
+          <w:rtl w:val="0"/>
+        </w:rPr>
+        <w:t xml:space="preserve">com</w:t>
+      </w:r>
+      <w:r>
+        <w:rPr>
+          <w:rFonts w:ascii="Consolas" w:cs="Consolas" w:eastAsia="Consolas" w:hAnsi="Consolas"/>
+          <w:color w:val="e6e6fa"/>
+          <w:sz w:val="20"/>
+          <w:szCs w:val="20"/>
+          <w:rtl w:val="0"/>
+        </w:rPr>
+        <w:t xml:space="preserve">.</w:t>
+      </w:r>
+      <w:r>
+        <w:rPr>
+          <w:rFonts w:ascii="Consolas" w:cs="Consolas" w:eastAsia="Consolas" w:hAnsi="Consolas"/>
+          <w:color w:val="d9e8f7"/>
+          <w:sz w:val="20"/>
+          <w:szCs w:val="20"/>
+          <w:rtl w:val="0"/>
+        </w:rPr>
+        <w:t xml:space="preserve">kms</w:t>
+      </w:r>
+      <w:r>
+        <w:rPr>
+          <w:rFonts w:ascii="Consolas" w:cs="Consolas" w:eastAsia="Consolas" w:hAnsi="Consolas"/>
+          <w:color w:val="e6e6fa"/>
+          <w:sz w:val="20"/>
+          <w:szCs w:val="20"/>
+          <w:rtl w:val="0"/>
+        </w:rPr>
+        <w:t xml:space="preserve">.</w:t>
+      </w:r>
+      <w:r>
+        <w:rPr>
+          <w:rFonts w:ascii="Consolas" w:cs="Consolas" w:eastAsia="Consolas" w:hAnsi="Consolas"/>
+          <w:color w:val="d9e8f7"/>
+          <w:sz w:val="20"/>
+          <w:szCs w:val="20"/>
+          <w:rtl w:val="0"/>
+        </w:rPr>
+        <w:t xml:space="preserve">katalon</w:t>
+      </w:r>
+      <w:r>
+        <w:rPr>
+          <w:rFonts w:ascii="Consolas" w:cs="Consolas" w:eastAsia="Consolas" w:hAnsi="Consolas"/>
+          <w:color w:val="e6e6fa"/>
+          <w:sz w:val="20"/>
+          <w:szCs w:val="20"/>
+          <w:rtl w:val="0"/>
+        </w:rPr>
+        <w:t xml:space="preserve">.</w:t>
+      </w:r>
+      <w:r>
+        <w:rPr>
+          <w:rFonts w:ascii="Consolas" w:cs="Consolas" w:eastAsia="Consolas" w:hAnsi="Consolas"/>
+          <w:color w:val="d9e8f7"/>
+          <w:sz w:val="20"/>
+          <w:szCs w:val="20"/>
+          <w:rtl w:val="0"/>
+        </w:rPr>
+        <w:t xml:space="preserve">core</w:t>
+      </w:r>
+      <w:r>
+        <w:rPr>
+          <w:rFonts w:ascii="Consolas" w:cs="Consolas" w:eastAsia="Consolas" w:hAnsi="Consolas"/>
+          <w:color w:val="e6e6fa"/>
+          <w:sz w:val="20"/>
+          <w:szCs w:val="20"/>
+          <w:rtl w:val="0"/>
+        </w:rPr>
+        <w:t xml:space="preserve">.</w:t>
+      </w:r>
+      <w:r>
+        <w:rPr>
+          <w:rFonts w:ascii="Consolas" w:cs="Consolas" w:eastAsia="Consolas" w:hAnsi="Consolas"/>
+          <w:color w:val="d9e8f7"/>
+          <w:sz w:val="20"/>
+          <w:szCs w:val="20"/>
+          <w:rtl w:val="0"/>
+        </w:rPr>
+        <w:t xml:space="preserve">cucumber</w:t>
+      </w:r>
+      <w:r>
+        <w:rPr>
+          <w:rFonts w:ascii="Consolas" w:cs="Consolas" w:eastAsia="Consolas" w:hAnsi="Consolas"/>
+          <w:color w:val="e6e6fa"/>
+          <w:sz w:val="20"/>
+          <w:szCs w:val="20"/>
+          <w:rtl w:val="0"/>
+        </w:rPr>
+        <w:t xml:space="preserve">.</w:t>
+      </w:r>
+      <w:r>
+        <w:rPr>
+          <w:rFonts w:ascii="Consolas" w:cs="Consolas" w:eastAsia="Consolas" w:hAnsi="Consolas"/>
+          <w:color w:val="d9e8f7"/>
+          <w:sz w:val="20"/>
+          <w:szCs w:val="20"/>
+          <w:rtl w:val="0"/>
+        </w:rPr>
+        <w:t xml:space="preserve">keyword</w:t>
+      </w:r>
+      <w:r>
+        <w:rPr>
+          <w:rFonts w:ascii="Consolas" w:cs="Consolas" w:eastAsia="Consolas" w:hAnsi="Consolas"/>
+          <w:color w:val="e6e6fa"/>
+          <w:sz w:val="20"/>
+          <w:szCs w:val="20"/>
+          <w:rtl w:val="0"/>
+        </w:rPr>
+        <w:t xml:space="preserve">.</w:t>
+      </w:r>
+      <w:r>
+        <w:rPr>
+          <w:rFonts w:ascii="Consolas" w:cs="Consolas" w:eastAsia="Consolas" w:hAnsi="Consolas"/>
+          <w:color w:val="d9e8f7"/>
+          <w:sz w:val="20"/>
+          <w:szCs w:val="20"/>
+          <w:rtl w:val="0"/>
+        </w:rPr>
+        <w:t xml:space="preserve">CucumberBuiltinKeywords</w:t>
+      </w:r>
+      <w:r>
+        <w:rPr>
+          <w:rFonts w:ascii="Consolas" w:cs="Consolas" w:eastAsia="Consolas" w:hAnsi="Consolas"/>
+          <w:color w:val="cccccc"/>
+          <w:sz w:val="20"/>
+          <w:szCs w:val="20"/>
+          <w:rtl w:val="0"/>
+        </w:rPr>
+        <w:t xml:space="preserve"> </w:t>
+      </w:r>
+      <w:r>
+        <w:rPr>
+          <w:rFonts w:ascii="Consolas" w:cs="Consolas" w:eastAsia="Consolas" w:hAnsi="Consolas"/>
+          <w:color w:val="cc6c1d"/>
+          <w:sz w:val="20"/>
+          <w:szCs w:val="20"/>
+          <w:rtl w:val="0"/>
+        </w:rPr>
+        <w:t xml:space="preserve">as</w:t>
+      </w:r>
+      <w:r>
+        <w:rPr>
+          <w:rFonts w:ascii="Consolas" w:cs="Consolas" w:eastAsia="Consolas" w:hAnsi="Consolas"/>
+          <w:color w:val="cccccc"/>
+          <w:sz w:val="20"/>
+          <w:szCs w:val="20"/>
+          <w:rtl w:val="0"/>
+        </w:rPr>
+        <w:t xml:space="preserve"> </w:t>
+      </w:r>
+      <w:r>
+        <w:rPr>
+          <w:rFonts w:ascii="Consolas" w:cs="Consolas" w:eastAsia="Consolas" w:hAnsi="Consolas"/>
+          <w:color w:val="d9e8f7"/>
+          <w:sz w:val="20"/>
+          <w:szCs w:val="20"/>
+          <w:rtl w:val="0"/>
+        </w:rPr>
+        <w:t xml:space="preserve">CucumberKW</w:t>
+      </w:r>
+    </w:p>
+    <w:p>
+      <w:pPr>
+        <w:shd w:fill="1e1f22" w:val="clear"/>
+        <w:spacing w:after="0" w:lineRule="auto"/>
+        <w:rPr>
+          <w:rFonts w:ascii="Consolas" w:cs="Consolas" w:eastAsia="Consolas" w:hAnsi="Consolas"/>
+          <w:color w:val="d9e8f7"/>
+          <w:sz w:val="20"/>
+          <w:szCs w:val="20"/>
+        </w:rPr>
+      </w:pPr>
+      <w:r>
+        <w:rPr>
+          <w:rFonts w:ascii="Consolas" w:cs="Consolas" w:eastAsia="Consolas" w:hAnsi="Consolas"/>
+          <w:color w:val="cc6c1d"/>
+          <w:sz w:val="20"/>
+          <w:szCs w:val="20"/>
+          <w:rtl w:val="0"/>
+        </w:rPr>
+        <w:t xml:space="preserve">import</w:t>
+      </w:r>
+      <w:r>
+        <w:rPr>
+          <w:rFonts w:ascii="Consolas" w:cs="Consolas" w:eastAsia="Consolas" w:hAnsi="Consolas"/>
+          <w:color w:val="cccccc"/>
+          <w:sz w:val="20"/>
+          <w:szCs w:val="20"/>
+          <w:rtl w:val="0"/>
+        </w:rPr>
+        <w:t xml:space="preserve"> </w:t>
+      </w:r>
+      <w:r>
+        <w:rPr>
+          <w:rFonts w:ascii="Consolas" w:cs="Consolas" w:eastAsia="Consolas" w:hAnsi="Consolas"/>
+          <w:color w:val="d9e8f7"/>
+          <w:sz w:val="20"/>
+          <w:szCs w:val="20"/>
+          <w:rtl w:val="0"/>
+        </w:rPr>
+        <w:t xml:space="preserve">com</w:t>
+      </w:r>
+      <w:r>
+        <w:rPr>
+          <w:rFonts w:ascii="Consolas" w:cs="Consolas" w:eastAsia="Consolas" w:hAnsi="Consolas"/>
+          <w:color w:val="e6e6fa"/>
+          <w:sz w:val="20"/>
+          <w:szCs w:val="20"/>
+          <w:rtl w:val="0"/>
+        </w:rPr>
+        <w:t xml:space="preserve">.</w:t>
+      </w:r>
+      <w:r>
+        <w:rPr>
+          <w:rFonts w:ascii="Consolas" w:cs="Consolas" w:eastAsia="Consolas" w:hAnsi="Consolas"/>
+          <w:color w:val="d9e8f7"/>
+          <w:sz w:val="20"/>
+          <w:szCs w:val="20"/>
+          <w:rtl w:val="0"/>
+        </w:rPr>
+        <w:t xml:space="preserve">kms</w:t>
+      </w:r>
+      <w:r>
+        <w:rPr>
+          <w:rFonts w:ascii="Consolas" w:cs="Consolas" w:eastAsia="Consolas" w:hAnsi="Consolas"/>
+          <w:color w:val="e6e6fa"/>
+          <w:sz w:val="20"/>
+          <w:szCs w:val="20"/>
+          <w:rtl w:val="0"/>
+        </w:rPr>
+        <w:t xml:space="preserve">.</w:t>
+      </w:r>
+      <w:r>
+        <w:rPr>
+          <w:rFonts w:ascii="Consolas" w:cs="Consolas" w:eastAsia="Consolas" w:hAnsi="Consolas"/>
+          <w:color w:val="d9e8f7"/>
+          <w:sz w:val="20"/>
+          <w:szCs w:val="20"/>
+          <w:rtl w:val="0"/>
+        </w:rPr>
+        <w:t xml:space="preserve">katalon</w:t>
+      </w:r>
+      <w:r>
+        <w:rPr>
+          <w:rFonts w:ascii="Consolas" w:cs="Consolas" w:eastAsia="Consolas" w:hAnsi="Consolas"/>
+          <w:color w:val="e6e6fa"/>
+          <w:sz w:val="20"/>
+          <w:szCs w:val="20"/>
+          <w:rtl w:val="0"/>
+        </w:rPr>
+        <w:t xml:space="preserve">.</w:t>
+      </w:r>
+      <w:r>
+        <w:rPr>
+          <w:rFonts w:ascii="Consolas" w:cs="Consolas" w:eastAsia="Consolas" w:hAnsi="Consolas"/>
+          <w:color w:val="d9e8f7"/>
+          <w:sz w:val="20"/>
+          <w:szCs w:val="20"/>
+          <w:rtl w:val="0"/>
+        </w:rPr>
+        <w:t xml:space="preserve">core</w:t>
+      </w:r>
+      <w:r>
+        <w:rPr>
+          <w:rFonts w:ascii="Consolas" w:cs="Consolas" w:eastAsia="Consolas" w:hAnsi="Consolas"/>
+          <w:color w:val="e6e6fa"/>
+          <w:sz w:val="20"/>
+          <w:szCs w:val="20"/>
+          <w:rtl w:val="0"/>
+        </w:rPr>
+        <w:t xml:space="preserve">.</w:t>
+      </w:r>
+      <w:r>
+        <w:rPr>
+          <w:rFonts w:ascii="Consolas" w:cs="Consolas" w:eastAsia="Consolas" w:hAnsi="Consolas"/>
+          <w:color w:val="d9e8f7"/>
+          <w:sz w:val="20"/>
+          <w:szCs w:val="20"/>
+          <w:rtl w:val="0"/>
+        </w:rPr>
+        <w:t xml:space="preserve">mobile</w:t>
+      </w:r>
+      <w:r>
+        <w:rPr>
+          <w:rFonts w:ascii="Consolas" w:cs="Consolas" w:eastAsia="Consolas" w:hAnsi="Consolas"/>
+          <w:color w:val="e6e6fa"/>
+          <w:sz w:val="20"/>
+          <w:szCs w:val="20"/>
+          <w:rtl w:val="0"/>
+        </w:rPr>
+        <w:t xml:space="preserve">.</w:t>
+      </w:r>
+      <w:r>
+        <w:rPr>
+          <w:rFonts w:ascii="Consolas" w:cs="Consolas" w:eastAsia="Consolas" w:hAnsi="Consolas"/>
+          <w:color w:val="d9e8f7"/>
+          <w:sz w:val="20"/>
+          <w:szCs w:val="20"/>
+          <w:rtl w:val="0"/>
+        </w:rPr>
+        <w:t xml:space="preserve">keyword</w:t>
+      </w:r>
+      <w:r>
+        <w:rPr>
+          <w:rFonts w:ascii="Consolas" w:cs="Consolas" w:eastAsia="Consolas" w:hAnsi="Consolas"/>
+          <w:color w:val="e6e6fa"/>
+          <w:sz w:val="20"/>
+          <w:szCs w:val="20"/>
+          <w:rtl w:val="0"/>
+        </w:rPr>
+        <w:t xml:space="preserve">.</w:t>
+      </w:r>
+      <w:r>
+        <w:rPr>
+          <w:rFonts w:ascii="Consolas" w:cs="Consolas" w:eastAsia="Consolas" w:hAnsi="Consolas"/>
+          <w:color w:val="d9e8f7"/>
+          <w:sz w:val="20"/>
+          <w:szCs w:val="20"/>
+          <w:rtl w:val="0"/>
+        </w:rPr>
+        <w:t xml:space="preserve">MobileBuiltInKeywords</w:t>
+      </w:r>
+      <w:r>
+        <w:rPr>
+          <w:rFonts w:ascii="Consolas" w:cs="Consolas" w:eastAsia="Consolas" w:hAnsi="Consolas"/>
+          <w:color w:val="cccccc"/>
+          <w:sz w:val="20"/>
+          <w:szCs w:val="20"/>
+          <w:rtl w:val="0"/>
+        </w:rPr>
+        <w:t xml:space="preserve"> </w:t>
+      </w:r>
+      <w:r>
+        <w:rPr>
+          <w:rFonts w:ascii="Consolas" w:cs="Consolas" w:eastAsia="Consolas" w:hAnsi="Consolas"/>
+          <w:color w:val="cc6c1d"/>
+          <w:sz w:val="20"/>
+          <w:szCs w:val="20"/>
+          <w:rtl w:val="0"/>
+        </w:rPr>
+        <w:t xml:space="preserve">as</w:t>
+      </w:r>
+      <w:r>
+        <w:rPr>
+          <w:rFonts w:ascii="Consolas" w:cs="Consolas" w:eastAsia="Consolas" w:hAnsi="Consolas"/>
+          <w:color w:val="cccccc"/>
+          <w:sz w:val="20"/>
+          <w:szCs w:val="20"/>
+          <w:rtl w:val="0"/>
+        </w:rPr>
+        <w:t xml:space="preserve"> </w:t>
+      </w:r>
+      <w:r>
+        <w:rPr>
+          <w:rFonts w:ascii="Consolas" w:cs="Consolas" w:eastAsia="Consolas" w:hAnsi="Consolas"/>
+          <w:color w:val="d9e8f7"/>
+          <w:sz w:val="20"/>
+          <w:szCs w:val="20"/>
+          <w:rtl w:val="0"/>
+        </w:rPr>
+        <w:t xml:space="preserve">Mobile</w:t>
+      </w:r>
+    </w:p>
+    <w:p>
+      <w:pPr>
+        <w:shd w:fill="1e1f22" w:val="clear"/>
+        <w:spacing w:after="0" w:lineRule="auto"/>
+        <w:rPr>
+          <w:rFonts w:ascii="Consolas" w:cs="Consolas" w:eastAsia="Consolas" w:hAnsi="Consolas"/>
+          <w:color w:val="d9e8f7"/>
+          <w:sz w:val="20"/>
+          <w:szCs w:val="20"/>
+        </w:rPr>
+      </w:pPr>
+      <w:r>
+        <w:rPr>
+          <w:rFonts w:ascii="Consolas" w:cs="Consolas" w:eastAsia="Consolas" w:hAnsi="Consolas"/>
+          <w:color w:val="cc6c1d"/>
+          <w:sz w:val="20"/>
+          <w:szCs w:val="20"/>
+          <w:rtl w:val="0"/>
+        </w:rPr>
+        <w:t xml:space="preserve">import</w:t>
+      </w:r>
+      <w:r>
+        <w:rPr>
+          <w:rFonts w:ascii="Consolas" w:cs="Consolas" w:eastAsia="Consolas" w:hAnsi="Consolas"/>
+          <w:color w:val="cccccc"/>
+          <w:sz w:val="20"/>
+          <w:szCs w:val="20"/>
+          <w:rtl w:val="0"/>
+        </w:rPr>
+        <w:t xml:space="preserve"> </w:t>
+      </w:r>
+      <w:r>
+        <w:rPr>
+          <w:rFonts w:ascii="Consolas" w:cs="Consolas" w:eastAsia="Consolas" w:hAnsi="Consolas"/>
+          <w:i w:val="1"/>
+          <w:iCs w:val="1"/>
+          <w:color w:val="cc81ba"/>
+          <w:sz w:val="20"/>
+          <w:szCs w:val="20"/>
+          <w:rtl w:val="0"/>
+        </w:rPr>
+        <w:t xml:space="preserve">com.kms.katalon.core.model.FailureHandling</w:t>
+      </w:r>
+      <w:r>
+        <w:rPr>
+          <w:rFonts w:ascii="Consolas" w:cs="Consolas" w:eastAsia="Consolas" w:hAnsi="Consolas"/>
+          <w:color w:val="cccccc"/>
+          <w:sz w:val="20"/>
+          <w:szCs w:val="20"/>
+          <w:rtl w:val="0"/>
+        </w:rPr>
+        <w:t xml:space="preserve"> </w:t>
+      </w:r>
+      <w:r>
+        <w:rPr>
+          <w:rFonts w:ascii="Consolas" w:cs="Consolas" w:eastAsia="Consolas" w:hAnsi="Consolas"/>
+          <w:color w:val="cc6c1d"/>
+          <w:sz w:val="20"/>
+          <w:szCs w:val="20"/>
+          <w:rtl w:val="0"/>
+        </w:rPr>
+        <w:t xml:space="preserve">as</w:t>
+      </w:r>
+      <w:r>
+        <w:rPr>
+          <w:rFonts w:ascii="Consolas" w:cs="Consolas" w:eastAsia="Consolas" w:hAnsi="Consolas"/>
+          <w:color w:val="cccccc"/>
+          <w:sz w:val="20"/>
+          <w:szCs w:val="20"/>
+          <w:rtl w:val="0"/>
+        </w:rPr>
+        <w:t xml:space="preserve"> </w:t>
+      </w:r>
+      <w:r>
+        <w:rPr>
+          <w:rFonts w:ascii="Consolas" w:cs="Consolas" w:eastAsia="Consolas" w:hAnsi="Consolas"/>
+          <w:color w:val="d9e8f7"/>
+          <w:sz w:val="20"/>
+          <w:szCs w:val="20"/>
+          <w:rtl w:val="0"/>
+        </w:rPr>
+        <w:t xml:space="preserve">FailureHandling</w:t>
+      </w:r>
+    </w:p>
+    <w:p>
+      <w:pPr>
+        <w:shd w:fill="1e1f22" w:val="clear"/>
+        <w:spacing w:after="0" w:lineRule="auto"/>
+        <w:rPr>
+          <w:rFonts w:ascii="Consolas" w:cs="Consolas" w:eastAsia="Consolas" w:hAnsi="Consolas"/>
+          <w:color w:val="d9e8f7"/>
+          <w:sz w:val="20"/>
+          <w:szCs w:val="20"/>
+        </w:rPr>
+      </w:pPr>
+      <w:r>
+        <w:rPr>
+          <w:rFonts w:ascii="Consolas" w:cs="Consolas" w:eastAsia="Consolas" w:hAnsi="Consolas"/>
+          <w:color w:val="cc6c1d"/>
+          <w:sz w:val="20"/>
+          <w:szCs w:val="20"/>
+          <w:rtl w:val="0"/>
+        </w:rPr>
+        <w:t xml:space="preserve">import</w:t>
+      </w:r>
+      <w:r>
+        <w:rPr>
+          <w:rFonts w:ascii="Consolas" w:cs="Consolas" w:eastAsia="Consolas" w:hAnsi="Consolas"/>
+          <w:color w:val="cccccc"/>
+          <w:sz w:val="20"/>
+          <w:szCs w:val="20"/>
+          <w:rtl w:val="0"/>
+        </w:rPr>
+        <w:t xml:space="preserve"> </w:t>
+      </w:r>
+      <w:r>
+        <w:rPr>
+          <w:rFonts w:ascii="Consolas" w:cs="Consolas" w:eastAsia="Consolas" w:hAnsi="Consolas"/>
+          <w:color w:val="1290c3"/>
+          <w:sz w:val="20"/>
+          <w:szCs w:val="20"/>
+          <w:rtl w:val="0"/>
+        </w:rPr>
+        <w:t xml:space="preserve">com.kms.katalon.core.testcase.TestCase</w:t>
+      </w:r>
+      <w:r>
+        <w:rPr>
+          <w:rFonts w:ascii="Consolas" w:cs="Consolas" w:eastAsia="Consolas" w:hAnsi="Consolas"/>
+          <w:color w:val="cccccc"/>
+          <w:sz w:val="20"/>
+          <w:szCs w:val="20"/>
+          <w:rtl w:val="0"/>
+        </w:rPr>
+        <w:t xml:space="preserve"> </w:t>
+      </w:r>
+      <w:r>
+        <w:rPr>
+          <w:rFonts w:ascii="Consolas" w:cs="Consolas" w:eastAsia="Consolas" w:hAnsi="Consolas"/>
+          <w:color w:val="cc6c1d"/>
+          <w:sz w:val="20"/>
+          <w:szCs w:val="20"/>
+          <w:rtl w:val="0"/>
+        </w:rPr>
+        <w:t xml:space="preserve">as</w:t>
+      </w:r>
+      <w:r>
+        <w:rPr>
+          <w:rFonts w:ascii="Consolas" w:cs="Consolas" w:eastAsia="Consolas" w:hAnsi="Consolas"/>
+          <w:color w:val="cccccc"/>
+          <w:sz w:val="20"/>
+          <w:szCs w:val="20"/>
+          <w:rtl w:val="0"/>
+        </w:rPr>
+        <w:t xml:space="preserve"> </w:t>
+      </w:r>
+      <w:r>
+        <w:rPr>
+          <w:rFonts w:ascii="Consolas" w:cs="Consolas" w:eastAsia="Consolas" w:hAnsi="Consolas"/>
+          <w:color w:val="d9e8f7"/>
+          <w:sz w:val="20"/>
+          <w:szCs w:val="20"/>
+          <w:rtl w:val="0"/>
+        </w:rPr>
+        <w:t xml:space="preserve">TestCase</w:t>
+      </w:r>
+    </w:p>
+    <w:p>
+      <w:pPr>
+        <w:shd w:fill="1e1f22" w:val="clear"/>
+        <w:spacing w:after="0" w:lineRule="auto"/>
+        <w:rPr>
+          <w:rFonts w:ascii="Consolas" w:cs="Consolas" w:eastAsia="Consolas" w:hAnsi="Consolas"/>
+          <w:color w:val="d9e8f7"/>
+          <w:sz w:val="20"/>
+          <w:szCs w:val="20"/>
+        </w:rPr>
+      </w:pPr>
+      <w:r>
+        <w:rPr>
+          <w:rFonts w:ascii="Consolas" w:cs="Consolas" w:eastAsia="Consolas" w:hAnsi="Consolas"/>
+          <w:color w:val="cc6c1d"/>
+          <w:sz w:val="20"/>
+          <w:szCs w:val="20"/>
+          <w:rtl w:val="0"/>
+        </w:rPr>
+        <w:t xml:space="preserve">import</w:t>
+      </w:r>
+      <w:r>
+        <w:rPr>
+          <w:rFonts w:ascii="Consolas" w:cs="Consolas" w:eastAsia="Consolas" w:hAnsi="Consolas"/>
+          <w:color w:val="cccccc"/>
+          <w:sz w:val="20"/>
+          <w:szCs w:val="20"/>
+          <w:rtl w:val="0"/>
+        </w:rPr>
+        <w:t xml:space="preserve"> </w:t>
+      </w:r>
+      <w:r>
+        <w:rPr>
+          <w:rFonts w:ascii="Consolas" w:cs="Consolas" w:eastAsia="Consolas" w:hAnsi="Consolas"/>
+          <w:color w:val="80f2f6"/>
+          <w:sz w:val="20"/>
+          <w:szCs w:val="20"/>
+          <w:rtl w:val="0"/>
+        </w:rPr>
+        <w:t xml:space="preserve">com.kms.katalon.core.testdata.TestData</w:t>
+      </w:r>
+      <w:r>
+        <w:rPr>
+          <w:rFonts w:ascii="Consolas" w:cs="Consolas" w:eastAsia="Consolas" w:hAnsi="Consolas"/>
+          <w:color w:val="cccccc"/>
+          <w:sz w:val="20"/>
+          <w:szCs w:val="20"/>
+          <w:rtl w:val="0"/>
+        </w:rPr>
+        <w:t xml:space="preserve"> </w:t>
+      </w:r>
+      <w:r>
+        <w:rPr>
+          <w:rFonts w:ascii="Consolas" w:cs="Consolas" w:eastAsia="Consolas" w:hAnsi="Consolas"/>
+          <w:color w:val="cc6c1d"/>
+          <w:sz w:val="20"/>
+          <w:szCs w:val="20"/>
+          <w:rtl w:val="0"/>
+        </w:rPr>
+        <w:t xml:space="preserve">as</w:t>
+      </w:r>
+      <w:r>
+        <w:rPr>
+          <w:rFonts w:ascii="Consolas" w:cs="Consolas" w:eastAsia="Consolas" w:hAnsi="Consolas"/>
+          <w:color w:val="cccccc"/>
+          <w:sz w:val="20"/>
+          <w:szCs w:val="20"/>
+          <w:rtl w:val="0"/>
+        </w:rPr>
+        <w:t xml:space="preserve"> </w:t>
+      </w:r>
+      <w:r>
+        <w:rPr>
+          <w:rFonts w:ascii="Consolas" w:cs="Consolas" w:eastAsia="Consolas" w:hAnsi="Consolas"/>
+          <w:color w:val="d9e8f7"/>
+          <w:sz w:val="20"/>
+          <w:szCs w:val="20"/>
+          <w:rtl w:val="0"/>
+        </w:rPr>
+        <w:t xml:space="preserve">TestData</w:t>
+      </w:r>
+    </w:p>
+    <w:p>
+      <w:pPr>
+        <w:shd w:fill="1e1f22" w:val="clear"/>
+        <w:spacing w:after="0" w:lineRule="auto"/>
+        <w:rPr>
+          <w:rFonts w:ascii="Consolas" w:cs="Consolas" w:eastAsia="Consolas" w:hAnsi="Consolas"/>
+          <w:color w:val="d9e8f7"/>
+          <w:sz w:val="20"/>
+          <w:szCs w:val="20"/>
+        </w:rPr>
+      </w:pPr>
+      <w:r>
+        <w:rPr>
+          <w:rFonts w:ascii="Consolas" w:cs="Consolas" w:eastAsia="Consolas" w:hAnsi="Consolas"/>
+          <w:color w:val="cc6c1d"/>
+          <w:sz w:val="20"/>
+          <w:szCs w:val="20"/>
+          <w:rtl w:val="0"/>
+        </w:rPr>
+        <w:t xml:space="preserve">import</w:t>
+      </w:r>
+      <w:r>
+        <w:rPr>
+          <w:rFonts w:ascii="Consolas" w:cs="Consolas" w:eastAsia="Consolas" w:hAnsi="Consolas"/>
+          <w:color w:val="cccccc"/>
+          <w:sz w:val="20"/>
+          <w:szCs w:val="20"/>
+          <w:rtl w:val="0"/>
+        </w:rPr>
+        <w:t xml:space="preserve"> </w:t>
+      </w:r>
+      <w:r>
+        <w:rPr>
+          <w:rFonts w:ascii="Consolas" w:cs="Consolas" w:eastAsia="Consolas" w:hAnsi="Consolas"/>
+          <w:color w:val="d9e8f7"/>
+          <w:sz w:val="20"/>
+          <w:szCs w:val="20"/>
+          <w:rtl w:val="0"/>
+        </w:rPr>
+        <w:t xml:space="preserve">com</w:t>
+      </w:r>
+      <w:r>
+        <w:rPr>
+          <w:rFonts w:ascii="Consolas" w:cs="Consolas" w:eastAsia="Consolas" w:hAnsi="Consolas"/>
+          <w:color w:val="e6e6fa"/>
+          <w:sz w:val="20"/>
+          <w:szCs w:val="20"/>
+          <w:rtl w:val="0"/>
+        </w:rPr>
+        <w:t xml:space="preserve">.</w:t>
+      </w:r>
+      <w:r>
+        <w:rPr>
+          <w:rFonts w:ascii="Consolas" w:cs="Consolas" w:eastAsia="Consolas" w:hAnsi="Consolas"/>
+          <w:color w:val="d9e8f7"/>
+          <w:sz w:val="20"/>
+          <w:szCs w:val="20"/>
+          <w:rtl w:val="0"/>
+        </w:rPr>
+        <w:t xml:space="preserve">kms</w:t>
+      </w:r>
+      <w:r>
+        <w:rPr>
+          <w:rFonts w:ascii="Consolas" w:cs="Consolas" w:eastAsia="Consolas" w:hAnsi="Consolas"/>
+          <w:color w:val="e6e6fa"/>
+          <w:sz w:val="20"/>
+          <w:szCs w:val="20"/>
+          <w:rtl w:val="0"/>
+        </w:rPr>
+        <w:t xml:space="preserve">.</w:t>
+      </w:r>
+      <w:r>
+        <w:rPr>
+          <w:rFonts w:ascii="Consolas" w:cs="Consolas" w:eastAsia="Consolas" w:hAnsi="Consolas"/>
+          <w:color w:val="d9e8f7"/>
+          <w:sz w:val="20"/>
+          <w:szCs w:val="20"/>
+          <w:rtl w:val="0"/>
+        </w:rPr>
+        <w:t xml:space="preserve">katalon</w:t>
+      </w:r>
+      <w:r>
+        <w:rPr>
+          <w:rFonts w:ascii="Consolas" w:cs="Consolas" w:eastAsia="Consolas" w:hAnsi="Consolas"/>
+          <w:color w:val="e6e6fa"/>
+          <w:sz w:val="20"/>
+          <w:szCs w:val="20"/>
+          <w:rtl w:val="0"/>
+        </w:rPr>
+        <w:t xml:space="preserve">.</w:t>
+      </w:r>
+      <w:r>
+        <w:rPr>
+          <w:rFonts w:ascii="Consolas" w:cs="Consolas" w:eastAsia="Consolas" w:hAnsi="Consolas"/>
+          <w:color w:val="d9e8f7"/>
+          <w:sz w:val="20"/>
+          <w:szCs w:val="20"/>
+          <w:rtl w:val="0"/>
+        </w:rPr>
+        <w:t xml:space="preserve">core</w:t>
+      </w:r>
+      <w:r>
+        <w:rPr>
+          <w:rFonts w:ascii="Consolas" w:cs="Consolas" w:eastAsia="Consolas" w:hAnsi="Consolas"/>
+          <w:color w:val="e6e6fa"/>
+          <w:sz w:val="20"/>
+          <w:szCs w:val="20"/>
+          <w:rtl w:val="0"/>
+        </w:rPr>
+        <w:t xml:space="preserve">.</w:t>
+      </w:r>
+      <w:r>
+        <w:rPr>
+          <w:rFonts w:ascii="Consolas" w:cs="Consolas" w:eastAsia="Consolas" w:hAnsi="Consolas"/>
+          <w:color w:val="d9e8f7"/>
+          <w:sz w:val="20"/>
+          <w:szCs w:val="20"/>
+          <w:rtl w:val="0"/>
+        </w:rPr>
+        <w:t xml:space="preserve">testng</w:t>
+      </w:r>
+      <w:r>
+        <w:rPr>
+          <w:rFonts w:ascii="Consolas" w:cs="Consolas" w:eastAsia="Consolas" w:hAnsi="Consolas"/>
+          <w:color w:val="e6e6fa"/>
+          <w:sz w:val="20"/>
+          <w:szCs w:val="20"/>
+          <w:rtl w:val="0"/>
+        </w:rPr>
+        <w:t xml:space="preserve">.</w:t>
+      </w:r>
+      <w:r>
+        <w:rPr>
+          <w:rFonts w:ascii="Consolas" w:cs="Consolas" w:eastAsia="Consolas" w:hAnsi="Consolas"/>
+          <w:color w:val="d9e8f7"/>
+          <w:sz w:val="20"/>
+          <w:szCs w:val="20"/>
+          <w:rtl w:val="0"/>
+        </w:rPr>
+        <w:t xml:space="preserve">keyword</w:t>
+      </w:r>
+      <w:r>
+        <w:rPr>
+          <w:rFonts w:ascii="Consolas" w:cs="Consolas" w:eastAsia="Consolas" w:hAnsi="Consolas"/>
+          <w:color w:val="e6e6fa"/>
+          <w:sz w:val="20"/>
+          <w:szCs w:val="20"/>
+          <w:rtl w:val="0"/>
+        </w:rPr>
+        <w:t xml:space="preserve">.</w:t>
+      </w:r>
+      <w:r>
+        <w:rPr>
+          <w:rFonts w:ascii="Consolas" w:cs="Consolas" w:eastAsia="Consolas" w:hAnsi="Consolas"/>
+          <w:color w:val="d9e8f7"/>
+          <w:sz w:val="20"/>
+          <w:szCs w:val="20"/>
+          <w:rtl w:val="0"/>
+        </w:rPr>
+        <w:t xml:space="preserve">TestNGBuiltinKeywords</w:t>
+      </w:r>
+      <w:r>
+        <w:rPr>
+          <w:rFonts w:ascii="Consolas" w:cs="Consolas" w:eastAsia="Consolas" w:hAnsi="Consolas"/>
+          <w:color w:val="cccccc"/>
+          <w:sz w:val="20"/>
+          <w:szCs w:val="20"/>
+          <w:rtl w:val="0"/>
+        </w:rPr>
+        <w:t xml:space="preserve"> </w:t>
+      </w:r>
+      <w:r>
+        <w:rPr>
+          <w:rFonts w:ascii="Consolas" w:cs="Consolas" w:eastAsia="Consolas" w:hAnsi="Consolas"/>
+          <w:color w:val="cc6c1d"/>
+          <w:sz w:val="20"/>
+          <w:szCs w:val="20"/>
+          <w:rtl w:val="0"/>
+        </w:rPr>
+        <w:t xml:space="preserve">as</w:t>
+      </w:r>
+      <w:r>
+        <w:rPr>
+          <w:rFonts w:ascii="Consolas" w:cs="Consolas" w:eastAsia="Consolas" w:hAnsi="Consolas"/>
+          <w:color w:val="cccccc"/>
+          <w:sz w:val="20"/>
+          <w:szCs w:val="20"/>
+          <w:rtl w:val="0"/>
+        </w:rPr>
+        <w:t xml:space="preserve"> </w:t>
+      </w:r>
+      <w:r>
+        <w:rPr>
+          <w:rFonts w:ascii="Consolas" w:cs="Consolas" w:eastAsia="Consolas" w:hAnsi="Consolas"/>
+          <w:color w:val="d9e8f7"/>
+          <w:sz w:val="20"/>
+          <w:szCs w:val="20"/>
+          <w:rtl w:val="0"/>
+        </w:rPr>
+        <w:t xml:space="preserve">TestNGKW</w:t>
+      </w:r>
+    </w:p>
+    <w:p>
+      <w:pPr>
+        <w:shd w:fill="1e1f22" w:val="clear"/>
+        <w:spacing w:after="0" w:lineRule="auto"/>
+        <w:rPr>
+          <w:rFonts w:ascii="Consolas" w:cs="Consolas" w:eastAsia="Consolas" w:hAnsi="Consolas"/>
+          <w:color w:val="d9e8f7"/>
+          <w:sz w:val="20"/>
+          <w:szCs w:val="20"/>
+        </w:rPr>
+      </w:pPr>
+      <w:r>
+        <w:rPr>
+          <w:rFonts w:ascii="Consolas" w:cs="Consolas" w:eastAsia="Consolas" w:hAnsi="Consolas"/>
+          <w:color w:val="cc6c1d"/>
+          <w:sz w:val="20"/>
+          <w:szCs w:val="20"/>
+          <w:rtl w:val="0"/>
+        </w:rPr>
+        <w:t xml:space="preserve">import</w:t>
+      </w:r>
+      <w:r>
+        <w:rPr>
+          <w:rFonts w:ascii="Consolas" w:cs="Consolas" w:eastAsia="Consolas" w:hAnsi="Consolas"/>
+          <w:color w:val="cccccc"/>
+          <w:sz w:val="20"/>
+          <w:szCs w:val="20"/>
+          <w:rtl w:val="0"/>
+        </w:rPr>
+        <w:t xml:space="preserve"> </w:t>
+      </w:r>
+      <w:r>
+        <w:rPr>
+          <w:rFonts w:ascii="Consolas" w:cs="Consolas" w:eastAsia="Consolas" w:hAnsi="Consolas"/>
+          <w:color w:val="1290c3"/>
+          <w:sz w:val="20"/>
+          <w:szCs w:val="20"/>
+          <w:rtl w:val="0"/>
+        </w:rPr>
+        <w:t xml:space="preserve">com.kms.katalon.core.testobject.TestObject</w:t>
+      </w:r>
+      <w:r>
+        <w:rPr>
+          <w:rFonts w:ascii="Consolas" w:cs="Consolas" w:eastAsia="Consolas" w:hAnsi="Consolas"/>
+          <w:color w:val="cccccc"/>
+          <w:sz w:val="20"/>
+          <w:szCs w:val="20"/>
+          <w:rtl w:val="0"/>
+        </w:rPr>
+        <w:t xml:space="preserve"> </w:t>
+      </w:r>
+      <w:r>
+        <w:rPr>
+          <w:rFonts w:ascii="Consolas" w:cs="Consolas" w:eastAsia="Consolas" w:hAnsi="Consolas"/>
+          <w:color w:val="cc6c1d"/>
+          <w:sz w:val="20"/>
+          <w:szCs w:val="20"/>
+          <w:rtl w:val="0"/>
+        </w:rPr>
+        <w:t xml:space="preserve">as</w:t>
+      </w:r>
+      <w:r>
+        <w:rPr>
+          <w:rFonts w:ascii="Consolas" w:cs="Consolas" w:eastAsia="Consolas" w:hAnsi="Consolas"/>
+          <w:color w:val="cccccc"/>
+          <w:sz w:val="20"/>
+          <w:szCs w:val="20"/>
+          <w:rtl w:val="0"/>
+        </w:rPr>
+        <w:t xml:space="preserve"> </w:t>
+      </w:r>
+      <w:r>
+        <w:rPr>
+          <w:rFonts w:ascii="Consolas" w:cs="Consolas" w:eastAsia="Consolas" w:hAnsi="Consolas"/>
+          <w:color w:val="d9e8f7"/>
+          <w:sz w:val="20"/>
+          <w:szCs w:val="20"/>
+          <w:rtl w:val="0"/>
+        </w:rPr>
+        <w:t xml:space="preserve">TestObject</w:t>
+      </w:r>
+    </w:p>
+    <w:p>
+      <w:pPr>
+        <w:shd w:fill="1e1f22" w:val="clear"/>
+        <w:spacing w:after="0" w:lineRule="auto"/>
+        <w:rPr>
+          <w:rFonts w:ascii="Consolas" w:cs="Consolas" w:eastAsia="Consolas" w:hAnsi="Consolas"/>
+          <w:color w:val="d9e8f7"/>
+          <w:sz w:val="20"/>
+          <w:szCs w:val="20"/>
+        </w:rPr>
+      </w:pPr>
+      <w:r>
+        <w:rPr>
+          <w:rFonts w:ascii="Consolas" w:cs="Consolas" w:eastAsia="Consolas" w:hAnsi="Consolas"/>
+          <w:color w:val="cc6c1d"/>
+          <w:sz w:val="20"/>
+          <w:szCs w:val="20"/>
+          <w:rtl w:val="0"/>
+        </w:rPr>
+        <w:t xml:space="preserve">import</w:t>
+      </w:r>
+      <w:r>
+        <w:rPr>
+          <w:rFonts w:ascii="Consolas" w:cs="Consolas" w:eastAsia="Consolas" w:hAnsi="Consolas"/>
+          <w:color w:val="cccccc"/>
+          <w:sz w:val="20"/>
+          <w:szCs w:val="20"/>
+          <w:rtl w:val="0"/>
+        </w:rPr>
+        <w:t xml:space="preserve"> </w:t>
+      </w:r>
+      <w:r>
+        <w:rPr>
+          <w:rFonts w:ascii="Consolas" w:cs="Consolas" w:eastAsia="Consolas" w:hAnsi="Consolas"/>
+          <w:color w:val="d9e8f7"/>
+          <w:sz w:val="20"/>
+          <w:szCs w:val="20"/>
+          <w:rtl w:val="0"/>
+        </w:rPr>
+        <w:t xml:space="preserve">com</w:t>
+      </w:r>
+      <w:r>
+        <w:rPr>
+          <w:rFonts w:ascii="Consolas" w:cs="Consolas" w:eastAsia="Consolas" w:hAnsi="Consolas"/>
+          <w:color w:val="e6e6fa"/>
+          <w:sz w:val="20"/>
+          <w:szCs w:val="20"/>
+          <w:rtl w:val="0"/>
+        </w:rPr>
+        <w:t xml:space="preserve">.</w:t>
+      </w:r>
+      <w:r>
+        <w:rPr>
+          <w:rFonts w:ascii="Consolas" w:cs="Consolas" w:eastAsia="Consolas" w:hAnsi="Consolas"/>
+          <w:color w:val="d9e8f7"/>
+          <w:sz w:val="20"/>
+          <w:szCs w:val="20"/>
+          <w:rtl w:val="0"/>
+        </w:rPr>
+        <w:t xml:space="preserve">kms</w:t>
+      </w:r>
+      <w:r>
+        <w:rPr>
+          <w:rFonts w:ascii="Consolas" w:cs="Consolas" w:eastAsia="Consolas" w:hAnsi="Consolas"/>
+          <w:color w:val="e6e6fa"/>
+          <w:sz w:val="20"/>
+          <w:szCs w:val="20"/>
+          <w:rtl w:val="0"/>
+        </w:rPr>
+        <w:t xml:space="preserve">.</w:t>
+      </w:r>
+      <w:r>
+        <w:rPr>
+          <w:rFonts w:ascii="Consolas" w:cs="Consolas" w:eastAsia="Consolas" w:hAnsi="Consolas"/>
+          <w:color w:val="d9e8f7"/>
+          <w:sz w:val="20"/>
+          <w:szCs w:val="20"/>
+          <w:rtl w:val="0"/>
+        </w:rPr>
+        <w:t xml:space="preserve">katalon</w:t>
+      </w:r>
+      <w:r>
+        <w:rPr>
+          <w:rFonts w:ascii="Consolas" w:cs="Consolas" w:eastAsia="Consolas" w:hAnsi="Consolas"/>
+          <w:color w:val="e6e6fa"/>
+          <w:sz w:val="20"/>
+          <w:szCs w:val="20"/>
+          <w:rtl w:val="0"/>
+        </w:rPr>
+        <w:t xml:space="preserve">.</w:t>
+      </w:r>
+      <w:r>
+        <w:rPr>
+          <w:rFonts w:ascii="Consolas" w:cs="Consolas" w:eastAsia="Consolas" w:hAnsi="Consolas"/>
+          <w:color w:val="d9e8f7"/>
+          <w:sz w:val="20"/>
+          <w:szCs w:val="20"/>
+          <w:rtl w:val="0"/>
+        </w:rPr>
+        <w:t xml:space="preserve">core</w:t>
+      </w:r>
+      <w:r>
+        <w:rPr>
+          <w:rFonts w:ascii="Consolas" w:cs="Consolas" w:eastAsia="Consolas" w:hAnsi="Consolas"/>
+          <w:color w:val="e6e6fa"/>
+          <w:sz w:val="20"/>
+          <w:szCs w:val="20"/>
+          <w:rtl w:val="0"/>
+        </w:rPr>
+        <w:t xml:space="preserve">.</w:t>
+      </w:r>
+      <w:r>
+        <w:rPr>
+          <w:rFonts w:ascii="Consolas" w:cs="Consolas" w:eastAsia="Consolas" w:hAnsi="Consolas"/>
+          <w:color w:val="d9e8f7"/>
+          <w:sz w:val="20"/>
+          <w:szCs w:val="20"/>
+          <w:rtl w:val="0"/>
+        </w:rPr>
+        <w:t xml:space="preserve">webservice</w:t>
+      </w:r>
+      <w:r>
+        <w:rPr>
+          <w:rFonts w:ascii="Consolas" w:cs="Consolas" w:eastAsia="Consolas" w:hAnsi="Consolas"/>
+          <w:color w:val="e6e6fa"/>
+          <w:sz w:val="20"/>
+          <w:szCs w:val="20"/>
+          <w:rtl w:val="0"/>
+        </w:rPr>
+        <w:t xml:space="preserve">.</w:t>
+      </w:r>
+      <w:r>
+        <w:rPr>
+          <w:rFonts w:ascii="Consolas" w:cs="Consolas" w:eastAsia="Consolas" w:hAnsi="Consolas"/>
+          <w:color w:val="d9e8f7"/>
+          <w:sz w:val="20"/>
+          <w:szCs w:val="20"/>
+          <w:rtl w:val="0"/>
+        </w:rPr>
+        <w:t xml:space="preserve">keyword</w:t>
+      </w:r>
+      <w:r>
+        <w:rPr>
+          <w:rFonts w:ascii="Consolas" w:cs="Consolas" w:eastAsia="Consolas" w:hAnsi="Consolas"/>
+          <w:color w:val="e6e6fa"/>
+          <w:sz w:val="20"/>
+          <w:szCs w:val="20"/>
+          <w:rtl w:val="0"/>
+        </w:rPr>
+        <w:t xml:space="preserve">.</w:t>
+      </w:r>
+      <w:r>
+        <w:rPr>
+          <w:rFonts w:ascii="Consolas" w:cs="Consolas" w:eastAsia="Consolas" w:hAnsi="Consolas"/>
+          <w:color w:val="d9e8f7"/>
+          <w:sz w:val="20"/>
+          <w:szCs w:val="20"/>
+          <w:rtl w:val="0"/>
+        </w:rPr>
+        <w:t xml:space="preserve">WSBuiltInKeywords</w:t>
+      </w:r>
+      <w:r>
+        <w:rPr>
+          <w:rFonts w:ascii="Consolas" w:cs="Consolas" w:eastAsia="Consolas" w:hAnsi="Consolas"/>
+          <w:color w:val="cccccc"/>
+          <w:sz w:val="20"/>
+          <w:szCs w:val="20"/>
+          <w:rtl w:val="0"/>
+        </w:rPr>
+        <w:t xml:space="preserve"> </w:t>
+      </w:r>
+      <w:r>
+        <w:rPr>
+          <w:rFonts w:ascii="Consolas" w:cs="Consolas" w:eastAsia="Consolas" w:hAnsi="Consolas"/>
+          <w:color w:val="cc6c1d"/>
+          <w:sz w:val="20"/>
+          <w:szCs w:val="20"/>
+          <w:rtl w:val="0"/>
+        </w:rPr>
+        <w:t xml:space="preserve">as</w:t>
+      </w:r>
+      <w:r>
+        <w:rPr>
+          <w:rFonts w:ascii="Consolas" w:cs="Consolas" w:eastAsia="Consolas" w:hAnsi="Consolas"/>
+          <w:color w:val="cccccc"/>
+          <w:sz w:val="20"/>
+          <w:szCs w:val="20"/>
+          <w:rtl w:val="0"/>
+        </w:rPr>
+        <w:t xml:space="preserve"> </w:t>
+      </w:r>
+      <w:r>
+        <w:rPr>
+          <w:rFonts w:ascii="Consolas" w:cs="Consolas" w:eastAsia="Consolas" w:hAnsi="Consolas"/>
+          <w:color w:val="d9e8f7"/>
+          <w:sz w:val="20"/>
+          <w:szCs w:val="20"/>
+          <w:rtl w:val="0"/>
+        </w:rPr>
+        <w:t xml:space="preserve">WS</w:t>
+      </w:r>
+    </w:p>
+    <w:p>
+      <w:pPr>
+        <w:shd w:fill="1e1f22" w:val="clear"/>
+        <w:spacing w:after="0" w:lineRule="auto"/>
+        <w:rPr>
+          <w:rFonts w:ascii="Consolas" w:cs="Consolas" w:eastAsia="Consolas" w:hAnsi="Consolas"/>
+          <w:color w:val="d9e8f7"/>
+          <w:sz w:val="20"/>
+          <w:szCs w:val="20"/>
+        </w:rPr>
+      </w:pPr>
+      <w:r>
+        <w:rPr>
+          <w:rFonts w:ascii="Consolas" w:cs="Consolas" w:eastAsia="Consolas" w:hAnsi="Consolas"/>
+          <w:color w:val="cc6c1d"/>
+          <w:sz w:val="20"/>
+          <w:szCs w:val="20"/>
+          <w:rtl w:val="0"/>
+        </w:rPr>
+        <w:t xml:space="preserve">import</w:t>
+      </w:r>
+      <w:r>
+        <w:rPr>
+          <w:rFonts w:ascii="Consolas" w:cs="Consolas" w:eastAsia="Consolas" w:hAnsi="Consolas"/>
+          <w:color w:val="cccccc"/>
+          <w:sz w:val="20"/>
+          <w:szCs w:val="20"/>
+          <w:rtl w:val="0"/>
+        </w:rPr>
+        <w:t xml:space="preserve"> </w:t>
+      </w:r>
+      <w:r>
+        <w:rPr>
+          <w:rFonts w:ascii="Consolas" w:cs="Consolas" w:eastAsia="Consolas" w:hAnsi="Consolas"/>
+          <w:color w:val="d9e8f7"/>
+          <w:sz w:val="20"/>
+          <w:szCs w:val="20"/>
+          <w:rtl w:val="0"/>
+        </w:rPr>
+        <w:t xml:space="preserve">com</w:t>
+      </w:r>
+      <w:r>
+        <w:rPr>
+          <w:rFonts w:ascii="Consolas" w:cs="Consolas" w:eastAsia="Consolas" w:hAnsi="Consolas"/>
+          <w:color w:val="e6e6fa"/>
+          <w:sz w:val="20"/>
+          <w:szCs w:val="20"/>
+          <w:rtl w:val="0"/>
+        </w:rPr>
+        <w:t xml:space="preserve">.</w:t>
+      </w:r>
+      <w:r>
+        <w:rPr>
+          <w:rFonts w:ascii="Consolas" w:cs="Consolas" w:eastAsia="Consolas" w:hAnsi="Consolas"/>
+          <w:color w:val="d9e8f7"/>
+          <w:sz w:val="20"/>
+          <w:szCs w:val="20"/>
+          <w:rtl w:val="0"/>
+        </w:rPr>
+        <w:t xml:space="preserve">kms</w:t>
+      </w:r>
+      <w:r>
+        <w:rPr>
+          <w:rFonts w:ascii="Consolas" w:cs="Consolas" w:eastAsia="Consolas" w:hAnsi="Consolas"/>
+          <w:color w:val="e6e6fa"/>
+          <w:sz w:val="20"/>
+          <w:szCs w:val="20"/>
+          <w:rtl w:val="0"/>
+        </w:rPr>
+        <w:t xml:space="preserve">.</w:t>
+      </w:r>
+      <w:r>
+        <w:rPr>
+          <w:rFonts w:ascii="Consolas" w:cs="Consolas" w:eastAsia="Consolas" w:hAnsi="Consolas"/>
+          <w:color w:val="d9e8f7"/>
+          <w:sz w:val="20"/>
+          <w:szCs w:val="20"/>
+          <w:rtl w:val="0"/>
+        </w:rPr>
+        <w:t xml:space="preserve">katalon</w:t>
+      </w:r>
+      <w:r>
+        <w:rPr>
+          <w:rFonts w:ascii="Consolas" w:cs="Consolas" w:eastAsia="Consolas" w:hAnsi="Consolas"/>
+          <w:color w:val="e6e6fa"/>
+          <w:sz w:val="20"/>
+          <w:szCs w:val="20"/>
+          <w:rtl w:val="0"/>
+        </w:rPr>
+        <w:t xml:space="preserve">.</w:t>
+      </w:r>
+      <w:r>
+        <w:rPr>
+          <w:rFonts w:ascii="Consolas" w:cs="Consolas" w:eastAsia="Consolas" w:hAnsi="Consolas"/>
+          <w:color w:val="d9e8f7"/>
+          <w:sz w:val="20"/>
+          <w:szCs w:val="20"/>
+          <w:rtl w:val="0"/>
+        </w:rPr>
+        <w:t xml:space="preserve">core</w:t>
+      </w:r>
+      <w:r>
+        <w:rPr>
+          <w:rFonts w:ascii="Consolas" w:cs="Consolas" w:eastAsia="Consolas" w:hAnsi="Consolas"/>
+          <w:color w:val="e6e6fa"/>
+          <w:sz w:val="20"/>
+          <w:szCs w:val="20"/>
+          <w:rtl w:val="0"/>
+        </w:rPr>
+        <w:t xml:space="preserve">.</w:t>
+      </w:r>
+      <w:r>
+        <w:rPr>
+          <w:rFonts w:ascii="Consolas" w:cs="Consolas" w:eastAsia="Consolas" w:hAnsi="Consolas"/>
+          <w:color w:val="d9e8f7"/>
+          <w:sz w:val="20"/>
+          <w:szCs w:val="20"/>
+          <w:rtl w:val="0"/>
+        </w:rPr>
+        <w:t xml:space="preserve">webui</w:t>
+      </w:r>
+      <w:r>
+        <w:rPr>
+          <w:rFonts w:ascii="Consolas" w:cs="Consolas" w:eastAsia="Consolas" w:hAnsi="Consolas"/>
+          <w:color w:val="e6e6fa"/>
+          <w:sz w:val="20"/>
+          <w:szCs w:val="20"/>
+          <w:rtl w:val="0"/>
+        </w:rPr>
+        <w:t xml:space="preserve">.</w:t>
+      </w:r>
+      <w:r>
+        <w:rPr>
+          <w:rFonts w:ascii="Consolas" w:cs="Consolas" w:eastAsia="Consolas" w:hAnsi="Consolas"/>
+          <w:color w:val="d9e8f7"/>
+          <w:sz w:val="20"/>
+          <w:szCs w:val="20"/>
+          <w:rtl w:val="0"/>
+        </w:rPr>
+        <w:t xml:space="preserve">keyword</w:t>
+      </w:r>
+      <w:r>
+        <w:rPr>
+          <w:rFonts w:ascii="Consolas" w:cs="Consolas" w:eastAsia="Consolas" w:hAnsi="Consolas"/>
+          <w:color w:val="e6e6fa"/>
+          <w:sz w:val="20"/>
+          <w:szCs w:val="20"/>
+          <w:rtl w:val="0"/>
+        </w:rPr>
+        <w:t xml:space="preserve">.</w:t>
+      </w:r>
+      <w:r>
+        <w:rPr>
+          <w:rFonts w:ascii="Consolas" w:cs="Consolas" w:eastAsia="Consolas" w:hAnsi="Consolas"/>
+          <w:color w:val="d9e8f7"/>
+          <w:sz w:val="20"/>
+          <w:szCs w:val="20"/>
+          <w:rtl w:val="0"/>
+        </w:rPr>
+        <w:t xml:space="preserve">WebUiBuiltInKeywords</w:t>
+      </w:r>
+      <w:r>
+        <w:rPr>
+          <w:rFonts w:ascii="Consolas" w:cs="Consolas" w:eastAsia="Consolas" w:hAnsi="Consolas"/>
+          <w:color w:val="cccccc"/>
+          <w:sz w:val="20"/>
+          <w:szCs w:val="20"/>
+          <w:rtl w:val="0"/>
+        </w:rPr>
+        <w:t xml:space="preserve"> </w:t>
+      </w:r>
+      <w:r>
+        <w:rPr>
+          <w:rFonts w:ascii="Consolas" w:cs="Consolas" w:eastAsia="Consolas" w:hAnsi="Consolas"/>
+          <w:color w:val="cc6c1d"/>
+          <w:sz w:val="20"/>
+          <w:szCs w:val="20"/>
+          <w:rtl w:val="0"/>
+        </w:rPr>
+        <w:t xml:space="preserve">as</w:t>
+      </w:r>
+      <w:r>
+        <w:rPr>
+          <w:rFonts w:ascii="Consolas" w:cs="Consolas" w:eastAsia="Consolas" w:hAnsi="Consolas"/>
+          <w:color w:val="cccccc"/>
+          <w:sz w:val="20"/>
+          <w:szCs w:val="20"/>
+          <w:rtl w:val="0"/>
+        </w:rPr>
+        <w:t xml:space="preserve"> </w:t>
+      </w:r>
+      <w:r>
+        <w:rPr>
+          <w:rFonts w:ascii="Consolas" w:cs="Consolas" w:eastAsia="Consolas" w:hAnsi="Consolas"/>
+          <w:color w:val="d9e8f7"/>
+          <w:sz w:val="20"/>
+          <w:szCs w:val="20"/>
+          <w:rtl w:val="0"/>
+        </w:rPr>
+        <w:t xml:space="preserve">WebUI</w:t>
+      </w:r>
+    </w:p>
+    <w:p>
+      <w:pPr>
+        <w:shd w:fill="1e1f22" w:val="clear"/>
+        <w:spacing w:after="0" w:lineRule="auto"/>
+        <w:rPr>
+          <w:rFonts w:ascii="Consolas" w:cs="Consolas" w:eastAsia="Consolas" w:hAnsi="Consolas"/>
+          <w:color w:val="d9e8f7"/>
+          <w:sz w:val="20"/>
+          <w:szCs w:val="20"/>
+        </w:rPr>
+      </w:pPr>
+      <w:r>
+        <w:rPr>
+          <w:rFonts w:ascii="Consolas" w:cs="Consolas" w:eastAsia="Consolas" w:hAnsi="Consolas"/>
+          <w:color w:val="cc6c1d"/>
+          <w:sz w:val="20"/>
+          <w:szCs w:val="20"/>
+          <w:rtl w:val="0"/>
+        </w:rPr>
+        <w:t xml:space="preserve">import</w:t>
+      </w:r>
+      <w:r>
+        <w:rPr>
+          <w:rFonts w:ascii="Consolas" w:cs="Consolas" w:eastAsia="Consolas" w:hAnsi="Consolas"/>
+          <w:color w:val="cccccc"/>
+          <w:sz w:val="20"/>
+          <w:szCs w:val="20"/>
+          <w:rtl w:val="0"/>
+        </w:rPr>
+        <w:t xml:space="preserve"> </w:t>
+      </w:r>
+      <w:r>
+        <w:rPr>
+          <w:rFonts w:ascii="Consolas" w:cs="Consolas" w:eastAsia="Consolas" w:hAnsi="Consolas"/>
+          <w:color w:val="d9e8f7"/>
+          <w:sz w:val="20"/>
+          <w:szCs w:val="20"/>
+          <w:rtl w:val="0"/>
+        </w:rPr>
+        <w:t xml:space="preserve">com</w:t>
+      </w:r>
+      <w:r>
+        <w:rPr>
+          <w:rFonts w:ascii="Consolas" w:cs="Consolas" w:eastAsia="Consolas" w:hAnsi="Consolas"/>
+          <w:color w:val="e6e6fa"/>
+          <w:sz w:val="20"/>
+          <w:szCs w:val="20"/>
+          <w:rtl w:val="0"/>
+        </w:rPr>
+        <w:t xml:space="preserve">.</w:t>
+      </w:r>
+      <w:r>
+        <w:rPr>
+          <w:rFonts w:ascii="Consolas" w:cs="Consolas" w:eastAsia="Consolas" w:hAnsi="Consolas"/>
+          <w:color w:val="d9e8f7"/>
+          <w:sz w:val="20"/>
+          <w:szCs w:val="20"/>
+          <w:rtl w:val="0"/>
+        </w:rPr>
+        <w:t xml:space="preserve">kms</w:t>
+      </w:r>
+      <w:r>
+        <w:rPr>
+          <w:rFonts w:ascii="Consolas" w:cs="Consolas" w:eastAsia="Consolas" w:hAnsi="Consolas"/>
+          <w:color w:val="e6e6fa"/>
+          <w:sz w:val="20"/>
+          <w:szCs w:val="20"/>
+          <w:rtl w:val="0"/>
+        </w:rPr>
+        <w:t xml:space="preserve">.</w:t>
+      </w:r>
+      <w:r>
+        <w:rPr>
+          <w:rFonts w:ascii="Consolas" w:cs="Consolas" w:eastAsia="Consolas" w:hAnsi="Consolas"/>
+          <w:color w:val="d9e8f7"/>
+          <w:sz w:val="20"/>
+          <w:szCs w:val="20"/>
+          <w:rtl w:val="0"/>
+        </w:rPr>
+        <w:t xml:space="preserve">katalon</w:t>
+      </w:r>
+      <w:r>
+        <w:rPr>
+          <w:rFonts w:ascii="Consolas" w:cs="Consolas" w:eastAsia="Consolas" w:hAnsi="Consolas"/>
+          <w:color w:val="e6e6fa"/>
+          <w:sz w:val="20"/>
+          <w:szCs w:val="20"/>
+          <w:rtl w:val="0"/>
+        </w:rPr>
+        <w:t xml:space="preserve">.</w:t>
+      </w:r>
+      <w:r>
+        <w:rPr>
+          <w:rFonts w:ascii="Consolas" w:cs="Consolas" w:eastAsia="Consolas" w:hAnsi="Consolas"/>
+          <w:color w:val="d9e8f7"/>
+          <w:sz w:val="20"/>
+          <w:szCs w:val="20"/>
+          <w:rtl w:val="0"/>
+        </w:rPr>
+        <w:t xml:space="preserve">core</w:t>
+      </w:r>
+      <w:r>
+        <w:rPr>
+          <w:rFonts w:ascii="Consolas" w:cs="Consolas" w:eastAsia="Consolas" w:hAnsi="Consolas"/>
+          <w:color w:val="e6e6fa"/>
+          <w:sz w:val="20"/>
+          <w:szCs w:val="20"/>
+          <w:rtl w:val="0"/>
+        </w:rPr>
+        <w:t xml:space="preserve">.</w:t>
+      </w:r>
+      <w:r>
+        <w:rPr>
+          <w:rFonts w:ascii="Consolas" w:cs="Consolas" w:eastAsia="Consolas" w:hAnsi="Consolas"/>
+          <w:color w:val="d9e8f7"/>
+          <w:sz w:val="20"/>
+          <w:szCs w:val="20"/>
+          <w:rtl w:val="0"/>
+        </w:rPr>
+        <w:t xml:space="preserve">windows</w:t>
+      </w:r>
+      <w:r>
+        <w:rPr>
+          <w:rFonts w:ascii="Consolas" w:cs="Consolas" w:eastAsia="Consolas" w:hAnsi="Consolas"/>
+          <w:color w:val="e6e6fa"/>
+          <w:sz w:val="20"/>
+          <w:szCs w:val="20"/>
+          <w:rtl w:val="0"/>
+        </w:rPr>
+        <w:t xml:space="preserve">.</w:t>
+      </w:r>
+      <w:r>
+        <w:rPr>
+          <w:rFonts w:ascii="Consolas" w:cs="Consolas" w:eastAsia="Consolas" w:hAnsi="Consolas"/>
+          <w:color w:val="d9e8f7"/>
+          <w:sz w:val="20"/>
+          <w:szCs w:val="20"/>
+          <w:rtl w:val="0"/>
+        </w:rPr>
+        <w:t xml:space="preserve">keyword</w:t>
+      </w:r>
+      <w:r>
+        <w:rPr>
+          <w:rFonts w:ascii="Consolas" w:cs="Consolas" w:eastAsia="Consolas" w:hAnsi="Consolas"/>
+          <w:color w:val="e6e6fa"/>
+          <w:sz w:val="20"/>
+          <w:szCs w:val="20"/>
+          <w:rtl w:val="0"/>
+        </w:rPr>
+        <w:t xml:space="preserve">.</w:t>
+      </w:r>
+      <w:r>
+        <w:rPr>
+          <w:rFonts w:ascii="Consolas" w:cs="Consolas" w:eastAsia="Consolas" w:hAnsi="Consolas"/>
+          <w:color w:val="d9e8f7"/>
+          <w:sz w:val="20"/>
+          <w:szCs w:val="20"/>
+          <w:rtl w:val="0"/>
+        </w:rPr>
+        <w:t xml:space="preserve">WindowsBuiltinKeywords</w:t>
+      </w:r>
+      <w:r>
+        <w:rPr>
+          <w:rFonts w:ascii="Consolas" w:cs="Consolas" w:eastAsia="Consolas" w:hAnsi="Consolas"/>
+          <w:color w:val="cccccc"/>
+          <w:sz w:val="20"/>
+          <w:szCs w:val="20"/>
+          <w:rtl w:val="0"/>
+        </w:rPr>
+        <w:t xml:space="preserve"> </w:t>
+      </w:r>
+      <w:r>
+        <w:rPr>
+          <w:rFonts w:ascii="Consolas" w:cs="Consolas" w:eastAsia="Consolas" w:hAnsi="Consolas"/>
+          <w:color w:val="cc6c1d"/>
+          <w:sz w:val="20"/>
+          <w:szCs w:val="20"/>
+          <w:rtl w:val="0"/>
+        </w:rPr>
+        <w:t xml:space="preserve">as</w:t>
+      </w:r>
+      <w:r>
+        <w:rPr>
+          <w:rFonts w:ascii="Consolas" w:cs="Consolas" w:eastAsia="Consolas" w:hAnsi="Consolas"/>
+          <w:color w:val="cccccc"/>
+          <w:sz w:val="20"/>
+          <w:szCs w:val="20"/>
+          <w:rtl w:val="0"/>
+        </w:rPr>
+        <w:t xml:space="preserve"> </w:t>
+      </w:r>
+      <w:r>
+        <w:rPr>
+          <w:rFonts w:ascii="Consolas" w:cs="Consolas" w:eastAsia="Consolas" w:hAnsi="Consolas"/>
+          <w:color w:val="d9e8f7"/>
+          <w:sz w:val="20"/>
+          <w:szCs w:val="20"/>
+          <w:rtl w:val="0"/>
+        </w:rPr>
+        <w:t xml:space="preserve">Windows</w:t>
+      </w:r>
+    </w:p>
+    <w:p>
+      <w:pPr>
+        <w:shd w:fill="1e1f22" w:val="clear"/>
+        <w:spacing w:after="0" w:lineRule="auto"/>
+        <w:rPr>
+          <w:rFonts w:ascii="Consolas" w:cs="Consolas" w:eastAsia="Consolas" w:hAnsi="Consolas"/>
+          <w:color w:val="d9e8f7"/>
+          <w:sz w:val="20"/>
+          <w:szCs w:val="20"/>
+        </w:rPr>
+      </w:pPr>
+      <w:r>
+        <w:rPr>
+          <w:rFonts w:ascii="Consolas" w:cs="Consolas" w:eastAsia="Consolas" w:hAnsi="Consolas"/>
+          <w:color w:val="cc6c1d"/>
+          <w:sz w:val="20"/>
+          <w:szCs w:val="20"/>
+          <w:rtl w:val="0"/>
+        </w:rPr>
+        <w:t xml:space="preserve">import</w:t>
+      </w:r>
+      <w:r>
+        <w:rPr>
+          <w:rFonts w:ascii="Consolas" w:cs="Consolas" w:eastAsia="Consolas" w:hAnsi="Consolas"/>
+          <w:color w:val="cccccc"/>
+          <w:sz w:val="20"/>
+          <w:szCs w:val="20"/>
+          <w:rtl w:val="0"/>
+        </w:rPr>
+        <w:t xml:space="preserve"> </w:t>
+      </w:r>
+      <w:r>
+        <w:rPr>
+          <w:rFonts w:ascii="Consolas" w:cs="Consolas" w:eastAsia="Consolas" w:hAnsi="Consolas"/>
+          <w:color w:val="1290c3"/>
+          <w:sz w:val="20"/>
+          <w:szCs w:val="20"/>
+          <w:rtl w:val="0"/>
+        </w:rPr>
+        <w:t xml:space="preserve">internal.GlobalVariable</w:t>
+      </w:r>
+      <w:r>
+        <w:rPr>
+          <w:rFonts w:ascii="Consolas" w:cs="Consolas" w:eastAsia="Consolas" w:hAnsi="Consolas"/>
+          <w:color w:val="cccccc"/>
+          <w:sz w:val="20"/>
+          <w:szCs w:val="20"/>
+          <w:rtl w:val="0"/>
+        </w:rPr>
+        <w:t xml:space="preserve"> </w:t>
+      </w:r>
+      <w:r>
+        <w:rPr>
+          <w:rFonts w:ascii="Consolas" w:cs="Consolas" w:eastAsia="Consolas" w:hAnsi="Consolas"/>
+          <w:color w:val="cc6c1d"/>
+          <w:sz w:val="20"/>
+          <w:szCs w:val="20"/>
+          <w:rtl w:val="0"/>
+        </w:rPr>
+        <w:t xml:space="preserve">as</w:t>
+      </w:r>
+      <w:r>
+        <w:rPr>
+          <w:rFonts w:ascii="Consolas" w:cs="Consolas" w:eastAsia="Consolas" w:hAnsi="Consolas"/>
+          <w:color w:val="cccccc"/>
+          <w:sz w:val="20"/>
+          <w:szCs w:val="20"/>
+          <w:rtl w:val="0"/>
+        </w:rPr>
+        <w:t xml:space="preserve"> </w:t>
+      </w:r>
+      <w:r>
+        <w:rPr>
+          <w:rFonts w:ascii="Consolas" w:cs="Consolas" w:eastAsia="Consolas" w:hAnsi="Consolas"/>
+          <w:color w:val="d9e8f7"/>
+          <w:sz w:val="20"/>
+          <w:szCs w:val="20"/>
+          <w:rtl w:val="0"/>
+        </w:rPr>
+        <w:t xml:space="preserve">GlobalVariable</w:t>
+      </w:r>
+    </w:p>
+    <w:p>
+      <w:pPr>
+        <w:shd w:fill="1e1f22" w:val="clear"/>
+        <w:spacing w:after="0" w:lineRule="auto"/>
+        <w:rPr>
+          <w:rFonts w:ascii="Consolas" w:cs="Consolas" w:eastAsia="Consolas" w:hAnsi="Consolas"/>
+          <w:color w:val="d9e8f7"/>
+          <w:sz w:val="20"/>
+          <w:szCs w:val="20"/>
+        </w:rPr>
+      </w:pPr>
+      <w:r>
+        <w:rPr>
+          <w:rFonts w:ascii="Consolas" w:cs="Consolas" w:eastAsia="Consolas" w:hAnsi="Consolas"/>
+          <w:color w:val="cc6c1d"/>
+          <w:sz w:val="20"/>
+          <w:szCs w:val="20"/>
+          <w:rtl w:val="0"/>
+        </w:rPr>
+        <w:t xml:space="preserve">import</w:t>
+      </w:r>
+      <w:r>
+        <w:rPr>
+          <w:rFonts w:ascii="Consolas" w:cs="Consolas" w:eastAsia="Consolas" w:hAnsi="Consolas"/>
+          <w:color w:val="cccccc"/>
+          <w:sz w:val="20"/>
+          <w:szCs w:val="20"/>
+          <w:rtl w:val="0"/>
+        </w:rPr>
+        <w:t xml:space="preserve"> </w:t>
+      </w:r>
+      <w:r>
+        <w:rPr>
+          <w:rFonts w:ascii="Consolas" w:cs="Consolas" w:eastAsia="Consolas" w:hAnsi="Consolas"/>
+          <w:i w:val="1"/>
+          <w:iCs w:val="1"/>
+          <w:color w:val="cc81ba"/>
+          <w:sz w:val="20"/>
+          <w:szCs w:val="20"/>
+          <w:rtl w:val="0"/>
+        </w:rPr>
+        <w:t xml:space="preserve">org.openqa.selenium.Keys</w:t>
+      </w:r>
+      <w:r>
+        <w:rPr>
+          <w:rFonts w:ascii="Consolas" w:cs="Consolas" w:eastAsia="Consolas" w:hAnsi="Consolas"/>
+          <w:color w:val="cccccc"/>
+          <w:sz w:val="20"/>
+          <w:szCs w:val="20"/>
+          <w:rtl w:val="0"/>
+        </w:rPr>
+        <w:t xml:space="preserve"> </w:t>
+      </w:r>
+      <w:r>
+        <w:rPr>
+          <w:rFonts w:ascii="Consolas" w:cs="Consolas" w:eastAsia="Consolas" w:hAnsi="Consolas"/>
+          <w:color w:val="cc6c1d"/>
+          <w:sz w:val="20"/>
+          <w:szCs w:val="20"/>
+          <w:rtl w:val="0"/>
+        </w:rPr>
+        <w:t xml:space="preserve">as</w:t>
+      </w:r>
+      <w:r>
+        <w:rPr>
+          <w:rFonts w:ascii="Consolas" w:cs="Consolas" w:eastAsia="Consolas" w:hAnsi="Consolas"/>
+          <w:color w:val="cccccc"/>
+          <w:sz w:val="20"/>
+          <w:szCs w:val="20"/>
+          <w:rtl w:val="0"/>
+        </w:rPr>
+        <w:t xml:space="preserve"> </w:t>
+      </w:r>
+      <w:r>
+        <w:rPr>
+          <w:rFonts w:ascii="Consolas" w:cs="Consolas" w:eastAsia="Consolas" w:hAnsi="Consolas"/>
+          <w:color w:val="d9e8f7"/>
+          <w:sz w:val="20"/>
+          <w:szCs w:val="20"/>
+          <w:rtl w:val="0"/>
+        </w:rPr>
+        <w:t xml:space="preserve">Keys</w:t>
+      </w:r>
+    </w:p>
+    <w:p>
+      <w:pPr>
+        <w:shd w:fill="1e1f22" w:val="clear"/>
+        <w:spacing w:after="0" w:lineRule="auto"/>
+        <w:rPr>
+          <w:rFonts w:ascii="Consolas" w:cs="Consolas" w:eastAsia="Consolas" w:hAnsi="Consolas"/>
+          <w:color w:val="f9faf4"/>
+          <w:sz w:val="20"/>
+          <w:szCs w:val="20"/>
+        </w:rPr>
+      </w:pPr>
+      <w:r>
+        <w:rPr>
+          <w:rFonts w:ascii="Consolas" w:cs="Consolas" w:eastAsia="Consolas" w:hAnsi="Consolas"/>
+          <w:color w:val="1290c3"/>
+          <w:sz w:val="20"/>
+          <w:szCs w:val="20"/>
+          <w:rtl w:val="0"/>
+        </w:rPr>
+        <w:t xml:space="preserve">WebUI</w:t>
+      </w:r>
+      <w:r>
+        <w:rPr>
+          <w:rFonts w:ascii="Consolas" w:cs="Consolas" w:eastAsia="Consolas" w:hAnsi="Consolas"/>
+          <w:color w:val="e6e6fa"/>
+          <w:sz w:val="20"/>
+          <w:szCs w:val="20"/>
+          <w:rtl w:val="0"/>
+        </w:rPr>
+        <w:t xml:space="preserve">.</w:t>
+      </w:r>
+      <w:r>
+        <w:rPr>
+          <w:rFonts w:ascii="Consolas" w:cs="Consolas" w:eastAsia="Consolas" w:hAnsi="Consolas"/>
+          <w:i w:val="1"/>
+          <w:iCs w:val="1"/>
+          <w:color w:val="96ec3f"/>
+          <w:sz w:val="20"/>
+          <w:szCs w:val="20"/>
+          <w:rtl w:val="0"/>
+        </w:rPr>
+        <w:t xml:space="preserve">openBrowser</w:t>
+      </w:r>
+      <w:r>
+        <w:rPr>
+          <w:rFonts w:ascii="Consolas" w:cs="Consolas" w:eastAsia="Consolas" w:hAnsi="Consolas"/>
+          <w:color w:val="f9faf4"/>
+          <w:sz w:val="20"/>
+          <w:szCs w:val="20"/>
+          <w:rtl w:val="0"/>
+        </w:rPr>
+        <w:t xml:space="preserve">(</w:t>
+      </w:r>
+      <w:r>
+        <w:rPr>
+          <w:rFonts w:ascii="Consolas" w:cs="Consolas" w:eastAsia="Consolas" w:hAnsi="Consolas"/>
+          <w:color w:val="cc6c1d"/>
+          <w:sz w:val="20"/>
+          <w:szCs w:val="20"/>
+          <w:rtl w:val="0"/>
+        </w:rPr>
+        <w:t xml:space="preserve">null</w:t>
+      </w:r>
+      <w:r>
+        <w:rPr>
+          <w:rFonts w:ascii="Consolas" w:cs="Consolas" w:eastAsia="Consolas" w:hAnsi="Consolas"/>
+          <w:color w:val="f9faf4"/>
+          <w:sz w:val="20"/>
+          <w:szCs w:val="20"/>
+          <w:rtl w:val="0"/>
+        </w:rPr>
+        <w:t xml:space="preserve">)</w:t>
+      </w:r>
+    </w:p>
+    <w:p>
+      <w:pPr>
+        <w:shd w:fill="1e1f22" w:val="clear"/>
+        <w:spacing w:after="0" w:lineRule="auto"/>
+        <w:rPr>
+          <w:rFonts w:ascii="Consolas" w:cs="Consolas" w:eastAsia="Consolas" w:hAnsi="Consolas"/>
+          <w:color w:val="f9faf4"/>
+          <w:sz w:val="20"/>
+          <w:szCs w:val="20"/>
+        </w:rPr>
+      </w:pPr>
+      <w:r>
+        <w:rPr>
+          <w:rFonts w:ascii="Consolas" w:cs="Consolas" w:eastAsia="Consolas" w:hAnsi="Consolas"/>
+          <w:color w:val="1290c3"/>
+          <w:sz w:val="20"/>
+          <w:szCs w:val="20"/>
+          <w:rtl w:val="0"/>
+        </w:rPr>
+        <w:t xml:space="preserve">WebUI</w:t>
+      </w:r>
+      <w:r>
+        <w:rPr>
+          <w:rFonts w:ascii="Consolas" w:cs="Consolas" w:eastAsia="Consolas" w:hAnsi="Consolas"/>
+          <w:color w:val="e6e6fa"/>
+          <w:sz w:val="20"/>
+          <w:szCs w:val="20"/>
+          <w:rtl w:val="0"/>
+        </w:rPr>
+        <w:t xml:space="preserve">.</w:t>
+      </w:r>
+      <w:r>
+        <w:rPr>
+          <w:rFonts w:ascii="Consolas" w:cs="Consolas" w:eastAsia="Consolas" w:hAnsi="Consolas"/>
+          <w:i w:val="1"/>
+          <w:iCs w:val="1"/>
+          <w:color w:val="96ec3f"/>
+          <w:sz w:val="20"/>
+          <w:szCs w:val="20"/>
+          <w:rtl w:val="0"/>
+        </w:rPr>
+        <w:t xml:space="preserve">navigateToUrl</w:t>
+      </w:r>
+      <w:r>
+        <w:rPr>
+          <w:rFonts w:ascii="Consolas" w:cs="Consolas" w:eastAsia="Consolas" w:hAnsi="Consolas"/>
+          <w:color w:val="f9faf4"/>
+          <w:sz w:val="20"/>
+          <w:szCs w:val="20"/>
+          <w:rtl w:val="0"/>
+        </w:rPr>
+        <w:t xml:space="preserve">(</w:t>
+      </w:r>
+      <w:r>
+        <w:rPr>
+          <w:rFonts w:ascii="Consolas" w:cs="Consolas" w:eastAsia="Consolas" w:hAnsi="Consolas"/>
+          <w:color w:val="17c6a3"/>
+          <w:sz w:val="20"/>
+          <w:szCs w:val="20"/>
+          <w:rtl w:val="0"/>
+        </w:rPr>
+        <w:t xml:space="preserve">'http://localhost:3000/'</w:t>
+      </w:r>
+      <w:r>
+        <w:rPr>
+          <w:rFonts w:ascii="Consolas" w:cs="Consolas" w:eastAsia="Consolas" w:hAnsi="Consolas"/>
+          <w:color w:val="f9faf4"/>
+          <w:sz w:val="20"/>
+          <w:szCs w:val="20"/>
+          <w:rtl w:val="0"/>
+        </w:rPr>
+        <w:t xml:space="preserve">)</w:t>
+      </w:r>
+    </w:p>
+    <w:p>
+      <w:pPr>
+        <w:shd w:fill="1e1f22" w:val="clear"/>
+        <w:spacing w:after="0" w:lineRule="auto"/>
+        <w:rPr>
+          <w:rFonts w:ascii="Consolas" w:cs="Consolas" w:eastAsia="Consolas" w:hAnsi="Consolas"/>
+          <w:color w:val="f9faf4"/>
+          <w:sz w:val="20"/>
+          <w:szCs w:val="20"/>
+        </w:rPr>
+      </w:pPr>
+      <w:r>
+        <w:rPr>
+          <w:rFonts w:ascii="Consolas" w:cs="Consolas" w:eastAsia="Consolas" w:hAnsi="Consolas"/>
+          <w:color w:val="1290c3"/>
+          <w:sz w:val="20"/>
+          <w:szCs w:val="20"/>
+          <w:rtl w:val="0"/>
+        </w:rPr>
+        <w:t xml:space="preserve">WebUI</w:t>
+      </w:r>
+      <w:r>
+        <w:rPr>
+          <w:rFonts w:ascii="Consolas" w:cs="Consolas" w:eastAsia="Consolas" w:hAnsi="Consolas"/>
+          <w:color w:val="e6e6fa"/>
+          <w:sz w:val="20"/>
+          <w:szCs w:val="20"/>
+          <w:rtl w:val="0"/>
+        </w:rPr>
+        <w:t xml:space="preserve">.</w:t>
+      </w:r>
+      <w:r>
+        <w:rPr>
+          <w:rFonts w:ascii="Consolas" w:cs="Consolas" w:eastAsia="Consolas" w:hAnsi="Consolas"/>
+          <w:i w:val="1"/>
+          <w:iCs w:val="1"/>
+          <w:color w:val="96ec3f"/>
+          <w:sz w:val="20"/>
+          <w:szCs w:val="20"/>
+          <w:rtl w:val="0"/>
+        </w:rPr>
+        <w:t xml:space="preserve">click</w:t>
+      </w:r>
+      <w:r>
+        <w:rPr>
+          <w:rFonts w:ascii="Consolas" w:cs="Consolas" w:eastAsia="Consolas" w:hAnsi="Consolas"/>
+          <w:color w:val="f9faf4"/>
+          <w:sz w:val="20"/>
+          <w:szCs w:val="20"/>
+          <w:rtl w:val="0"/>
+        </w:rPr>
+        <w:t xml:space="preserve">(</w:t>
+      </w:r>
+      <w:r>
+        <w:rPr>
+          <w:rFonts w:ascii="Consolas" w:cs="Consolas" w:eastAsia="Consolas" w:hAnsi="Consolas"/>
+          <w:i w:val="1"/>
+          <w:iCs w:val="1"/>
+          <w:color w:val="96ec3f"/>
+          <w:sz w:val="20"/>
+          <w:szCs w:val="20"/>
+          <w:rtl w:val="0"/>
+        </w:rPr>
+        <w:t xml:space="preserve">findTestObject</w:t>
+      </w:r>
+      <w:r>
+        <w:rPr>
+          <w:rFonts w:ascii="Consolas" w:cs="Consolas" w:eastAsia="Consolas" w:hAnsi="Consolas"/>
+          <w:color w:val="f9faf4"/>
+          <w:sz w:val="20"/>
+          <w:szCs w:val="20"/>
+          <w:rtl w:val="0"/>
+        </w:rPr>
+        <w:t xml:space="preserve">(</w:t>
+      </w:r>
+      <w:r>
+        <w:rPr>
+          <w:rFonts w:ascii="Consolas" w:cs="Consolas" w:eastAsia="Consolas" w:hAnsi="Consolas"/>
+          <w:color w:val="17c6a3"/>
+          <w:sz w:val="20"/>
+          <w:szCs w:val="20"/>
+          <w:rtl w:val="0"/>
+        </w:rPr>
+        <w:t xml:space="preserve">'Page_Melon  Hc cng AI cho tr/button_ng nhp'</w:t>
+      </w:r>
+      <w:r>
+        <w:rPr>
+          <w:rFonts w:ascii="Consolas" w:cs="Consolas" w:eastAsia="Consolas" w:hAnsi="Consolas"/>
+          <w:color w:val="f9faf4"/>
+          <w:sz w:val="20"/>
+          <w:szCs w:val="20"/>
+          <w:rtl w:val="0"/>
+        </w:rPr>
+        <w:t xml:space="preserve">))</w:t>
+      </w:r>
+    </w:p>
+    <w:p>
+      <w:pPr>
+        <w:shd w:fill="1e1f22" w:val="clear"/>
+        <w:spacing w:after="0" w:lineRule="auto"/>
+        <w:rPr>
+          <w:rFonts w:ascii="Consolas" w:cs="Consolas" w:eastAsia="Consolas" w:hAnsi="Consolas"/>
+          <w:color w:val="f9faf4"/>
+          <w:sz w:val="20"/>
+          <w:szCs w:val="20"/>
+        </w:rPr>
+      </w:pPr>
+      <w:r>
+        <w:rPr>
+          <w:rFonts w:ascii="Consolas" w:cs="Consolas" w:eastAsia="Consolas" w:hAnsi="Consolas"/>
+          <w:color w:val="1290c3"/>
+          <w:sz w:val="20"/>
+          <w:szCs w:val="20"/>
+          <w:rtl w:val="0"/>
+        </w:rPr>
+        <w:t xml:space="preserve">WebUI</w:t>
+      </w:r>
+      <w:r>
+        <w:rPr>
+          <w:rFonts w:ascii="Consolas" w:cs="Consolas" w:eastAsia="Consolas" w:hAnsi="Consolas"/>
+          <w:color w:val="e6e6fa"/>
+          <w:sz w:val="20"/>
+          <w:szCs w:val="20"/>
+          <w:rtl w:val="0"/>
+        </w:rPr>
+        <w:t xml:space="preserve">.</w:t>
+      </w:r>
+      <w:r>
+        <w:rPr>
+          <w:rFonts w:ascii="Consolas" w:cs="Consolas" w:eastAsia="Consolas" w:hAnsi="Consolas"/>
+          <w:i w:val="1"/>
+          <w:iCs w:val="1"/>
+          <w:color w:val="96ec3f"/>
+          <w:sz w:val="20"/>
+          <w:szCs w:val="20"/>
+          <w:rtl w:val="0"/>
+        </w:rPr>
+        <w:t xml:space="preserve">click</w:t>
+      </w:r>
+      <w:r>
+        <w:rPr>
+          <w:rFonts w:ascii="Consolas" w:cs="Consolas" w:eastAsia="Consolas" w:hAnsi="Consolas"/>
+          <w:color w:val="f9faf4"/>
+          <w:sz w:val="20"/>
+          <w:szCs w:val="20"/>
+          <w:rtl w:val="0"/>
+        </w:rPr>
+        <w:t xml:space="preserve">(</w:t>
+      </w:r>
+      <w:r>
+        <w:rPr>
+          <w:rFonts w:ascii="Consolas" w:cs="Consolas" w:eastAsia="Consolas" w:hAnsi="Consolas"/>
+          <w:i w:val="1"/>
+          <w:iCs w:val="1"/>
+          <w:color w:val="96ec3f"/>
+          <w:sz w:val="20"/>
+          <w:szCs w:val="20"/>
+          <w:rtl w:val="0"/>
+        </w:rPr>
+        <w:t xml:space="preserve">findTestObject</w:t>
+      </w:r>
+      <w:r>
+        <w:rPr>
+          <w:rFonts w:ascii="Consolas" w:cs="Consolas" w:eastAsia="Consolas" w:hAnsi="Consolas"/>
+          <w:color w:val="f9faf4"/>
+          <w:sz w:val="20"/>
+          <w:szCs w:val="20"/>
+          <w:rtl w:val="0"/>
+        </w:rPr>
+        <w:t xml:space="preserve">(</w:t>
+      </w:r>
+      <w:r>
+        <w:rPr>
+          <w:rFonts w:ascii="Consolas" w:cs="Consolas" w:eastAsia="Consolas" w:hAnsi="Consolas"/>
+          <w:color w:val="17c6a3"/>
+          <w:sz w:val="20"/>
+          <w:szCs w:val="20"/>
+          <w:rtl w:val="0"/>
+        </w:rPr>
+        <w:t xml:space="preserve">'Page_Melon  Hc cng AI cho tr/button_Hc sinh'</w:t>
+      </w:r>
+      <w:r>
+        <w:rPr>
+          <w:rFonts w:ascii="Consolas" w:cs="Consolas" w:eastAsia="Consolas" w:hAnsi="Consolas"/>
+          <w:color w:val="f9faf4"/>
+          <w:sz w:val="20"/>
+          <w:szCs w:val="20"/>
+          <w:rtl w:val="0"/>
+        </w:rPr>
+        <w:t xml:space="preserve">))</w:t>
+      </w:r>
+    </w:p>
+    <w:p>
+      <w:pPr>
+        <w:shd w:fill="1e1f22" w:val="clear"/>
+        <w:spacing w:after="0" w:lineRule="auto"/>
+        <w:rPr>
+          <w:rFonts w:ascii="Consolas" w:cs="Consolas" w:eastAsia="Consolas" w:hAnsi="Consolas"/>
+          <w:color w:val="f9faf4"/>
+          <w:sz w:val="20"/>
+          <w:szCs w:val="20"/>
+        </w:rPr>
+      </w:pPr>
+      <w:r>
+        <w:rPr>
+          <w:rFonts w:ascii="Consolas" w:cs="Consolas" w:eastAsia="Consolas" w:hAnsi="Consolas"/>
+          <w:color w:val="1290c3"/>
+          <w:sz w:val="20"/>
+          <w:szCs w:val="20"/>
+          <w:rtl w:val="0"/>
+        </w:rPr>
+        <w:t xml:space="preserve">WebUI</w:t>
+      </w:r>
+      <w:r>
+        <w:rPr>
+          <w:rFonts w:ascii="Consolas" w:cs="Consolas" w:eastAsia="Consolas" w:hAnsi="Consolas"/>
+          <w:color w:val="e6e6fa"/>
+          <w:sz w:val="20"/>
+          <w:szCs w:val="20"/>
+          <w:rtl w:val="0"/>
+        </w:rPr>
+        <w:t xml:space="preserve">.</w:t>
+      </w:r>
+      <w:r>
+        <w:rPr>
+          <w:rFonts w:ascii="Consolas" w:cs="Consolas" w:eastAsia="Consolas" w:hAnsi="Consolas"/>
+          <w:i w:val="1"/>
+          <w:iCs w:val="1"/>
+          <w:color w:val="96ec3f"/>
+          <w:sz w:val="20"/>
+          <w:szCs w:val="20"/>
+          <w:rtl w:val="0"/>
+        </w:rPr>
+        <w:t xml:space="preserve">setText</w:t>
+      </w:r>
+      <w:r>
+        <w:rPr>
+          <w:rFonts w:ascii="Consolas" w:cs="Consolas" w:eastAsia="Consolas" w:hAnsi="Consolas"/>
+          <w:color w:val="f9faf4"/>
+          <w:sz w:val="20"/>
+          <w:szCs w:val="20"/>
+          <w:rtl w:val="0"/>
+        </w:rPr>
+        <w:t xml:space="preserve">(</w:t>
+      </w:r>
+      <w:r>
+        <w:rPr>
+          <w:rFonts w:ascii="Consolas" w:cs="Consolas" w:eastAsia="Consolas" w:hAnsi="Consolas"/>
+          <w:i w:val="1"/>
+          <w:iCs w:val="1"/>
+          <w:color w:val="96ec3f"/>
+          <w:sz w:val="20"/>
+          <w:szCs w:val="20"/>
+          <w:rtl w:val="0"/>
+        </w:rPr>
+        <w:t xml:space="preserve">findTestObject</w:t>
+      </w:r>
+      <w:r>
+        <w:rPr>
+          <w:rFonts w:ascii="Consolas" w:cs="Consolas" w:eastAsia="Consolas" w:hAnsi="Consolas"/>
+          <w:color w:val="f9faf4"/>
+          <w:sz w:val="20"/>
+          <w:szCs w:val="20"/>
+          <w:rtl w:val="0"/>
+        </w:rPr>
+        <w:t xml:space="preserve">(</w:t>
+      </w:r>
+      <w:r>
+        <w:rPr>
+          <w:rFonts w:ascii="Consolas" w:cs="Consolas" w:eastAsia="Consolas" w:hAnsi="Consolas"/>
+          <w:color w:val="17c6a3"/>
+          <w:sz w:val="20"/>
+          <w:szCs w:val="20"/>
+          <w:rtl w:val="0"/>
+        </w:rPr>
+        <w:t xml:space="preserve">'Page_Melon  Hc cng AI cho tr/input_melon_hero'</w:t>
+      </w:r>
+      <w:r>
+        <w:rPr>
+          <w:rFonts w:ascii="Consolas" w:cs="Consolas" w:eastAsia="Consolas" w:hAnsi="Consolas"/>
+          <w:color w:val="f9faf4"/>
+          <w:sz w:val="20"/>
+          <w:szCs w:val="20"/>
+          <w:rtl w:val="0"/>
+        </w:rPr>
+        <w:t xml:space="preserve">)</w:t>
+      </w:r>
+      <w:r>
+        <w:rPr>
+          <w:rFonts w:ascii="Consolas" w:cs="Consolas" w:eastAsia="Consolas" w:hAnsi="Consolas"/>
+          <w:color w:val="e6e6fa"/>
+          <w:sz w:val="20"/>
+          <w:szCs w:val="20"/>
+          <w:rtl w:val="0"/>
+        </w:rPr>
+        <w:t xml:space="preserve">,</w:t>
+      </w:r>
+      <w:r>
+        <w:rPr>
+          <w:rFonts w:ascii="Consolas" w:cs="Consolas" w:eastAsia="Consolas" w:hAnsi="Consolas"/>
+          <w:color w:val="cccccc"/>
+          <w:sz w:val="20"/>
+          <w:szCs w:val="20"/>
+          <w:rtl w:val="0"/>
+        </w:rPr>
+        <w:t xml:space="preserve"> </w:t>
+      </w:r>
+      <w:r>
+        <w:rPr>
+          <w:rFonts w:ascii="Consolas" w:cs="Consolas" w:eastAsia="Consolas" w:hAnsi="Consolas"/>
+          <w:color w:val="17c6a3"/>
+          <w:sz w:val="20"/>
+          <w:szCs w:val="20"/>
+          <w:rtl w:val="0"/>
+        </w:rPr>
+        <w:t xml:space="preserve">'con2'</w:t>
+      </w:r>
+      <w:r>
+        <w:rPr>
+          <w:rFonts w:ascii="Consolas" w:cs="Consolas" w:eastAsia="Consolas" w:hAnsi="Consolas"/>
+          <w:color w:val="f9faf4"/>
+          <w:sz w:val="20"/>
+          <w:szCs w:val="20"/>
+          <w:rtl w:val="0"/>
+        </w:rPr>
+        <w:t xml:space="preserve">)</w:t>
+      </w:r>
+    </w:p>
+    <w:p>
+      <w:pPr>
+        <w:shd w:fill="1e1f22" w:val="clear"/>
+        <w:spacing w:after="0" w:lineRule="auto"/>
+        <w:rPr>
+          <w:rFonts w:ascii="Consolas" w:cs="Consolas" w:eastAsia="Consolas" w:hAnsi="Consolas"/>
+          <w:color w:val="f9faf4"/>
+          <w:sz w:val="20"/>
+          <w:szCs w:val="20"/>
+        </w:rPr>
+      </w:pPr>
+      <w:r>
+        <w:rPr>
+          <w:rFonts w:ascii="Consolas" w:cs="Consolas" w:eastAsia="Consolas" w:hAnsi="Consolas"/>
+          <w:color w:val="1290c3"/>
+          <w:sz w:val="20"/>
+          <w:szCs w:val="20"/>
+          <w:rtl w:val="0"/>
+        </w:rPr>
+        <w:t xml:space="preserve">WebUI</w:t>
+      </w:r>
+      <w:r>
+        <w:rPr>
+          <w:rFonts w:ascii="Consolas" w:cs="Consolas" w:eastAsia="Consolas" w:hAnsi="Consolas"/>
+          <w:color w:val="e6e6fa"/>
+          <w:sz w:val="20"/>
+          <w:szCs w:val="20"/>
+          <w:rtl w:val="0"/>
+        </w:rPr>
+        <w:t xml:space="preserve">.</w:t>
+      </w:r>
+      <w:r>
+        <w:rPr>
+          <w:rFonts w:ascii="Consolas" w:cs="Consolas" w:eastAsia="Consolas" w:hAnsi="Consolas"/>
+          <w:i w:val="1"/>
+          <w:iCs w:val="1"/>
+          <w:color w:val="96ec3f"/>
+          <w:sz w:val="20"/>
+          <w:szCs w:val="20"/>
+          <w:rtl w:val="0"/>
+        </w:rPr>
+        <w:t xml:space="preserve">setEncryptedText</w:t>
+      </w:r>
+      <w:r>
+        <w:rPr>
+          <w:rFonts w:ascii="Consolas" w:cs="Consolas" w:eastAsia="Consolas" w:hAnsi="Consolas"/>
+          <w:color w:val="f9faf4"/>
+          <w:sz w:val="20"/>
+          <w:szCs w:val="20"/>
+          <w:rtl w:val="0"/>
+        </w:rPr>
+        <w:t xml:space="preserve">(</w:t>
+      </w:r>
+      <w:r>
+        <w:rPr>
+          <w:rFonts w:ascii="Consolas" w:cs="Consolas" w:eastAsia="Consolas" w:hAnsi="Consolas"/>
+          <w:i w:val="1"/>
+          <w:iCs w:val="1"/>
+          <w:color w:val="96ec3f"/>
+          <w:sz w:val="20"/>
+          <w:szCs w:val="20"/>
+          <w:rtl w:val="0"/>
+        </w:rPr>
+        <w:t xml:space="preserve">findTestObject</w:t>
+      </w:r>
+      <w:r>
+        <w:rPr>
+          <w:rFonts w:ascii="Consolas" w:cs="Consolas" w:eastAsia="Consolas" w:hAnsi="Consolas"/>
+          <w:color w:val="f9faf4"/>
+          <w:sz w:val="20"/>
+          <w:szCs w:val="20"/>
+          <w:rtl w:val="0"/>
+        </w:rPr>
+        <w:t xml:space="preserve">(</w:t>
+      </w:r>
+      <w:r>
+        <w:rPr>
+          <w:rFonts w:ascii="Consolas" w:cs="Consolas" w:eastAsia="Consolas" w:hAnsi="Consolas"/>
+          <w:color w:val="17c6a3"/>
+          <w:sz w:val="20"/>
+          <w:szCs w:val="20"/>
+          <w:rtl w:val="0"/>
+        </w:rPr>
+        <w:t xml:space="preserve">'Page_Melon  Hc cng AI cho tr/input_'</w:t>
+      </w:r>
+      <w:r>
+        <w:rPr>
+          <w:rFonts w:ascii="Consolas" w:cs="Consolas" w:eastAsia="Consolas" w:hAnsi="Consolas"/>
+          <w:color w:val="f9faf4"/>
+          <w:sz w:val="20"/>
+          <w:szCs w:val="20"/>
+          <w:rtl w:val="0"/>
+        </w:rPr>
+        <w:t xml:space="preserve">)</w:t>
+      </w:r>
+      <w:r>
+        <w:rPr>
+          <w:rFonts w:ascii="Consolas" w:cs="Consolas" w:eastAsia="Consolas" w:hAnsi="Consolas"/>
+          <w:color w:val="e6e6fa"/>
+          <w:sz w:val="20"/>
+          <w:szCs w:val="20"/>
+          <w:rtl w:val="0"/>
+        </w:rPr>
+        <w:t xml:space="preserve">,</w:t>
+      </w:r>
+      <w:r>
+        <w:rPr>
+          <w:rFonts w:ascii="Consolas" w:cs="Consolas" w:eastAsia="Consolas" w:hAnsi="Consolas"/>
+          <w:color w:val="cccccc"/>
+          <w:sz w:val="20"/>
+          <w:szCs w:val="20"/>
+          <w:rtl w:val="0"/>
+        </w:rPr>
+        <w:t xml:space="preserve"> </w:t>
+      </w:r>
+      <w:r>
+        <w:rPr>
+          <w:rFonts w:ascii="Consolas" w:cs="Consolas" w:eastAsia="Consolas" w:hAnsi="Consolas"/>
+          <w:color w:val="17c6a3"/>
+          <w:sz w:val="20"/>
+          <w:szCs w:val="20"/>
+          <w:rtl w:val="0"/>
+        </w:rPr>
+        <w:t xml:space="preserve">'CSt51UwWECc='</w:t>
+      </w:r>
+      <w:r>
+        <w:rPr>
+          <w:rFonts w:ascii="Consolas" w:cs="Consolas" w:eastAsia="Consolas" w:hAnsi="Consolas"/>
+          <w:color w:val="f9faf4"/>
+          <w:sz w:val="20"/>
+          <w:szCs w:val="20"/>
+          <w:rtl w:val="0"/>
+        </w:rPr>
+        <w:t xml:space="preserve">)</w:t>
+      </w:r>
+    </w:p>
+    <w:p>
+      <w:pPr>
+        <w:shd w:fill="1e1f22" w:val="clear"/>
+        <w:spacing w:after="0" w:lineRule="auto"/>
+        <w:rPr>
+          <w:rFonts w:ascii="Consolas" w:cs="Consolas" w:eastAsia="Consolas" w:hAnsi="Consolas"/>
+          <w:color w:val="f9faf4"/>
+          <w:sz w:val="20"/>
+          <w:szCs w:val="20"/>
+        </w:rPr>
+      </w:pPr>
+      <w:r>
+        <w:rPr>
+          <w:rFonts w:ascii="Consolas" w:cs="Consolas" w:eastAsia="Consolas" w:hAnsi="Consolas"/>
+          <w:color w:val="1290c3"/>
+          <w:sz w:val="20"/>
+          <w:szCs w:val="20"/>
+          <w:rtl w:val="0"/>
+        </w:rPr>
+        <w:t xml:space="preserve">WebUI</w:t>
+      </w:r>
+      <w:r>
+        <w:rPr>
+          <w:rFonts w:ascii="Consolas" w:cs="Consolas" w:eastAsia="Consolas" w:hAnsi="Consolas"/>
+          <w:color w:val="e6e6fa"/>
+          <w:sz w:val="20"/>
+          <w:szCs w:val="20"/>
+          <w:rtl w:val="0"/>
+        </w:rPr>
+        <w:t xml:space="preserve">.</w:t>
+      </w:r>
+      <w:r>
+        <w:rPr>
+          <w:rFonts w:ascii="Consolas" w:cs="Consolas" w:eastAsia="Consolas" w:hAnsi="Consolas"/>
+          <w:i w:val="1"/>
+          <w:iCs w:val="1"/>
+          <w:color w:val="96ec3f"/>
+          <w:sz w:val="20"/>
+          <w:szCs w:val="20"/>
+          <w:rtl w:val="0"/>
+        </w:rPr>
+        <w:t xml:space="preserve">click</w:t>
+      </w:r>
+      <w:r>
+        <w:rPr>
+          <w:rFonts w:ascii="Consolas" w:cs="Consolas" w:eastAsia="Consolas" w:hAnsi="Consolas"/>
+          <w:color w:val="f9faf4"/>
+          <w:sz w:val="20"/>
+          <w:szCs w:val="20"/>
+          <w:rtl w:val="0"/>
+        </w:rPr>
+        <w:t xml:space="preserve">(</w:t>
+      </w:r>
+      <w:r>
+        <w:rPr>
+          <w:rFonts w:ascii="Consolas" w:cs="Consolas" w:eastAsia="Consolas" w:hAnsi="Consolas"/>
+          <w:i w:val="1"/>
+          <w:iCs w:val="1"/>
+          <w:color w:val="96ec3f"/>
+          <w:sz w:val="20"/>
+          <w:szCs w:val="20"/>
+          <w:rtl w:val="0"/>
+        </w:rPr>
+        <w:t xml:space="preserve">findTestObject</w:t>
+      </w:r>
+      <w:r>
+        <w:rPr>
+          <w:rFonts w:ascii="Consolas" w:cs="Consolas" w:eastAsia="Consolas" w:hAnsi="Consolas"/>
+          <w:color w:val="f9faf4"/>
+          <w:sz w:val="20"/>
+          <w:szCs w:val="20"/>
+          <w:rtl w:val="0"/>
+        </w:rPr>
+        <w:t xml:space="preserve">(</w:t>
+      </w:r>
+      <w:r>
+        <w:rPr>
+          <w:rFonts w:ascii="Consolas" w:cs="Consolas" w:eastAsia="Consolas" w:hAnsi="Consolas"/>
+          <w:color w:val="17c6a3"/>
+          <w:sz w:val="20"/>
+          <w:szCs w:val="20"/>
+          <w:rtl w:val="0"/>
+        </w:rPr>
+        <w:t xml:space="preserve">'Page_Melon  Hc cng AI cho tr/button_ng nhp hc sinh'</w:t>
+      </w:r>
+      <w:r>
+        <w:rPr>
+          <w:rFonts w:ascii="Consolas" w:cs="Consolas" w:eastAsia="Consolas" w:hAnsi="Consolas"/>
+          <w:color w:val="f9faf4"/>
+          <w:sz w:val="20"/>
+          <w:szCs w:val="20"/>
+          <w:rtl w:val="0"/>
+        </w:rPr>
+        <w:t xml:space="preserve">))</w:t>
+      </w:r>
+    </w:p>
+    <w:p>
+      <w:pPr>
+        <w:shd w:fill="1e1f22" w:val="clear"/>
+        <w:spacing w:after="0" w:lineRule="auto"/>
+        <w:rPr>
+          <w:rFonts w:ascii="Consolas" w:cs="Consolas" w:eastAsia="Consolas" w:hAnsi="Consolas"/>
+          <w:color w:val="f9faf4"/>
+          <w:sz w:val="20"/>
+          <w:szCs w:val="20"/>
+        </w:rPr>
+      </w:pPr>
+      <w:r>
+        <w:rPr>
+          <w:rFonts w:ascii="Consolas" w:cs="Consolas" w:eastAsia="Consolas" w:hAnsi="Consolas"/>
+          <w:color w:val="1290c3"/>
+          <w:sz w:val="20"/>
+          <w:szCs w:val="20"/>
+          <w:rtl w:val="0"/>
+        </w:rPr>
+        <w:t xml:space="preserve">WebUI</w:t>
+      </w:r>
+      <w:r>
+        <w:rPr>
+          <w:rFonts w:ascii="Consolas" w:cs="Consolas" w:eastAsia="Consolas" w:hAnsi="Consolas"/>
+          <w:color w:val="e6e6fa"/>
+          <w:sz w:val="20"/>
+          <w:szCs w:val="20"/>
+          <w:rtl w:val="0"/>
+        </w:rPr>
+        <w:t xml:space="preserve">.</w:t>
+      </w:r>
+      <w:r>
+        <w:rPr>
+          <w:rFonts w:ascii="Consolas" w:cs="Consolas" w:eastAsia="Consolas" w:hAnsi="Consolas"/>
+          <w:i w:val="1"/>
+          <w:iCs w:val="1"/>
+          <w:color w:val="96ec3f"/>
+          <w:sz w:val="20"/>
+          <w:szCs w:val="20"/>
+          <w:rtl w:val="0"/>
+        </w:rPr>
+        <w:t xml:space="preserve">click</w:t>
+      </w:r>
+      <w:r>
+        <w:rPr>
+          <w:rFonts w:ascii="Consolas" w:cs="Consolas" w:eastAsia="Consolas" w:hAnsi="Consolas"/>
+          <w:color w:val="f9faf4"/>
+          <w:sz w:val="20"/>
+          <w:szCs w:val="20"/>
+          <w:rtl w:val="0"/>
+        </w:rPr>
+        <w:t xml:space="preserve">(</w:t>
+      </w:r>
+      <w:r>
+        <w:rPr>
+          <w:rFonts w:ascii="Consolas" w:cs="Consolas" w:eastAsia="Consolas" w:hAnsi="Consolas"/>
+          <w:i w:val="1"/>
+          <w:iCs w:val="1"/>
+          <w:color w:val="96ec3f"/>
+          <w:sz w:val="20"/>
+          <w:szCs w:val="20"/>
+          <w:rtl w:val="0"/>
+        </w:rPr>
+        <w:t xml:space="preserve">findTestObject</w:t>
+      </w:r>
+      <w:r>
+        <w:rPr>
+          <w:rFonts w:ascii="Consolas" w:cs="Consolas" w:eastAsia="Consolas" w:hAnsi="Consolas"/>
+          <w:color w:val="f9faf4"/>
+          <w:sz w:val="20"/>
+          <w:szCs w:val="20"/>
+          <w:rtl w:val="0"/>
+        </w:rPr>
+        <w:t xml:space="preserve">(</w:t>
+      </w:r>
+      <w:r>
+        <w:rPr>
+          <w:rFonts w:ascii="Consolas" w:cs="Consolas" w:eastAsia="Consolas" w:hAnsi="Consolas"/>
+          <w:color w:val="17c6a3"/>
+          <w:sz w:val="20"/>
+          <w:szCs w:val="20"/>
+          <w:rtl w:val="0"/>
+        </w:rPr>
+        <w:t xml:space="preserve">'Page_Melon  Hc cng AI cho tr/a_Luyn'</w:t>
+      </w:r>
+      <w:r>
+        <w:rPr>
+          <w:rFonts w:ascii="Consolas" w:cs="Consolas" w:eastAsia="Consolas" w:hAnsi="Consolas"/>
+          <w:color w:val="f9faf4"/>
+          <w:sz w:val="20"/>
+          <w:szCs w:val="20"/>
+          <w:rtl w:val="0"/>
+        </w:rPr>
+        <w:t xml:space="preserve">))</w:t>
+      </w:r>
+    </w:p>
+    <w:p>
+      <w:pPr>
+        <w:shd w:fill="1e1f22" w:val="clear"/>
+        <w:spacing w:after="0" w:lineRule="auto"/>
+        <w:rPr>
+          <w:rFonts w:ascii="Consolas" w:cs="Consolas" w:eastAsia="Consolas" w:hAnsi="Consolas"/>
+          <w:color w:val="f9faf4"/>
+          <w:sz w:val="20"/>
+          <w:szCs w:val="20"/>
+        </w:rPr>
+      </w:pPr>
+      <w:r>
+        <w:rPr>
+          <w:rFonts w:ascii="Consolas" w:cs="Consolas" w:eastAsia="Consolas" w:hAnsi="Consolas"/>
+          <w:color w:val="1290c3"/>
+          <w:sz w:val="20"/>
+          <w:szCs w:val="20"/>
+          <w:rtl w:val="0"/>
+        </w:rPr>
+        <w:t xml:space="preserve">WebUI</w:t>
+      </w:r>
+      <w:r>
+        <w:rPr>
+          <w:rFonts w:ascii="Consolas" w:cs="Consolas" w:eastAsia="Consolas" w:hAnsi="Consolas"/>
+          <w:color w:val="e6e6fa"/>
+          <w:sz w:val="20"/>
+          <w:szCs w:val="20"/>
+          <w:rtl w:val="0"/>
+        </w:rPr>
+        <w:t xml:space="preserve">.</w:t>
+      </w:r>
+      <w:r>
+        <w:rPr>
+          <w:rFonts w:ascii="Consolas" w:cs="Consolas" w:eastAsia="Consolas" w:hAnsi="Consolas"/>
+          <w:i w:val="1"/>
+          <w:iCs w:val="1"/>
+          <w:color w:val="96ec3f"/>
+          <w:sz w:val="20"/>
+          <w:szCs w:val="20"/>
+          <w:rtl w:val="0"/>
+        </w:rPr>
+        <w:t xml:space="preserve">click</w:t>
+      </w:r>
+      <w:r>
+        <w:rPr>
+          <w:rFonts w:ascii="Consolas" w:cs="Consolas" w:eastAsia="Consolas" w:hAnsi="Consolas"/>
+          <w:color w:val="f9faf4"/>
+          <w:sz w:val="20"/>
+          <w:szCs w:val="20"/>
+          <w:rtl w:val="0"/>
+        </w:rPr>
+        <w:t xml:space="preserve">(</w:t>
+      </w:r>
+      <w:r>
+        <w:rPr>
+          <w:rFonts w:ascii="Consolas" w:cs="Consolas" w:eastAsia="Consolas" w:hAnsi="Consolas"/>
+          <w:i w:val="1"/>
+          <w:iCs w:val="1"/>
+          <w:color w:val="96ec3f"/>
+          <w:sz w:val="20"/>
+          <w:szCs w:val="20"/>
+          <w:rtl w:val="0"/>
+        </w:rPr>
+        <w:t xml:space="preserve">findTestObject</w:t>
+      </w:r>
+      <w:r>
+        <w:rPr>
+          <w:rFonts w:ascii="Consolas" w:cs="Consolas" w:eastAsia="Consolas" w:hAnsi="Consolas"/>
+          <w:color w:val="f9faf4"/>
+          <w:sz w:val="20"/>
+          <w:szCs w:val="20"/>
+          <w:rtl w:val="0"/>
+        </w:rPr>
+        <w:t xml:space="preserve">(</w:t>
+      </w:r>
+      <w:r>
+        <w:rPr>
+          <w:rFonts w:ascii="Consolas" w:cs="Consolas" w:eastAsia="Consolas" w:hAnsi="Consolas"/>
+          <w:color w:val="17c6a3"/>
+          <w:sz w:val="20"/>
+          <w:szCs w:val="20"/>
+          <w:rtl w:val="0"/>
+        </w:rPr>
+        <w:t xml:space="preserve">'Page_Melon  Hc cng AI cho tr/span_Ti tp ln'</w:t>
+      </w:r>
+      <w:r>
+        <w:rPr>
+          <w:rFonts w:ascii="Consolas" w:cs="Consolas" w:eastAsia="Consolas" w:hAnsi="Consolas"/>
+          <w:color w:val="f9faf4"/>
+          <w:sz w:val="20"/>
+          <w:szCs w:val="20"/>
+          <w:rtl w:val="0"/>
+        </w:rPr>
+        <w:t xml:space="preserve">))</w:t>
+      </w:r>
+    </w:p>
+    <w:p>
+      <w:pPr>
         <w:keepNext w:val="0"/>
         <w:keepLines w:val="0"/>
         <w:pageBreakBefore w:val="0"/>
@@ -8966,22 +15973,68 @@
         <w:spacing w:after="200" w:before="0" w:line="240" w:lineRule="auto"/>
         <w:ind w:left="0" w:right="0" w:firstLine="0"/>
         <w:jc w:val="left"/>
-        <w:rPr>
-          <w:rFonts w:ascii="Aptos" w:cs="Aptos" w:eastAsia="Aptos" w:hAnsi="Aptos"/>
-          <w:b w:val="0"/>
-          <w:bCs w:val="0"/>
-          <w:i w:val="0"/>
-          <w:iCs w:val="0"/>
-          <w:smallCaps w:val="0"/>
-          <w:strike w:val="0"/>
-          <w:color w:val="000000"/>
-          <w:sz w:val="24"/>
-          <w:szCs w:val="24"/>
-          <w:u w:val="none"/>
-          <w:shd w:fill="auto" w:val="clear"/>
-          <w:vertAlign w:val="baseline"/>
-        </w:rPr>
-      </w:pPr>
+        <w:rPr/>
+      </w:pPr>
+      <w:r>
+        <w:rPr>
+          <w:rtl w:val="0"/>
+        </w:rPr>
+      </w:r>
+    </w:p>
+    <w:p>
+      <w:pPr>
+        <w:keepNext w:val="0"/>
+        <w:keepLines w:val="0"/>
+        <w:pageBreakBefore w:val="0"/>
+        <w:widowControl w:val="1"/>
+        <w:pBdr>
+          <w:top w:space="0" w:sz="0" w:val="nil"/>
+          <w:left w:space="0" w:sz="0" w:val="nil"/>
+          <w:bottom w:space="0" w:sz="0" w:val="nil"/>
+          <w:right w:space="0" w:sz="0" w:val="nil"/>
+          <w:between w:space="0" w:sz="0" w:val="nil"/>
+        </w:pBdr>
+        <w:shd w:fill="auto" w:val="clear"/>
+        <w:spacing w:after="200" w:before="0" w:line="240" w:lineRule="auto"/>
+        <w:ind w:left="0" w:right="0" w:firstLine="0"/>
+        <w:jc w:val="left"/>
+        <w:rPr/>
+      </w:pPr>
+      <w:r>
+        <w:rPr/>
+        <w:drawing>
+          <wp:inline distB="114300" distT="114300" distL="114300" distR="114300">
+            <wp:extent cx="5943600" cy="3149600"/>
+            <wp:effectExtent b="0" l="0" r="0" t="0"/>
+            <wp:docPr id="4" name="image4.png"/>
+            <a:graphic>
+              <a:graphicData uri="http://schemas.openxmlformats.org/drawingml/2006/picture">
+                <pic:pic>
+                  <pic:nvPicPr>
+                    <pic:cNvPr id="0" name="image4.png"/>
+                    <pic:cNvPicPr preferRelativeResize="0"/>
+                  </pic:nvPicPr>
+                  <pic:blipFill>
+                    <a:blip r:embed="rId10"/>
+                    <a:srcRect b="0" l="0" r="0" t="0"/>
+                    <a:stretch>
+                      <a:fillRect/>
+                    </a:stretch>
+                  </pic:blipFill>
+                  <pic:spPr>
+                    <a:xfrm>
+                      <a:off x="0" y="0"/>
+                      <a:ext cx="5943600" cy="3149600"/>
+                    </a:xfrm>
+                    <a:prstGeom prst="rect"/>
+                    <a:ln/>
+                  </pic:spPr>
+                </pic:pic>
+              </a:graphicData>
+            </a:graphic>
+          </wp:inline>
+        </w:drawing>
+      </w:r>
       <w:r>
         <w:rPr>
           <w:rtl w:val="0"/>
